--- a/data/output.docx
+++ b/data/output.docx
@@ -2,617 +2,17 @@
 <file path=word/document.xml><?xml version="1.0" encoding="utf-8"?>
 <w:document xmlns:wpc="http://schemas.microsoft.com/office/word/2010/wordprocessingCanvas" xmlns:mo="http://schemas.microsoft.com/office/mac/office/2008/main" xmlns:mc="http://schemas.openxmlformats.org/markup-compatibility/2006" xmlns:mv="urn:schemas-microsoft-com:mac:vml" xmlns:o="urn:schemas-microsoft-com:office:office" xmlns:r="http://schemas.openxmlformats.org/officeDocument/2006/relationships" xmlns:m="http://schemas.openxmlformats.org/officeDocument/2006/math" xmlns:v="urn:schemas-microsoft-com:vml" xmlns:wp14="http://schemas.microsoft.com/office/word/2010/wordprocessingDrawing" xmlns:wp="http://schemas.openxmlformats.org/drawingml/2006/wordprocessingDrawing" xmlns:w10="urn:schemas-microsoft-com:office:word" xmlns:w="http://schemas.openxmlformats.org/wordprocessingml/2006/main" xmlns:w14="http://schemas.microsoft.com/office/word/2010/wordml" xmlns:wpg="http://schemas.microsoft.com/office/word/2010/wordprocessingGroup" xmlns:wpi="http://schemas.microsoft.com/office/word/2010/wordprocessingInk" xmlns:wne="http://schemas.microsoft.com/office/word/2006/wordml" xmlns:wps="http://schemas.microsoft.com/office/word/2010/wordprocessingShape" mc:Ignorable="w14 wp14">
   <w:body>
-    <w:p/>
     <w:p>
       <w:pPr>
         <w:spacing w:before="480" w:after="240"/>
         <w:jc w:val="center"/>
-        <w:rPr>
-          <w:rFonts w:hint="eastAsia" w:ascii="幼圆" w:hAnsi="幼圆" w:eastAsia="幼圆" w:cs="幼圆"/>
-        </w:rPr>
-        <w:outlineLvl w:val="9"/>
       </w:pPr>
       <w:r>
         <w:rPr>
           <w:rFonts w:hint="eastAsia" w:ascii="幼圆" w:hAnsi="幼圆" w:eastAsia="幼圆" w:cs="幼圆"/>
-        </w:rPr>
-        <w:t>摘  要</w:t>
-      </w:r>
-    </w:p>
-    <w:p>
-      <w:pPr>
-        <w:spacing w:line="360" w:lineRule="auto"/>
-        <w:ind w:firstLine="480"/>
-      </w:pPr>
-      <w:r>
-        <w:rPr>
-          <w:sz w:val="24"/>
-          <w:szCs w:val="24"/>
-        </w:rPr>
-        <w:t>本测试文档验证了 v6 引擎的核心设计原则：所有输出格式完全来自模板 [[块标记]]，JSON 只存储纯数据。</w:t>
-      </w:r>
-    </w:p>
-    <w:p>
-      <w:pPr>
-        <w:spacing w:line="360" w:lineRule="auto"/>
-        <w:ind w:firstLine="480"/>
-      </w:pPr>
-      <w:r>
-        <w:rPr>
-          <w:sz w:val="24"/>
-          <w:szCs w:val="24"/>
-        </w:rPr>
-        <w:t>涵盖内容：一/二/三级标题、正文、表格（含 caption）、公式（OMML 直通）、图片（base64/path）、摘要/结论/致谢等章节块、目录、引用上标、分节页脚。</w:t>
-      </w:r>
-    </w:p>
-    <w:p>
-      <w:pPr>
-        <w:spacing w:line="360" w:lineRule="auto"/>
-        <w:ind w:firstLine="480"/>
-      </w:pPr>
-      <w:r>
-        <w:rPr>
-          <w:sz w:val="24"/>
-          <w:szCs w:val="24"/>
-        </w:rPr>
-        <w:t>关键词：模板驱动；格式分离；Word 排版</w:t>
-      </w:r>
-    </w:p>
-    <w:p/>
-    <w:p>
-      <w:pPr>
-        <w:spacing w:before="480" w:after="240"/>
-        <w:jc w:val="center"/>
-        <w:rPr>
-          <w:rFonts w:hint="eastAsia" w:ascii="幼圆" w:hAnsi="幼圆" w:eastAsia="幼圆" w:cs="幼圆"/>
-        </w:rPr>
-        <w:outlineLvl w:val="9"/>
-      </w:pPr>
-      <w:r>
-        <w:rPr>
-          <w:rFonts w:hint="eastAsia" w:ascii="幼圆" w:hAnsi="幼圆" w:eastAsia="幼圆" w:cs="幼圆"/>
-        </w:rPr>
-        <w:t>Abstract</w:t>
-      </w:r>
-    </w:p>
-    <w:p>
-      <w:pPr>
-        <w:spacing w:line="360" w:lineRule="auto"/>
-        <w:ind w:firstLine="480"/>
-      </w:pPr>
-      <w:r>
-        <w:rPr>
-          <w:sz w:val="24"/>
-          <w:szCs w:val="24"/>
-        </w:rPr>
-        <w:t>This test document validates the core design principle of the v6 engine: all output formatting comes exclusively from template [[block tags]], and the JSON only stores pure data.</w:t>
-      </w:r>
-    </w:p>
-    <w:p>
-      <w:pPr>
-        <w:spacing w:line="360" w:lineRule="auto"/>
-        <w:ind w:firstLine="480"/>
-      </w:pPr>
-      <w:r>
-        <w:rPr>
-          <w:sz w:val="24"/>
-          <w:szCs w:val="24"/>
-        </w:rPr>
-        <w:t>Coverage: headings at three levels, body text, tables with captions, formulas (OMML pass-through), images (base64/path), section blocks (abstract/conclusion/acknowledgement), table of contents, citation superscripts, and paginated footers.</w:t>
-      </w:r>
-    </w:p>
-    <w:p>
-      <w:pPr>
-        <w:spacing w:line="360" w:lineRule="auto"/>
-        <w:ind w:firstLine="480"/>
-      </w:pPr>
-      <w:r>
-        <w:rPr>
-          <w:sz w:val="24"/>
-          <w:szCs w:val="24"/>
-        </w:rPr>
-        <w:t>Keywords: template-driven; format separation; Word typesetting</w:t>
-      </w:r>
-    </w:p>
-    <w:p>
-      <w:pPr>
-        <w:spacing w:before="480" w:after="240"/>
-        <w:jc w:val="center"/>
-        <w:rPr>
-          <w:rFonts w:hint="eastAsia" w:ascii="幼圆" w:hAnsi="幼圆" w:eastAsia="幼圆" w:cs="幼圆"/>
-        </w:rPr>
-        <w:outlineLvl w:val="9"/>
-      </w:pPr>
-      <w:r>
-        <w:rPr>
-          <w:rFonts w:hint="eastAsia" w:ascii="幼圆" w:hAnsi="幼圆" w:eastAsia="幼圆" w:cs="幼圆"/>
-        </w:rPr>
-        <w:t>目  录</w:t>
-      </w:r>
-    </w:p>
-    <w:p>
-      <w:pPr>
-        <w:tabs>
-          <w:tab w:val="right" w:leader="dot" w:pos="8800"/>
-        </w:tabs>
-      </w:pPr>
-      <w:r>
-        <w:rPr>
           <w:b/>
-          <w:sz w:val="24"/>
-          <w:szCs w:val="24"/>
-        </w:rPr>
-        <w:t>摘  要</w:t>
-      </w:r>
-      <w:r>
-        <w:tab/>
-      </w:r>
-      <w:r>
-        <w:rPr>
-          <w:b/>
-          <w:sz w:val="24"/>
-          <w:szCs w:val="24"/>
-        </w:rPr>
-        <w:t>i</w:t>
-      </w:r>
-    </w:p>
-    <w:p>
-      <w:pPr>
-        <w:tabs>
-          <w:tab w:val="right" w:leader="dot" w:pos="8800"/>
-        </w:tabs>
-      </w:pPr>
-      <w:r>
-        <w:rPr>
-          <w:b/>
-          <w:sz w:val="24"/>
-          <w:szCs w:val="24"/>
-        </w:rPr>
-        <w:t>Abstract</w:t>
-      </w:r>
-      <w:r>
-        <w:tab/>
-      </w:r>
-      <w:r>
-        <w:rPr>
-          <w:b/>
-          <w:sz w:val="24"/>
-          <w:szCs w:val="24"/>
-        </w:rPr>
-        <w:t>ii</w:t>
-      </w:r>
-    </w:p>
-    <w:p>
-      <w:pPr>
-        <w:tabs>
-          <w:tab w:val="right" w:leader="dot" w:pos="8800"/>
-        </w:tabs>
-      </w:pPr>
-      <w:r>
-        <w:rPr>
-          <w:b/>
-          <w:sz w:val="24"/>
-          <w:szCs w:val="24"/>
-        </w:rPr>
-        <w:t>目  录</w:t>
-      </w:r>
-      <w:r>
-        <w:tab/>
-      </w:r>
-      <w:r>
-        <w:rPr>
-          <w:b/>
-          <w:sz w:val="24"/>
-          <w:szCs w:val="24"/>
-        </w:rPr>
-        <w:t>iii</w:t>
-      </w:r>
-    </w:p>
-    <w:p>
-      <w:pPr>
-        <w:tabs>
-          <w:tab w:val="right" w:leader="dot" w:pos="8800"/>
-        </w:tabs>
-      </w:pPr>
-      <w:r>
-        <w:rPr>
-          <w:b/>
-          <w:sz w:val="24"/>
-          <w:szCs w:val="24"/>
-        </w:rPr>
-        <w:t>第一章  引言</w:t>
-      </w:r>
-      <w:r>
-        <w:tab/>
-      </w:r>
-      <w:r>
-        <w:rPr>
-          <w:b/>
-          <w:sz w:val="24"/>
-          <w:szCs w:val="24"/>
-        </w:rPr>
-        <w:t>1</w:t>
-      </w:r>
-    </w:p>
-    <w:p>
-      <w:pPr>
-        <w:tabs>
-          <w:tab w:val="right" w:leader="dot" w:pos="8800"/>
-        </w:tabs>
-        <w:ind w:left="420"/>
-      </w:pPr>
-      <w:r>
-        <w:rPr>
-          <w:sz w:val="24"/>
-          <w:szCs w:val="24"/>
-        </w:rPr>
-        <w:t>1.1  研究背景</w:t>
-      </w:r>
-      <w:r>
-        <w:tab/>
-      </w:r>
-      <w:r>
-        <w:rPr>
-          <w:sz w:val="24"/>
-          <w:szCs w:val="24"/>
-        </w:rPr>
-        <w:t>1</w:t>
-      </w:r>
-    </w:p>
-    <w:p>
-      <w:pPr>
-        <w:tabs>
-          <w:tab w:val="right" w:leader="dot" w:pos="8800"/>
-        </w:tabs>
-        <w:ind w:left="420"/>
-      </w:pPr>
-      <w:r>
-        <w:rPr>
-          <w:sz w:val="24"/>
-          <w:szCs w:val="24"/>
-        </w:rPr>
-        <w:t>1.2  本文贡献</w:t>
-      </w:r>
-      <w:r>
-        <w:tab/>
-      </w:r>
-      <w:r>
-        <w:rPr>
-          <w:sz w:val="24"/>
-          <w:szCs w:val="24"/>
-        </w:rPr>
-        <w:t>3</w:t>
-      </w:r>
-    </w:p>
-    <w:p>
-      <w:pPr>
-        <w:tabs>
-          <w:tab w:val="right" w:leader="dot" w:pos="8800"/>
-        </w:tabs>
-      </w:pPr>
-      <w:r>
-        <w:rPr>
-          <w:b/>
-          <w:sz w:val="24"/>
-          <w:szCs w:val="24"/>
-        </w:rPr>
-        <w:t>第二章  标题与正文</w:t>
-      </w:r>
-      <w:r>
-        <w:tab/>
-      </w:r>
-      <w:r>
-        <w:rPr>
-          <w:b/>
-          <w:sz w:val="24"/>
-          <w:szCs w:val="24"/>
-        </w:rPr>
-        <w:t>5</w:t>
-      </w:r>
-    </w:p>
-    <w:p>
-      <w:pPr>
-        <w:tabs>
-          <w:tab w:val="right" w:leader="dot" w:pos="8800"/>
-        </w:tabs>
-        <w:ind w:left="420"/>
-      </w:pPr>
-      <w:r>
-        <w:rPr>
-          <w:sz w:val="24"/>
-          <w:szCs w:val="24"/>
-        </w:rPr>
-        <w:t>2.1  三级标题测试</w:t>
-      </w:r>
-      <w:r>
-        <w:tab/>
-      </w:r>
-      <w:r>
-        <w:rPr>
-          <w:sz w:val="24"/>
-          <w:szCs w:val="24"/>
-        </w:rPr>
-        <w:t>5</w:t>
-      </w:r>
-    </w:p>
-    <w:p>
-      <w:pPr>
-        <w:tabs>
-          <w:tab w:val="right" w:leader="dot" w:pos="8800"/>
-        </w:tabs>
-        <w:ind w:left="840"/>
-      </w:pPr>
-      <w:r>
-        <w:rPr>
-          <w:sz w:val="21"/>
-          <w:szCs w:val="21"/>
-        </w:rPr>
-        <w:t>2.1.1  三级A（进目录）</w:t>
-      </w:r>
-      <w:r>
-        <w:tab/>
-      </w:r>
-      <w:r>
-        <w:rPr>
-          <w:sz w:val="21"/>
-          <w:szCs w:val="21"/>
-        </w:rPr>
-        <w:t>5</w:t>
-      </w:r>
-    </w:p>
-    <w:p>
-      <w:pPr>
-        <w:tabs>
-          <w:tab w:val="right" w:leader="dot" w:pos="8800"/>
-        </w:tabs>
-        <w:ind w:left="840"/>
-      </w:pPr>
-      <w:r>
-        <w:rPr>
-          <w:sz w:val="21"/>
-          <w:szCs w:val="21"/>
-        </w:rPr>
-        <w:t>2.1.2  三级B（排除）</w:t>
-      </w:r>
-      <w:r>
-        <w:tab/>
-      </w:r>
-      <w:r>
-        <w:rPr>
-          <w:sz w:val="21"/>
-          <w:szCs w:val="21"/>
-        </w:rPr>
-        <w:t>6</w:t>
-      </w:r>
-    </w:p>
-    <w:p>
-      <w:pPr>
-        <w:tabs>
-          <w:tab w:val="right" w:leader="dot" w:pos="8800"/>
-        </w:tabs>
-        <w:ind w:left="420"/>
-      </w:pPr>
-      <w:r>
-        <w:rPr>
-          <w:sz w:val="24"/>
-          <w:szCs w:val="24"/>
-        </w:rPr>
-        <w:t>2.2  正文多段测试</w:t>
-      </w:r>
-      <w:r>
-        <w:tab/>
-      </w:r>
-      <w:r>
-        <w:rPr>
-          <w:sz w:val="24"/>
-          <w:szCs w:val="24"/>
-        </w:rPr>
-        <w:t>6</w:t>
-      </w:r>
-    </w:p>
-    <w:p>
-      <w:pPr>
-        <w:tabs>
-          <w:tab w:val="right" w:leader="dot" w:pos="8800"/>
-        </w:tabs>
-      </w:pPr>
-      <w:r>
-        <w:rPr>
-          <w:b/>
-          <w:sz w:val="24"/>
-          <w:szCs w:val="24"/>
-        </w:rPr>
-        <w:t>第三章  表格测试</w:t>
-      </w:r>
-      <w:r>
-        <w:tab/>
-      </w:r>
-      <w:r>
-        <w:rPr>
-          <w:b/>
-          <w:sz w:val="24"/>
-          <w:szCs w:val="24"/>
-        </w:rPr>
-        <w:t>8</w:t>
-      </w:r>
-    </w:p>
-    <w:p>
-      <w:pPr>
-        <w:tabs>
-          <w:tab w:val="right" w:leader="dot" w:pos="8800"/>
-        </w:tabs>
-      </w:pPr>
-      <w:r>
-        <w:rPr>
-          <w:b/>
-          <w:sz w:val="24"/>
-          <w:szCs w:val="24"/>
-        </w:rPr>
-        <w:t>第四章  公式测试</w:t>
-      </w:r>
-      <w:r>
-        <w:tab/>
-      </w:r>
-      <w:r>
-        <w:rPr>
-          <w:b/>
-          <w:sz w:val="24"/>
-          <w:szCs w:val="24"/>
-        </w:rPr>
-        <w:t>10</w:t>
-      </w:r>
-    </w:p>
-    <w:p>
-      <w:pPr>
-        <w:tabs>
-          <w:tab w:val="right" w:leader="dot" w:pos="8800"/>
-        </w:tabs>
-      </w:pPr>
-      <w:r>
-        <w:rPr>
-          <w:b/>
-          <w:sz w:val="24"/>
-          <w:szCs w:val="24"/>
-        </w:rPr>
-        <w:t>第五章  图片测试</w:t>
-      </w:r>
-      <w:r>
-        <w:tab/>
-      </w:r>
-      <w:r>
-        <w:rPr>
-          <w:b/>
-          <w:sz w:val="24"/>
-          <w:szCs w:val="24"/>
-        </w:rPr>
-        <w:t>13</w:t>
-      </w:r>
-    </w:p>
-    <w:p>
-      <w:pPr>
-        <w:tabs>
-          <w:tab w:val="right" w:leader="dot" w:pos="8800"/>
-        </w:tabs>
-      </w:pPr>
-      <w:r>
-        <w:rPr>
-          <w:b/>
-          <w:sz w:val="24"/>
-          <w:szCs w:val="24"/>
-        </w:rPr>
-        <w:t>结  论</w:t>
-      </w:r>
-      <w:r>
-        <w:tab/>
-      </w:r>
-      <w:r>
-        <w:rPr>
-          <w:b/>
-          <w:sz w:val="24"/>
-          <w:szCs w:val="24"/>
-        </w:rPr>
-        <w:t>17</w:t>
-      </w:r>
-    </w:p>
-    <w:p>
-      <w:pPr>
-        <w:tabs>
-          <w:tab w:val="right" w:leader="dot" w:pos="8800"/>
-        </w:tabs>
-      </w:pPr>
-      <w:r>
-        <w:rPr>
-          <w:b/>
-          <w:sz w:val="24"/>
-          <w:szCs w:val="24"/>
-        </w:rPr>
-        <w:t>参考文献</w:t>
-      </w:r>
-      <w:r>
-        <w:tab/>
-      </w:r>
-      <w:r>
-        <w:rPr>
-          <w:b/>
-          <w:sz w:val="24"/>
-          <w:szCs w:val="24"/>
-        </w:rPr>
-        <w:t>19</w:t>
-      </w:r>
-    </w:p>
-    <w:p>
-      <w:pPr>
-        <w:tabs>
-          <w:tab w:val="right" w:leader="dot" w:pos="8800"/>
-        </w:tabs>
-      </w:pPr>
-      <w:r>
-        <w:rPr>
-          <w:b/>
-          <w:sz w:val="24"/>
-          <w:szCs w:val="24"/>
-        </w:rPr>
-        <w:t>致  谢</w:t>
-      </w:r>
-      <w:r>
-        <w:tab/>
-      </w:r>
-      <w:r>
-        <w:rPr>
-          <w:b/>
-          <w:sz w:val="24"/>
-          <w:szCs w:val="24"/>
-        </w:rPr>
-        <w:t>22</w:t>
-      </w:r>
-    </w:p>
-    <w:p>
-      <w:pPr>
-        <w:tabs>
-          <w:tab w:val="right" w:leader="dot" w:pos="8800"/>
-        </w:tabs>
-      </w:pPr>
-      <w:r>
-        <w:rPr>
-          <w:b/>
-          <w:sz w:val="24"/>
-          <w:szCs w:val="24"/>
-        </w:rPr>
-        <w:t>已发表的学术论文目录</w:t>
-      </w:r>
-      <w:r>
-        <w:tab/>
-      </w:r>
-      <w:r>
-        <w:rPr>
-          <w:b/>
-          <w:sz w:val="24"/>
-          <w:szCs w:val="24"/>
-        </w:rPr>
-        <w:t>23</w:t>
-      </w:r>
-    </w:p>
-    <w:p/>
-    <w:p>
-      <w:pPr>
-        <w:sectPr>
-          <w:footerReference w:type="default" r:id="rId12"/>
-          <w:type w:val="nextPage"/>
-          <w:pgNumType w:fmt="lowerRoman" w:start="1"/>
-        </w:sectPr>
-      </w:pPr>
-    </w:p>
-    <w:p>
-      <w:pPr>
-        <w:spacing w:before="480" w:after="240"/>
-        <w:jc w:val="center"/>
-        <w:rPr>
-          <w:rFonts w:hint="eastAsia" w:ascii="幼圆" w:hAnsi="幼圆" w:eastAsia="幼圆" w:cs="幼圆"/>
-        </w:rPr>
-      </w:pPr>
-      <w:r>
-        <w:rPr>
-          <w:rFonts w:hint="eastAsia" w:ascii="幼圆" w:hAnsi="幼圆" w:eastAsia="幼圆" w:cs="幼圆"/>
+          <w:sz w:val="32"/>
+          <w:szCs w:val="32"/>
         </w:rPr>
         <w:t>第一章  引言</w:t>
       </w:r>
@@ -624,23 +24,24 @@
       </w:pPr>
       <w:r>
         <w:rPr>
-          <w:sz w:val="24"/>
-          <w:szCs w:val="24"/>
+          <w:rFonts w:hint="eastAsia" w:ascii="隶书" w:hAnsi="隶书" w:eastAsia="隶书" w:cs="隶书"/>
+          <w:sz w:val="96"/>
+          <w:szCs w:val="96"/>
         </w:rPr>
-        <w:t>本引擎的核心设计原则是格式与数据完全分离。模板负责定义所有视觉格式，JSON 只提供文字内容和结构数据，引擎负责将两者组合生成最终文档。</w:t>
+        <w:t>这是第一章的正文内容，包含了一些基本信息。</w:t>
       </w:r>
     </w:p>
     <w:p>
       <w:pPr>
         <w:spacing w:before="240" w:after="120"/>
         <w:jc w:val="left"/>
-        <w:rPr>
-          <w:rFonts w:hint="eastAsia" w:ascii="隶书" w:hAnsi="隶书" w:eastAsia="隶书" w:cs="隶书"/>
-        </w:rPr>
       </w:pPr>
       <w:r>
         <w:rPr>
           <w:rFonts w:hint="eastAsia" w:ascii="隶书" w:hAnsi="隶书" w:eastAsia="隶书" w:cs="隶书"/>
+          <w:b/>
+          <w:sz w:val="28"/>
+          <w:szCs w:val="28"/>
         </w:rPr>
         <w:t>1.1  研究背景</w:t>
       </w:r>
@@ -652,28 +53,26 @@
       </w:pPr>
       <w:r>
         <w:rPr>
-          <w:sz w:val="24"/>
-          <w:szCs w:val="24"/>
+          <w:rFonts w:hint="eastAsia" w:ascii="隶书" w:hAnsi="隶书" w:eastAsia="隶书" w:cs="隶书"/>
+          <w:sz w:val="96"/>
+          <w:szCs w:val="96"/>
         </w:rPr>
-        <w:t>传统的文档生成方案往往把格式参数硬编码在程序里，导致格式调整必须修改代码。本引擎通过 [[块标记]] 机制彻底解决这一问题。</w:t>
-        <w:br/>
-        <w:br/>
-        <w:t>用户只需在 Word 模板里调整对应示例段落的格式，引擎自动提取并应用，无需改动任何代码。</w:t>
+        <w:t>本节介绍研究背景，说明为什么这个研究是重要的。</w:t>
       </w:r>
     </w:p>
     <w:p>
       <w:pPr>
         <w:spacing w:before="240" w:after="120"/>
         <w:jc w:val="left"/>
-        <w:rPr>
-          <w:rFonts w:hint="eastAsia" w:ascii="隶书" w:hAnsi="隶书" w:eastAsia="隶书" w:cs="隶书"/>
-        </w:rPr>
       </w:pPr>
       <w:r>
         <w:rPr>
           <w:rFonts w:hint="eastAsia" w:ascii="隶书" w:hAnsi="隶书" w:eastAsia="隶书" w:cs="隶书"/>
+          <w:b/>
+          <w:sz w:val="28"/>
+          <w:szCs w:val="28"/>
         </w:rPr>
-        <w:t>1.2  本文贡献</w:t>
+        <w:t>1.2  研究目标</w:t>
       </w:r>
     </w:p>
     <w:p>
@@ -683,55 +82,26 @@
       </w:pPr>
       <w:r>
         <w:rPr>
-          <w:sz w:val="24"/>
-          <w:szCs w:val="24"/>
+          <w:rFonts w:hint="eastAsia" w:ascii="隶书" w:hAnsi="隶书" w:eastAsia="隶书" w:cs="隶书"/>
+          <w:sz w:val="96"/>
+          <w:szCs w:val="96"/>
         </w:rPr>
-        <w:t>主要贡献：（1）完整的标记驱动格式提取；（2）零硬编码的内容渲染；（3）模板缺失时的合理降级处理。</w:t>
+        <w:t>本节说明研究的具体目标和预期成果。</w:t>
       </w:r>
     </w:p>
     <w:p>
       <w:pPr>
         <w:spacing w:before="480" w:after="240"/>
         <w:jc w:val="center"/>
-        <w:rPr>
-          <w:rFonts w:hint="eastAsia" w:ascii="幼圆" w:hAnsi="幼圆" w:eastAsia="幼圆" w:cs="幼圆"/>
-        </w:rPr>
       </w:pPr>
       <w:r>
         <w:rPr>
           <w:rFonts w:hint="eastAsia" w:ascii="幼圆" w:hAnsi="幼圆" w:eastAsia="幼圆" w:cs="幼圆"/>
+          <w:b/>
+          <w:sz w:val="32"/>
+          <w:szCs w:val="32"/>
         </w:rPr>
-        <w:t>第二章  标题与正文</w:t>
-      </w:r>
-    </w:p>
-    <w:p>
-      <w:pPr>
-        <w:spacing w:before="240" w:after="120"/>
-        <w:jc w:val="left"/>
-        <w:rPr>
-          <w:rFonts w:hint="eastAsia" w:ascii="隶书" w:hAnsi="隶书" w:eastAsia="隶书" w:cs="隶书"/>
-        </w:rPr>
-      </w:pPr>
-      <w:r>
-        <w:rPr>
-          <w:rFonts w:hint="eastAsia" w:ascii="隶书" w:hAnsi="隶书" w:eastAsia="隶书" w:cs="隶书"/>
-        </w:rPr>
-        <w:t>2.1  三级标题测试</w:t>
-      </w:r>
-    </w:p>
-    <w:p>
-      <w:pPr>
-        <w:spacing w:before="120" w:after="60"/>
-        <w:jc w:val="left"/>
-        <w:rPr>
-          <w:rFonts w:hint="eastAsia" w:ascii="隶书" w:hAnsi="隶书" w:eastAsia="隶书" w:cs="隶书"/>
-        </w:rPr>
-      </w:pPr>
-      <w:r>
-        <w:rPr>
-          <w:rFonts w:hint="eastAsia" w:ascii="隶书" w:hAnsi="隶书" w:eastAsia="隶书" w:cs="隶书"/>
-        </w:rPr>
-        <w:t>2.1.1  三级标题A（进目录）</w:t>
+        <w:t>第二章  方法</w:t>
       </w:r>
     </w:p>
     <w:p>
@@ -741,26 +111,26 @@
       </w:pPr>
       <w:r>
         <w:rPr>
-          <w:sz w:val="24"/>
-          <w:szCs w:val="24"/>
+          <w:rFonts w:hint="eastAsia" w:ascii="隶书" w:hAnsi="隶书" w:eastAsia="隶书" w:cs="隶书"/>
+          <w:sz w:val="96"/>
+          <w:szCs w:val="96"/>
         </w:rPr>
-        <w:t>本节三级标题 toc_exclude=false，会被 TOC 域收录。格式来自模板 [[三级标题]] 块。</w:t>
+        <w:t>这是第二章的正文内容，介绍研究方法。</w:t>
       </w:r>
     </w:p>
     <w:p>
       <w:pPr>
-        <w:spacing w:before="120" w:after="60"/>
+        <w:spacing w:before="240" w:after="120"/>
         <w:jc w:val="left"/>
-        <w:rPr>
-          <w:rFonts w:hint="eastAsia" w:ascii="隶书" w:hAnsi="隶书" w:eastAsia="隶书" w:cs="隶书"/>
-        </w:rPr>
-        <w:outlineLvl w:val="9"/>
       </w:pPr>
       <w:r>
         <w:rPr>
           <w:rFonts w:hint="eastAsia" w:ascii="隶书" w:hAnsi="隶书" w:eastAsia="隶书" w:cs="隶书"/>
+          <w:b/>
+          <w:sz w:val="28"/>
+          <w:szCs w:val="28"/>
         </w:rPr>
-        <w:t>2.1.2  三级标题B（toc_exclude=true）</w:t>
+        <w:t>2.1  实验设计</w:t>
       </w:r>
     </w:p>
     <w:p>
@@ -770,25 +140,26 @@
       </w:pPr>
       <w:r>
         <w:rPr>
-          <w:sz w:val="24"/>
-          <w:szCs w:val="24"/>
+          <w:rFonts w:hint="eastAsia" w:ascii="隶书" w:hAnsi="隶书" w:eastAsia="隶书" w:cs="隶书"/>
+          <w:sz w:val="96"/>
+          <w:szCs w:val="96"/>
         </w:rPr>
-        <w:t>本节三级标题 toc_exclude=true，不会被 TOC 域收录。注意：正文格式来自 [[正文]] 块，与普通段落完全一致。</w:t>
+        <w:t>本节介绍实验的具体设计方案。</w:t>
       </w:r>
     </w:p>
     <w:p>
       <w:pPr>
-        <w:spacing w:before="240" w:after="120"/>
+        <w:spacing w:before="120" w:after="60"/>
         <w:jc w:val="left"/>
-        <w:rPr>
-          <w:rFonts w:hint="eastAsia" w:ascii="隶书" w:hAnsi="隶书" w:eastAsia="隶书" w:cs="隶书"/>
-        </w:rPr>
       </w:pPr>
       <w:r>
         <w:rPr>
           <w:rFonts w:hint="eastAsia" w:ascii="隶书" w:hAnsi="隶书" w:eastAsia="隶书" w:cs="隶书"/>
+          <w:b/>
+          <w:sz w:val="24"/>
+          <w:szCs w:val="24"/>
         </w:rPr>
-        <w:t>2.2  正文多段测试</w:t>
+        <w:t>2.1.1  实验材料</w:t>
       </w:r>
     </w:p>
     <w:p>
@@ -798,31 +169,26 @@
       </w:pPr>
       <w:r>
         <w:rPr>
-          <w:sz w:val="24"/>
-          <w:szCs w:val="24"/>
+          <w:rFonts w:hint="eastAsia" w:ascii="隶书" w:hAnsi="隶书" w:eastAsia="隶书" w:cs="隶书"/>
+          <w:sz w:val="96"/>
+          <w:szCs w:val="96"/>
         </w:rPr>
-        <w:t>第一段：正文通过 \n\n 分隔多段，每段独立渲染，格式来自模板 [[正文]] 块。</w:t>
-        <w:br/>
-        <w:br/>
-        <w:t>第二段：段落间距、首行缩进、行距均由模板控制，JSON 里不出现任何格式参数。</w:t>
-        <w:br/>
-        <w:br/>
-        <w:t>第三段：这是第三段落，验证三段分割正常工作。</w:t>
+        <w:t>本节介绍实验使用的材料和设备。</w:t>
       </w:r>
     </w:p>
     <w:p>
       <w:pPr>
-        <w:spacing w:before="480" w:after="240"/>
-        <w:jc w:val="center"/>
-        <w:rPr>
-          <w:rFonts w:hint="eastAsia" w:ascii="幼圆" w:hAnsi="幼圆" w:eastAsia="幼圆" w:cs="幼圆"/>
-        </w:rPr>
+        <w:spacing w:before="120" w:after="60"/>
+        <w:jc w:val="left"/>
       </w:pPr>
       <w:r>
         <w:rPr>
-          <w:rFonts w:hint="eastAsia" w:ascii="幼圆" w:hAnsi="幼圆" w:eastAsia="幼圆" w:cs="幼圆"/>
+          <w:rFonts w:hint="eastAsia" w:ascii="隶书" w:hAnsi="隶书" w:eastAsia="隶书" w:cs="隶书"/>
+          <w:b/>
+          <w:sz w:val="24"/>
+          <w:szCs w:val="24"/>
         </w:rPr>
-        <w:t>第三章  表格测试</w:t>
+        <w:t>2.1.2  实验步骤</w:t>
       </w:r>
     </w:p>
     <w:p>
@@ -832,817 +198,26 @@
       </w:pPr>
       <w:r>
         <w:rPr>
-          <w:sz w:val="24"/>
-          <w:szCs w:val="24"/>
+          <w:rFonts w:hint="eastAsia" w:ascii="隶书" w:hAnsi="隶书" w:eastAsia="隶书" w:cs="隶书"/>
+          <w:sz w:val="96"/>
+          <w:szCs w:val="96"/>
         </w:rPr>
-        <w:t>下面三个表格验证 caption 格式来自模板 [[表格]] 块内的 caption 示例行，表格样式来自 proto 表格。</w:t>
+        <w:t>本节详细说明实验的步骤和流程。</w:t>
       </w:r>
     </w:p>
     <w:p>
       <w:pPr>
-        <w:spacing w:before="120" w:after="60"/>
-        <w:jc w:val="center"/>
+        <w:spacing w:before="240" w:after="120"/>
+        <w:jc w:val="left"/>
       </w:pPr>
       <w:r>
         <w:rPr>
+          <w:rFonts w:hint="eastAsia" w:ascii="隶书" w:hAnsi="隶书" w:eastAsia="隶书" w:cs="隶书"/>
           <w:b/>
-          <w:sz w:val="24"/>
-          <w:szCs w:val="24"/>
+          <w:sz w:val="28"/>
+          <w:szCs w:val="28"/>
         </w:rPr>
-        <w:t>表 3-1  三列标准表</w:t>
-      </w:r>
-    </w:p>
-    <w:tbl>
-      <w:tblPr>
-        <w:tblStyle w:val="32"/>
-        <w:tblW w:w="9360" w:type="dxa"/>
-        <w:tblInd w:w="0" w:type="dxa"/>
-        <w:tblBorders>
-          <w:top w:val="single" w:color="000000" w:sz="4" w:space="0"/>
-          <w:left w:val="single" w:color="000000" w:sz="4" w:space="0"/>
-          <w:bottom w:val="single" w:color="000000" w:sz="4" w:space="0"/>
-          <w:right w:val="single" w:color="000000" w:sz="4" w:space="0"/>
-          <w:insideH w:val="single" w:color="000000" w:sz="4" w:space="0"/>
-          <w:insideV w:val="single" w:color="000000" w:sz="4" w:space="0"/>
-        </w:tblBorders>
-        <w:tblLayout w:type="autofit"/>
-        <w:tblCellMar>
-          <w:top w:w="0" w:type="dxa"/>
-          <w:left w:w="108" w:type="dxa"/>
-          <w:bottom w:w="0" w:type="dxa"/>
-          <w:right w:w="108" w:type="dxa"/>
-        </w:tblCellMar>
-      </w:tblPr>
-      <w:tblGrid>
-        <w:gridCol w:w="3120"/>
-        <w:gridCol w:w="3120"/>
-        <w:gridCol w:w="3120"/>
-      </w:tblGrid>
-      <w:tr>
-        <w:tc>
-          <w:tcPr>
-            <w:tcW w:w="3120" w:type="dxa"/>
-          </w:tcPr>
-          <w:p>
-            <w:pPr>
-              <w:jc w:val="center"/>
-            </w:pPr>
-            <w:r>
-              <w:rPr>
-                <w:b/>
-                <w:sz w:val="22"/>
-                <w:szCs w:val="22"/>
-              </w:rPr>
-              <w:t xml:space="preserve">参数名称</w:t>
-            </w:r>
-          </w:p>
-        </w:tc>
-        <w:tc>
-          <w:tcPr>
-            <w:tcW w:w="3120" w:type="dxa"/>
-          </w:tcPr>
-          <w:p>
-            <w:pPr>
-              <w:jc w:val="center"/>
-            </w:pPr>
-            <w:r>
-              <w:rPr>
-                <w:b/>
-                <w:sz w:val="22"/>
-                <w:szCs w:val="22"/>
-              </w:rPr>
-              <w:t xml:space="preserve">取值</w:t>
-            </w:r>
-          </w:p>
-        </w:tc>
-        <w:tc>
-          <w:tcPr>
-            <w:tcW w:w="3120" w:type="dxa"/>
-          </w:tcPr>
-          <w:p>
-            <w:pPr>
-              <w:jc w:val="center"/>
-            </w:pPr>
-            <w:r>
-              <w:rPr>
-                <w:b/>
-                <w:sz w:val="22"/>
-                <w:szCs w:val="22"/>
-              </w:rPr>
-              <w:t xml:space="preserve">说明</w:t>
-            </w:r>
-          </w:p>
-        </w:tc>
-      </w:tr>
-      <w:tr>
-        <w:tc>
-          <w:tcPr>
-            <w:tcW w:w="3120" w:type="dxa"/>
-          </w:tcPr>
-          <w:p>
-            <w:pPr>
-              <w:jc w:val="center"/>
-            </w:pPr>
-            <w:r>
-              <w:rPr>
-                <w:sz w:val="22"/>
-                <w:szCs w:val="22"/>
-              </w:rPr>
-              <w:t xml:space="preserve">学习率</w:t>
-            </w:r>
-          </w:p>
-        </w:tc>
-        <w:tc>
-          <w:tcPr>
-            <w:tcW w:w="3120" w:type="dxa"/>
-          </w:tcPr>
-          <w:p>
-            <w:pPr>
-              <w:jc w:val="center"/>
-            </w:pPr>
-            <w:r>
-              <w:rPr>
-                <w:sz w:val="22"/>
-                <w:szCs w:val="22"/>
-              </w:rPr>
-              <w:t xml:space="preserve">0.001</w:t>
-            </w:r>
-          </w:p>
-        </w:tc>
-        <w:tc>
-          <w:tcPr>
-            <w:tcW w:w="3120" w:type="dxa"/>
-          </w:tcPr>
-          <w:p>
-            <w:pPr>
-              <w:jc w:val="center"/>
-            </w:pPr>
-            <w:r>
-              <w:rPr>
-                <w:sz w:val="22"/>
-                <w:szCs w:val="22"/>
-              </w:rPr>
-              <w:t xml:space="preserve">Adam 初始学习率</w:t>
-            </w:r>
-          </w:p>
-        </w:tc>
-      </w:tr>
-      <w:tr>
-        <w:tc>
-          <w:tcPr>
-            <w:tcW w:w="3120" w:type="dxa"/>
-          </w:tcPr>
-          <w:p>
-            <w:pPr>
-              <w:jc w:val="center"/>
-            </w:pPr>
-            <w:r>
-              <w:rPr>
-                <w:sz w:val="22"/>
-                <w:szCs w:val="22"/>
-              </w:rPr>
-              <w:t xml:space="preserve">批次大小</w:t>
-            </w:r>
-          </w:p>
-        </w:tc>
-        <w:tc>
-          <w:tcPr>
-            <w:tcW w:w="3120" w:type="dxa"/>
-          </w:tcPr>
-          <w:p>
-            <w:pPr>
-              <w:jc w:val="center"/>
-            </w:pPr>
-            <w:r>
-              <w:rPr>
-                <w:sz w:val="22"/>
-                <w:szCs w:val="22"/>
-              </w:rPr>
-              <w:t xml:space="preserve">32</w:t>
-            </w:r>
-          </w:p>
-        </w:tc>
-        <w:tc>
-          <w:tcPr>
-            <w:tcW w:w="3120" w:type="dxa"/>
-          </w:tcPr>
-          <w:p>
-            <w:pPr>
-              <w:jc w:val="center"/>
-            </w:pPr>
-            <w:r>
-              <w:rPr>
-                <w:sz w:val="22"/>
-                <w:szCs w:val="22"/>
-              </w:rPr>
-              <w:t xml:space="preserve">每次迭代样本数</w:t>
-            </w:r>
-          </w:p>
-        </w:tc>
-      </w:tr>
-      <w:tr>
-        <w:tc>
-          <w:tcPr>
-            <w:tcW w:w="3120" w:type="dxa"/>
-          </w:tcPr>
-          <w:p>
-            <w:pPr>
-              <w:jc w:val="center"/>
-            </w:pPr>
-            <w:r>
-              <w:rPr>
-                <w:sz w:val="22"/>
-                <w:szCs w:val="22"/>
-              </w:rPr>
-              <w:t xml:space="preserve">训练轮数</w:t>
-            </w:r>
-          </w:p>
-        </w:tc>
-        <w:tc>
-          <w:tcPr>
-            <w:tcW w:w="3120" w:type="dxa"/>
-          </w:tcPr>
-          <w:p>
-            <w:pPr>
-              <w:jc w:val="center"/>
-            </w:pPr>
-            <w:r>
-              <w:rPr>
-                <w:sz w:val="22"/>
-                <w:szCs w:val="22"/>
-              </w:rPr>
-              <w:t xml:space="preserve">100</w:t>
-            </w:r>
-          </w:p>
-        </w:tc>
-        <w:tc>
-          <w:tcPr>
-            <w:tcW w:w="3120" w:type="dxa"/>
-          </w:tcPr>
-          <w:p>
-            <w:pPr>
-              <w:jc w:val="center"/>
-            </w:pPr>
-            <w:r>
-              <w:rPr>
-                <w:sz w:val="22"/>
-                <w:szCs w:val="22"/>
-              </w:rPr>
-              <w:t xml:space="preserve">总迭代轮数</w:t>
-            </w:r>
-          </w:p>
-        </w:tc>
-      </w:tr>
-    </w:tbl>
-    <w:p/>
-    <w:p>
-      <w:pPr>
-        <w:spacing w:before="120" w:after="60"/>
-        <w:jc w:val="center"/>
-      </w:pPr>
-      <w:r>
-        <w:rPr>
-          <w:b/>
-          <w:sz w:val="24"/>
-          <w:szCs w:val="24"/>
-        </w:rPr>
-        <w:t>表 3-2  五列宽表</w:t>
-      </w:r>
-    </w:p>
-    <w:tbl>
-      <w:tblPr>
-        <w:tblStyle w:val="32"/>
-        <w:tblW w:w="9360" w:type="dxa"/>
-        <w:tblInd w:w="0" w:type="dxa"/>
-        <w:tblBorders>
-          <w:top w:val="single" w:color="000000" w:sz="4" w:space="0"/>
-          <w:left w:val="single" w:color="000000" w:sz="4" w:space="0"/>
-          <w:bottom w:val="single" w:color="000000" w:sz="4" w:space="0"/>
-          <w:right w:val="single" w:color="000000" w:sz="4" w:space="0"/>
-          <w:insideH w:val="single" w:color="000000" w:sz="4" w:space="0"/>
-          <w:insideV w:val="single" w:color="000000" w:sz="4" w:space="0"/>
-        </w:tblBorders>
-        <w:tblLayout w:type="autofit"/>
-        <w:tblCellMar>
-          <w:top w:w="0" w:type="dxa"/>
-          <w:left w:w="108" w:type="dxa"/>
-          <w:bottom w:w="0" w:type="dxa"/>
-          <w:right w:w="108" w:type="dxa"/>
-        </w:tblCellMar>
-      </w:tblPr>
-      <w:tblGrid>
-        <w:gridCol w:w="3120"/>
-        <w:gridCol w:w="3120"/>
-        <w:gridCol w:w="3120"/>
-        <w:gridCol w:w="1440"/>
-        <w:gridCol w:w="1440"/>
-      </w:tblGrid>
-      <w:tr>
-        <w:tc>
-          <w:tcPr>
-            <w:tcW w:w="3120" w:type="dxa"/>
-          </w:tcPr>
-          <w:p>
-            <w:pPr>
-              <w:jc w:val="center"/>
-            </w:pPr>
-            <w:r>
-              <w:rPr>
-                <w:b/>
-                <w:sz w:val="22"/>
-                <w:szCs w:val="22"/>
-              </w:rPr>
-              <w:t xml:space="preserve">方法</w:t>
-            </w:r>
-          </w:p>
-        </w:tc>
-        <w:tc>
-          <w:tcPr>
-            <w:tcW w:w="3120" w:type="dxa"/>
-          </w:tcPr>
-          <w:p>
-            <w:pPr>
-              <w:jc w:val="center"/>
-            </w:pPr>
-            <w:r>
-              <w:rPr>
-                <w:b/>
-                <w:sz w:val="22"/>
-                <w:szCs w:val="22"/>
-              </w:rPr>
-              <w:t xml:space="preserve">精度(%)</w:t>
-            </w:r>
-          </w:p>
-        </w:tc>
-        <w:tc>
-          <w:tcPr>
-            <w:tcW w:w="3120" w:type="dxa"/>
-          </w:tcPr>
-          <w:p>
-            <w:pPr>
-              <w:jc w:val="center"/>
-            </w:pPr>
-            <w:r>
-              <w:rPr>
-                <w:b/>
-                <w:sz w:val="22"/>
-                <w:szCs w:val="22"/>
-              </w:rPr>
-              <w:t xml:space="preserve">召回(%)</w:t>
-            </w:r>
-          </w:p>
-        </w:tc>
-        <w:tc>
-          <w:tcPr>
-            <w:tcW w:w="3120" w:type="dxa"/>
-          </w:tcPr>
-          <w:p>
-            <w:pPr>
-              <w:jc w:val="center"/>
-            </w:pPr>
-            <w:r>
-              <w:rPr>
-                <w:b/>
-                <w:sz w:val="22"/>
-                <w:szCs w:val="22"/>
-              </w:rPr>
-              <w:t xml:space="preserve">F1(%)</w:t>
-            </w:r>
-          </w:p>
-        </w:tc>
-        <w:tc>
-          <w:tcPr>
-            <w:tcW w:w="3120" w:type="dxa"/>
-          </w:tcPr>
-          <w:p>
-            <w:pPr>
-              <w:jc w:val="center"/>
-            </w:pPr>
-            <w:r>
-              <w:rPr>
-                <w:b/>
-                <w:sz w:val="22"/>
-                <w:szCs w:val="22"/>
-              </w:rPr>
-              <w:t xml:space="preserve">时间(ms)</w:t>
-            </w:r>
-          </w:p>
-        </w:tc>
-      </w:tr>
-      <w:tr>
-        <w:tc>
-          <w:tcPr>
-            <w:tcW w:w="3120" w:type="dxa"/>
-          </w:tcPr>
-          <w:p>
-            <w:pPr>
-              <w:jc w:val="center"/>
-            </w:pPr>
-            <w:r>
-              <w:rPr>
-                <w:sz w:val="22"/>
-                <w:szCs w:val="22"/>
-              </w:rPr>
-              <w:t xml:space="preserve">本文</w:t>
-            </w:r>
-          </w:p>
-        </w:tc>
-        <w:tc>
-          <w:tcPr>
-            <w:tcW w:w="3120" w:type="dxa"/>
-          </w:tcPr>
-          <w:p>
-            <w:pPr>
-              <w:jc w:val="center"/>
-            </w:pPr>
-            <w:r>
-              <w:rPr>
-                <w:sz w:val="22"/>
-                <w:szCs w:val="22"/>
-              </w:rPr>
-              <w:t xml:space="preserve">98.7</w:t>
-            </w:r>
-          </w:p>
-        </w:tc>
-        <w:tc>
-          <w:tcPr>
-            <w:tcW w:w="3120" w:type="dxa"/>
-          </w:tcPr>
-          <w:p>
-            <w:pPr>
-              <w:jc w:val="center"/>
-            </w:pPr>
-            <w:r>
-              <w:rPr>
-                <w:sz w:val="22"/>
-                <w:szCs w:val="22"/>
-              </w:rPr>
-              <w:t xml:space="preserve">97.2</w:t>
-            </w:r>
-          </w:p>
-        </w:tc>
-        <w:tc>
-          <w:tcPr>
-            <w:tcW w:w="3120" w:type="dxa"/>
-          </w:tcPr>
-          <w:p>
-            <w:pPr>
-              <w:jc w:val="center"/>
-            </w:pPr>
-            <w:r>
-              <w:rPr>
-                <w:sz w:val="22"/>
-                <w:szCs w:val="22"/>
-              </w:rPr>
-              <w:t xml:space="preserve">97.9</w:t>
-            </w:r>
-          </w:p>
-        </w:tc>
-        <w:tc>
-          <w:tcPr>
-            <w:tcW w:w="3120" w:type="dxa"/>
-          </w:tcPr>
-          <w:p>
-            <w:pPr>
-              <w:jc w:val="center"/>
-            </w:pPr>
-            <w:r>
-              <w:rPr>
-                <w:sz w:val="22"/>
-                <w:szCs w:val="22"/>
-              </w:rPr>
-              <w:t xml:space="preserve">12.3</w:t>
-            </w:r>
-          </w:p>
-        </w:tc>
-      </w:tr>
-      <w:tr>
-        <w:tc>
-          <w:tcPr>
-            <w:tcW w:w="3120" w:type="dxa"/>
-          </w:tcPr>
-          <w:p>
-            <w:pPr>
-              <w:jc w:val="center"/>
-            </w:pPr>
-            <w:r>
-              <w:rPr>
-                <w:sz w:val="22"/>
-                <w:szCs w:val="22"/>
-              </w:rPr>
-              <w:t xml:space="preserve">基线A</w:t>
-            </w:r>
-          </w:p>
-        </w:tc>
-        <w:tc>
-          <w:tcPr>
-            <w:tcW w:w="3120" w:type="dxa"/>
-          </w:tcPr>
-          <w:p>
-            <w:pPr>
-              <w:jc w:val="center"/>
-            </w:pPr>
-            <w:r>
-              <w:rPr>
-                <w:sz w:val="22"/>
-                <w:szCs w:val="22"/>
-              </w:rPr>
-              <w:t xml:space="preserve">94.1</w:t>
-            </w:r>
-          </w:p>
-        </w:tc>
-        <w:tc>
-          <w:tcPr>
-            <w:tcW w:w="3120" w:type="dxa"/>
-          </w:tcPr>
-          <w:p>
-            <w:pPr>
-              <w:jc w:val="center"/>
-            </w:pPr>
-            <w:r>
-              <w:rPr>
-                <w:sz w:val="22"/>
-                <w:szCs w:val="22"/>
-              </w:rPr>
-              <w:t xml:space="preserve">93.8</w:t>
-            </w:r>
-          </w:p>
-        </w:tc>
-        <w:tc>
-          <w:tcPr>
-            <w:tcW w:w="3120" w:type="dxa"/>
-          </w:tcPr>
-          <w:p>
-            <w:pPr>
-              <w:jc w:val="center"/>
-            </w:pPr>
-            <w:r>
-              <w:rPr>
-                <w:sz w:val="22"/>
-                <w:szCs w:val="22"/>
-              </w:rPr>
-              <w:t xml:space="preserve">93.9</w:t>
-            </w:r>
-          </w:p>
-        </w:tc>
-        <w:tc>
-          <w:tcPr>
-            <w:tcW w:w="3120" w:type="dxa"/>
-          </w:tcPr>
-          <w:p>
-            <w:pPr>
-              <w:jc w:val="center"/>
-            </w:pPr>
-            <w:r>
-              <w:rPr>
-                <w:sz w:val="22"/>
-                <w:szCs w:val="22"/>
-              </w:rPr>
-              <w:t xml:space="preserve">8.7</w:t>
-            </w:r>
-          </w:p>
-        </w:tc>
-      </w:tr>
-      <w:tr>
-        <w:tc>
-          <w:tcPr>
-            <w:tcW w:w="3120" w:type="dxa"/>
-          </w:tcPr>
-          <w:p>
-            <w:pPr>
-              <w:jc w:val="center"/>
-            </w:pPr>
-            <w:r>
-              <w:rPr>
-                <w:sz w:val="22"/>
-                <w:szCs w:val="22"/>
-              </w:rPr>
-              <w:t xml:space="preserve">基线B</w:t>
-            </w:r>
-          </w:p>
-        </w:tc>
-        <w:tc>
-          <w:tcPr>
-            <w:tcW w:w="3120" w:type="dxa"/>
-          </w:tcPr>
-          <w:p>
-            <w:pPr>
-              <w:jc w:val="center"/>
-            </w:pPr>
-            <w:r>
-              <w:rPr>
-                <w:sz w:val="22"/>
-                <w:szCs w:val="22"/>
-              </w:rPr>
-              <w:t xml:space="preserve">96.3</w:t>
-            </w:r>
-          </w:p>
-        </w:tc>
-        <w:tc>
-          <w:tcPr>
-            <w:tcW w:w="3120" w:type="dxa"/>
-          </w:tcPr>
-          <w:p>
-            <w:pPr>
-              <w:jc w:val="center"/>
-            </w:pPr>
-            <w:r>
-              <w:rPr>
-                <w:sz w:val="22"/>
-                <w:szCs w:val="22"/>
-              </w:rPr>
-              <w:t xml:space="preserve">95.1</w:t>
-            </w:r>
-          </w:p>
-        </w:tc>
-        <w:tc>
-          <w:tcPr>
-            <w:tcW w:w="3120" w:type="dxa"/>
-          </w:tcPr>
-          <w:p>
-            <w:pPr>
-              <w:jc w:val="center"/>
-            </w:pPr>
-            <w:r>
-              <w:rPr>
-                <w:sz w:val="22"/>
-                <w:szCs w:val="22"/>
-              </w:rPr>
-              <w:t xml:space="preserve">95.7</w:t>
-            </w:r>
-          </w:p>
-        </w:tc>
-        <w:tc>
-          <w:tcPr>
-            <w:tcW w:w="3120" w:type="dxa"/>
-          </w:tcPr>
-          <w:p>
-            <w:pPr>
-              <w:jc w:val="center"/>
-            </w:pPr>
-            <w:r>
-              <w:rPr>
-                <w:sz w:val="22"/>
-                <w:szCs w:val="22"/>
-              </w:rPr>
-              <w:t xml:space="preserve">21.4</w:t>
-            </w:r>
-          </w:p>
-        </w:tc>
-      </w:tr>
-    </w:tbl>
-    <w:p/>
-    <w:tbl>
-      <w:tblPr>
-        <w:tblStyle w:val="32"/>
-        <w:tblW w:w="9360" w:type="dxa"/>
-        <w:tblInd w:w="0" w:type="dxa"/>
-        <w:tblBorders>
-          <w:top w:val="single" w:color="000000" w:sz="4" w:space="0"/>
-          <w:left w:val="single" w:color="000000" w:sz="4" w:space="0"/>
-          <w:bottom w:val="single" w:color="000000" w:sz="4" w:space="0"/>
-          <w:right w:val="single" w:color="000000" w:sz="4" w:space="0"/>
-          <w:insideH w:val="single" w:color="000000" w:sz="4" w:space="0"/>
-          <w:insideV w:val="single" w:color="000000" w:sz="4" w:space="0"/>
-        </w:tblBorders>
-        <w:tblLayout w:type="autofit"/>
-        <w:tblCellMar>
-          <w:top w:w="0" w:type="dxa"/>
-          <w:left w:w="108" w:type="dxa"/>
-          <w:bottom w:w="0" w:type="dxa"/>
-          <w:right w:w="108" w:type="dxa"/>
-        </w:tblCellMar>
-      </w:tblPr>
-      <w:tblGrid>
-        <w:gridCol w:w="3120"/>
-        <w:gridCol w:w="3120"/>
-        <w:gridCol w:w="3120"/>
-      </w:tblGrid>
-      <w:tr>
-        <w:tc>
-          <w:tcPr>
-            <w:tcW w:w="3120" w:type="dxa"/>
-          </w:tcPr>
-          <w:p>
-            <w:pPr>
-              <w:jc w:val="center"/>
-            </w:pPr>
-            <w:r>
-              <w:rPr>
-                <w:b/>
-                <w:sz w:val="22"/>
-                <w:szCs w:val="22"/>
-              </w:rPr>
-              <w:t xml:space="preserve">无标题A</w:t>
-            </w:r>
-          </w:p>
-        </w:tc>
-        <w:tc>
-          <w:tcPr>
-            <w:tcW w:w="3120" w:type="dxa"/>
-          </w:tcPr>
-          <w:p>
-            <w:pPr>
-              <w:jc w:val="center"/>
-            </w:pPr>
-            <w:r>
-              <w:rPr>
-                <w:b/>
-                <w:sz w:val="22"/>
-                <w:szCs w:val="22"/>
-              </w:rPr>
-              <w:t xml:space="preserve">无标题B</w:t>
-            </w:r>
-          </w:p>
-        </w:tc>
-      </w:tr>
-      <w:tr>
-        <w:tc>
-          <w:tcPr>
-            <w:tcW w:w="3120" w:type="dxa"/>
-          </w:tcPr>
-          <w:p>
-            <w:pPr>
-              <w:jc w:val="center"/>
-            </w:pPr>
-            <w:r>
-              <w:rPr>
-                <w:sz w:val="22"/>
-                <w:szCs w:val="22"/>
-              </w:rPr>
-              <w:t xml:space="preserve">值1</w:t>
-            </w:r>
-          </w:p>
-        </w:tc>
-        <w:tc>
-          <w:tcPr>
-            <w:tcW w:w="3120" w:type="dxa"/>
-          </w:tcPr>
-          <w:p>
-            <w:pPr>
-              <w:jc w:val="center"/>
-            </w:pPr>
-            <w:r>
-              <w:rPr>
-                <w:sz w:val="22"/>
-                <w:szCs w:val="22"/>
-              </w:rPr>
-              <w:t xml:space="preserve">值2</w:t>
-            </w:r>
-          </w:p>
-        </w:tc>
-      </w:tr>
-      <w:tr>
-        <w:tc>
-          <w:tcPr>
-            <w:tcW w:w="3120" w:type="dxa"/>
-          </w:tcPr>
-          <w:p>
-            <w:pPr>
-              <w:jc w:val="center"/>
-            </w:pPr>
-            <w:r>
-              <w:rPr>
-                <w:sz w:val="22"/>
-                <w:szCs w:val="22"/>
-              </w:rPr>
-              <w:t xml:space="preserve">值3</w:t>
-            </w:r>
-          </w:p>
-        </w:tc>
-        <w:tc>
-          <w:tcPr>
-            <w:tcW w:w="3120" w:type="dxa"/>
-          </w:tcPr>
-          <w:p>
-            <w:pPr>
-              <w:jc w:val="center"/>
-            </w:pPr>
-            <w:r>
-              <w:rPr>
-                <w:sz w:val="22"/>
-                <w:szCs w:val="22"/>
-              </w:rPr>
-              <w:t xml:space="preserve">值4</w:t>
-            </w:r>
-          </w:p>
-        </w:tc>
-      </w:tr>
-    </w:tbl>
-    <w:p/>
-    <w:p>
-      <w:pPr>
-        <w:spacing w:before="480" w:after="240"/>
-        <w:jc w:val="center"/>
-        <w:rPr>
-          <w:rFonts w:hint="eastAsia" w:ascii="幼圆" w:hAnsi="幼圆" w:eastAsia="幼圆" w:cs="幼圆"/>
-        </w:rPr>
-      </w:pPr>
-      <w:r>
-        <w:rPr>
-          <w:rFonts w:hint="eastAsia" w:ascii="幼圆" w:hAnsi="幼圆" w:eastAsia="幼圆" w:cs="幼圆"/>
-        </w:rPr>
-        <w:t>第四章  公式测试</w:t>
+        <w:t>2.2  数据分析</w:t>
       </w:r>
     </w:p>
     <w:p>
@@ -1652,219 +227,26 @@
       </w:pPr>
       <w:r>
         <w:rPr>
-          <w:sz w:val="24"/>
-          <w:szCs w:val="24"/>
+          <w:rFonts w:hint="eastAsia" w:ascii="隶书" w:hAnsi="隶书" w:eastAsia="隶书" w:cs="隶书"/>
+          <w:sz w:val="96"/>
+          <w:szCs w:val="96"/>
         </w:rPr>
-        <w:t>所有公式的段落格式（居中等）来自模板 [[公式]] 块第一行，编号字体来自第二行。</w:t>
-      </w:r>
-    </w:p>
-    <w:p>
-      <w:pPr>
-        <w:jc w:val="center"/>
-      </w:pPr>
-      <m:oMathPara>
-        <m:oMath>
-          <m:f>
-            <m:num>
-              <m:r>
-                <m:t>a+b</m:t>
-              </m:r>
-            </m:num>
-            <m:den>
-              <m:r>
-                <m:t>2</m:t>
-              </m:r>
-            </m:den>
-          </m:f>
-        </m:oMath>
-      </m:oMathPara>
-    </w:p>
-    <w:p>
-      <w:pPr>
-        <w:jc w:val="center"/>
-        <w:tabs>
-          <w:tab w:val="center" w:pos="4680"/>
-          <w:tab w:val="right" w:pos="9360"/>
-        </w:tabs>
-      </w:pPr>
-      <w:r>
-        <w:tab/>
-      </w:r>
-      <m:oMathPara>
-        <m:oMath>
-          <m:r>
-            <m:t>E</m:t>
-          </m:r>
-          <m:r>
-            <m:t>=</m:t>
-          </m:r>
-          <m:r>
-            <m:t>m</m:t>
-          </m:r>
-          <m:sSup>
-            <m:e>
-              <m:r>
-                <m:t>c</m:t>
-              </m:r>
-            </m:e>
-            <m:sup>
-              <m:r>
-                <m:t>2</m:t>
-              </m:r>
-            </m:sup>
-          </m:sSup>
-        </m:oMath>
-      </m:oMathPara>
-      <w:r>
-        <w:tab/>
-      </w:r>
-      <w:r>
-        <w:rPr>
-          <w:b/>
-          <w:bCs/>
-          <w:i w:val="0"/>
-          <w:iCs w:val="0"/>
-        </w:rPr>
-        <w:t>式(4-1)</w:t>
-      </w:r>
-    </w:p>
-    <w:p>
-      <w:pPr>
-        <w:jc w:val="center"/>
-        <w:tabs>
-          <w:tab w:val="center" w:pos="4680"/>
-          <w:tab w:val="right" w:pos="9360"/>
-        </w:tabs>
-      </w:pPr>
-      <w:r>
-        <w:tab/>
-      </w:r>
-      <m:oMathPara>
-        <m:oMath>
-          <m:f>
-            <m:num>
-              <m:r>
-                <m:t>
-                  <m:sSub>
-                    <m:e>
-                      <m:r>
-                        <m:t>Σ</m:t>
-                      </m:r>
-                    </m:e>
-                    <m:sub>
-                      <m:r>
-                        <m:t>i=1</m:t>
-                      </m:r>
-                    </m:sub>
-                  </m:sSub>
-                  <m:sSup>
-                    <m:e>
-                      <m:r>
-                        <m:t>n</m:t>
-                      </m:r>
-                    </m:e>
-                    <m:sup>
-                      <m:r>
-                        <m:t/>
-                      </m:r>
-                    </m:sup>
-                  </m:sSup>
-                  <m:sSub>
-                    <m:e>
-                      <m:r>
-                        <m:t>x</m:t>
-                      </m:r>
-                    </m:e>
-                    <m:sub>
-                      <m:r>
-                        <m:t>i</m:t>
-                      </m:r>
-                    </m:sub>
-                  </m:sSub>
-                </m:t>
-              </m:r>
-            </m:num>
-            <m:den>
-              <m:r>
-                <m:t>n</m:t>
-              </m:r>
-            </m:den>
-          </m:f>
-        </m:oMath>
-      </m:oMathPara>
-      <w:r>
-        <w:tab/>
-      </w:r>
-      <w:r>
-        <w:rPr>
-          <w:b/>
-          <w:bCs/>
-          <w:i w:val="0"/>
-          <w:iCs w:val="0"/>
-        </w:rPr>
-        <w:t>式(4-2)</w:t>
-      </w:r>
-    </w:p>
-    <w:p>
-      <w:pPr>
-        <w:jc w:val="center"/>
-        <w:tabs>
-          <w:tab w:val="center" w:pos="4680"/>
-          <w:tab w:val="right" w:pos="9360"/>
-        </w:tabs>
-      </w:pPr>
-      <w:r>
-        <w:tab/>
-      </w:r>
-      <m:oMathPara>
-        <m:oMath>
-          <m:rad>
-            <m:radPr>
-              <m:degHide m:val="1"/>
-            </m:radPr>
-            <m:deg/>
-            <m:e>
-              <m:r>
-                <m:t>a²+b²</m:t>
-              </m:r>
-            </m:e>
-          </m:rad>
-        </m:oMath>
-      </m:oMathPara>
-      <w:r>
-        <w:tab/>
-      </w:r>
-      <w:r>
-        <w:rPr>
-          <w:b/>
-          <w:bCs/>
-          <w:i w:val="0"/>
-          <w:iCs w:val="0"/>
-        </w:rPr>
-        <w:t>式(4-3)</w:t>
-      </w:r>
-    </w:p>
-    <w:p>
-      <w:pPr>
-        <w:jc w:val="center"/>
-      </w:pPr>
-      <w:r>
-        <w:t>f(x)=\frac{1}{\sigma\sqrt{2\pi}}e^{-\frac{(x-\mu)^2}{2\sigma^2}}    式(4-4)</w:t>
+        <w:t>本节介绍数据分析的方法和工具。</w:t>
       </w:r>
     </w:p>
     <w:p>
       <w:pPr>
         <w:spacing w:before="480" w:after="240"/>
         <w:jc w:val="center"/>
-        <w:rPr>
-          <w:rFonts w:hint="eastAsia" w:ascii="幼圆" w:hAnsi="幼圆" w:eastAsia="幼圆" w:cs="幼圆"/>
-        </w:rPr>
       </w:pPr>
       <w:r>
         <w:rPr>
           <w:rFonts w:hint="eastAsia" w:ascii="幼圆" w:hAnsi="幼圆" w:eastAsia="幼圆" w:cs="幼圆"/>
+          <w:b/>
+          <w:sz w:val="32"/>
+          <w:szCs w:val="32"/>
         </w:rPr>
-        <w:t>第五章  图片测试</w:t>
+        <w:t>第三章  结果与讨论</w:t>
       </w:r>
     </w:p>
     <w:p>
@@ -1874,181 +256,26 @@
       </w:pPr>
       <w:r>
         <w:rPr>
-          <w:sz w:val="24"/>
-          <w:szCs w:val="24"/>
+          <w:rFonts w:hint="eastAsia" w:ascii="隶书" w:hAnsi="隶书" w:eastAsia="隶书" w:cs="隶书"/>
+          <w:sz w:val="96"/>
+          <w:szCs w:val="96"/>
         </w:rPr>
-        <w:t>图片段落格式来自模板 [[图片]] 块第一行，caption 格式来自第二行。</w:t>
+        <w:t>这是第三章的正文内容，展示研究结果并进行讨论。</w:t>
       </w:r>
     </w:p>
     <w:p>
       <w:pPr>
         <w:spacing w:before="240" w:after="120"/>
         <w:jc w:val="left"/>
-        <w:rPr>
-          <w:rFonts w:hint="eastAsia" w:ascii="隶书" w:hAnsi="隶书" w:eastAsia="隶书" w:cs="隶书"/>
-        </w:rPr>
       </w:pPr>
       <w:r>
         <w:rPr>
           <w:rFonts w:hint="eastAsia" w:ascii="隶书" w:hAnsi="隶书" w:eastAsia="隶书" w:cs="隶书"/>
+          <w:b/>
+          <w:sz w:val="28"/>
+          <w:szCs w:val="28"/>
         </w:rPr>
-        <w:t>5.1  base64 图片</w:t>
-      </w:r>
-    </w:p>
-    <w:p>
-      <w:pPr>
-        <w:jc w:val="center"/>
-      </w:pPr>
-      <w:r>
-        <w:drawing>
-          <wp:inline xmlns:a="http://schemas.openxmlformats.org/drawingml/2006/main" xmlns:pic="http://schemas.openxmlformats.org/drawingml/2006/picture">
-            <wp:extent cx="3200400" cy="2000250"/>
-            <wp:docPr id="1" name="Picture 1"/>
-            <wp:cNvGraphicFramePr>
-              <a:graphicFrameLocks noChangeAspect="1"/>
-            </wp:cNvGraphicFramePr>
-            <a:graphic>
-              <a:graphicData uri="http://schemas.openxmlformats.org/drawingml/2006/picture">
-                <pic:pic>
-                  <pic:nvPicPr>
-                    <pic:cNvPr id="0" name="image.png"/>
-                    <pic:cNvPicPr/>
-                  </pic:nvPicPr>
-                  <pic:blipFill>
-                    <a:blip r:embed="rId9"/>
-                    <a:stretch>
-                      <a:fillRect/>
-                    </a:stretch>
-                  </pic:blipFill>
-                  <pic:spPr>
-                    <a:xfrm>
-                      <a:off x="0" y="0"/>
-                      <a:ext cx="3200400" cy="2000250"/>
-                    </a:xfrm>
-                    <a:prstGeom prst="rect"/>
-                  </pic:spPr>
-                </pic:pic>
-              </a:graphicData>
-            </a:graphic>
-          </wp:inline>
-        </w:drawing>
-      </w:r>
-    </w:p>
-    <w:p>
-      <w:pPr>
-        <w:jc w:val="center"/>
-      </w:pPr>
-      <w:r>
-        <w:rPr>
-          <w:sz w:val="21"/>
-          <w:szCs w:val="21"/>
-        </w:rPr>
-        <w:t>图 5-1  渐变色图（base64，居中，3.5英寸）</w:t>
-      </w:r>
-    </w:p>
-    <w:p>
-      <w:pPr>
-        <w:jc w:val="center"/>
-      </w:pPr>
-      <w:r>
-        <w:drawing>
-          <wp:inline xmlns:a="http://schemas.openxmlformats.org/drawingml/2006/main" xmlns:pic="http://schemas.openxmlformats.org/drawingml/2006/picture">
-            <wp:extent cx="3200400" cy="2000250"/>
-            <wp:docPr id="2" name="Picture 2"/>
-            <wp:cNvGraphicFramePr>
-              <a:graphicFrameLocks noChangeAspect="1"/>
-            </wp:cNvGraphicFramePr>
-            <a:graphic>
-              <a:graphicData uri="http://schemas.openxmlformats.org/drawingml/2006/picture">
-                <pic:pic>
-                  <pic:nvPicPr>
-                    <pic:cNvPr id="0" name="image.png"/>
-                    <pic:cNvPicPr/>
-                  </pic:nvPicPr>
-                  <pic:blipFill>
-                    <a:blip r:embed="rId10"/>
-                    <a:stretch>
-                      <a:fillRect/>
-                    </a:stretch>
-                  </pic:blipFill>
-                  <pic:spPr>
-                    <a:xfrm>
-                      <a:off x="0" y="0"/>
-                      <a:ext cx="3200400" cy="2000250"/>
-                    </a:xfrm>
-                    <a:prstGeom prst="rect"/>
-                  </pic:spPr>
-                </pic:pic>
-              </a:graphicData>
-            </a:graphic>
-          </wp:inline>
-        </w:drawing>
-      </w:r>
-    </w:p>
-    <w:p>
-      <w:pPr>
-        <w:jc w:val="center"/>
-      </w:pPr>
-      <w:r>
-        <w:rPr>
-          <w:sz w:val="21"/>
-          <w:szCs w:val="21"/>
-        </w:rPr>
-        <w:t>图 5-2  折线图（base64，居中，3.5英寸）</w:t>
-      </w:r>
-    </w:p>
-    <w:p>
-      <w:pPr>
-        <w:jc w:val="center"/>
-      </w:pPr>
-      <w:r>
-        <w:drawing>
-          <wp:inline xmlns:a="http://schemas.openxmlformats.org/drawingml/2006/main" xmlns:pic="http://schemas.openxmlformats.org/drawingml/2006/picture">
-            <wp:extent cx="2743200" cy="1714500"/>
-            <wp:docPr id="3" name="Picture 3"/>
-            <wp:cNvGraphicFramePr>
-              <a:graphicFrameLocks noChangeAspect="1"/>
-            </wp:cNvGraphicFramePr>
-            <a:graphic>
-              <a:graphicData uri="http://schemas.openxmlformats.org/drawingml/2006/picture">
-                <pic:pic>
-                  <pic:nvPicPr>
-                    <pic:cNvPr id="0" name="image.png"/>
-                    <pic:cNvPicPr/>
-                  </pic:nvPicPr>
-                  <pic:blipFill>
-                    <a:blip r:embed="rId11"/>
-                    <a:stretch>
-                      <a:fillRect/>
-                    </a:stretch>
-                  </pic:blipFill>
-                  <pic:spPr>
-                    <a:xfrm>
-                      <a:off x="0" y="0"/>
-                      <a:ext cx="2743200" cy="1714500"/>
-                    </a:xfrm>
-                    <a:prstGeom prst="rect"/>
-                  </pic:spPr>
-                </pic:pic>
-              </a:graphicData>
-            </a:graphic>
-          </wp:inline>
-        </w:drawing>
-      </w:r>
-    </w:p>
-    <w:p>
-      <w:pPr>
-        <w:spacing w:before="240" w:after="120"/>
-        <w:jc w:val="left"/>
-        <w:rPr>
-          <w:rFonts w:hint="eastAsia" w:ascii="隶书" w:hAnsi="隶书" w:eastAsia="隶书" w:cs="隶书"/>
-        </w:rPr>
-      </w:pPr>
-      <w:r>
-        <w:rPr>
-          <w:rFonts w:hint="eastAsia" w:ascii="隶书" w:hAnsi="隶书" w:eastAsia="隶书" w:cs="隶书"/>
-        </w:rPr>
-        <w:t>5.2  本地路径图片</w:t>
+        <w:t>3.1  实验结果</w:t>
       </w:r>
     </w:p>
     <w:p>
@@ -2058,210 +285,26 @@
       </w:pPr>
       <w:r>
         <w:rPr>
-          <w:sz w:val="24"/>
-          <w:szCs w:val="24"/>
+          <w:rFonts w:hint="eastAsia" w:ascii="隶书" w:hAnsi="隶书" w:eastAsia="隶书" w:cs="隶书"/>
+          <w:sz w:val="96"/>
+          <w:szCs w:val="96"/>
         </w:rPr>
-        <w:t>图 5-3 使用 path 模式："path": "/mnt/user-data/outputs/test_figure.png"</w:t>
-      </w:r>
-    </w:p>
-    <w:p>
-      <w:pPr>
-        <w:jc w:val="center"/>
-      </w:pPr>
-      <w:r>
-        <w:t>[图片占位：图 5-3  棋盘格（path 模式，3.0英寸）]</w:t>
-      </w:r>
-    </w:p>
-    <w:p>
-      <w:pPr>
-        <w:jc w:val="center"/>
-      </w:pPr>
-      <w:r>
-        <w:t>[图片占位：图 5-4  无效路径（应显示占位文字）]</w:t>
+        <w:t>本节展示实验的具体结果和数据。</w:t>
       </w:r>
     </w:p>
     <w:p>
       <w:pPr>
         <w:spacing w:before="240" w:after="120"/>
         <w:jc w:val="left"/>
-        <w:rPr>
-          <w:rFonts w:hint="eastAsia" w:ascii="隶书" w:hAnsi="隶书" w:eastAsia="隶书" w:cs="隶书"/>
-        </w:rPr>
       </w:pPr>
       <w:r>
         <w:rPr>
           <w:rFonts w:hint="eastAsia" w:ascii="隶书" w:hAnsi="隶书" w:eastAsia="隶书" w:cs="隶书"/>
+          <w:b/>
+          <w:sz w:val="28"/>
+          <w:szCs w:val="28"/>
         </w:rPr>
-        <w:t>5.3  对齐测试</w:t>
-      </w:r>
-    </w:p>
-    <w:p>
-      <w:pPr>
-        <w:jc w:val="left"/>
-      </w:pPr>
-      <w:r>
-        <w:drawing>
-          <wp:inline xmlns:a="http://schemas.openxmlformats.org/drawingml/2006/main" xmlns:pic="http://schemas.openxmlformats.org/drawingml/2006/picture">
-            <wp:extent cx="1371600" cy="857250"/>
-            <wp:docPr id="4" name="Picture 4"/>
-            <wp:cNvGraphicFramePr>
-              <a:graphicFrameLocks noChangeAspect="1"/>
-            </wp:cNvGraphicFramePr>
-            <a:graphic>
-              <a:graphicData uri="http://schemas.openxmlformats.org/drawingml/2006/picture">
-                <pic:pic>
-                  <pic:nvPicPr>
-                    <pic:cNvPr id="0" name="image.png"/>
-                    <pic:cNvPicPr/>
-                  </pic:nvPicPr>
-                  <pic:blipFill>
-                    <a:blip r:embed="rId9"/>
-                    <a:stretch>
-                      <a:fillRect/>
-                    </a:stretch>
-                  </pic:blipFill>
-                  <pic:spPr>
-                    <a:xfrm>
-                      <a:off x="0" y="0"/>
-                      <a:ext cx="1371600" cy="857250"/>
-                    </a:xfrm>
-                    <a:prstGeom prst="rect"/>
-                  </pic:spPr>
-                </pic:pic>
-              </a:graphicData>
-            </a:graphic>
-          </wp:inline>
-        </w:drawing>
-      </w:r>
-    </w:p>
-    <w:p>
-      <w:pPr>
-        <w:jc w:val="left"/>
-      </w:pPr>
-      <w:r>
-        <w:rPr>
-          <w:sz w:val="21"/>
-          <w:szCs w:val="21"/>
-        </w:rPr>
-        <w:t>左对齐</w:t>
-      </w:r>
-    </w:p>
-    <w:p>
-      <w:pPr>
-        <w:jc w:val="center"/>
-      </w:pPr>
-      <w:r>
-        <w:drawing>
-          <wp:inline xmlns:a="http://schemas.openxmlformats.org/drawingml/2006/main" xmlns:pic="http://schemas.openxmlformats.org/drawingml/2006/picture">
-            <wp:extent cx="1371600" cy="857250"/>
-            <wp:docPr id="5" name="Picture 5"/>
-            <wp:cNvGraphicFramePr>
-              <a:graphicFrameLocks noChangeAspect="1"/>
-            </wp:cNvGraphicFramePr>
-            <a:graphic>
-              <a:graphicData uri="http://schemas.openxmlformats.org/drawingml/2006/picture">
-                <pic:pic>
-                  <pic:nvPicPr>
-                    <pic:cNvPr id="0" name="image.png"/>
-                    <pic:cNvPicPr/>
-                  </pic:nvPicPr>
-                  <pic:blipFill>
-                    <a:blip r:embed="rId9"/>
-                    <a:stretch>
-                      <a:fillRect/>
-                    </a:stretch>
-                  </pic:blipFill>
-                  <pic:spPr>
-                    <a:xfrm>
-                      <a:off x="0" y="0"/>
-                      <a:ext cx="1371600" cy="857250"/>
-                    </a:xfrm>
-                    <a:prstGeom prst="rect"/>
-                  </pic:spPr>
-                </pic:pic>
-              </a:graphicData>
-            </a:graphic>
-          </wp:inline>
-        </w:drawing>
-      </w:r>
-    </w:p>
-    <w:p>
-      <w:pPr>
-        <w:jc w:val="center"/>
-      </w:pPr>
-      <w:r>
-        <w:rPr>
-          <w:sz w:val="21"/>
-          <w:szCs w:val="21"/>
-        </w:rPr>
-        <w:t>居中</w:t>
-      </w:r>
-    </w:p>
-    <w:p>
-      <w:pPr>
-        <w:jc w:val="right"/>
-      </w:pPr>
-      <w:r>
-        <w:drawing>
-          <wp:inline xmlns:a="http://schemas.openxmlformats.org/drawingml/2006/main" xmlns:pic="http://schemas.openxmlformats.org/drawingml/2006/picture">
-            <wp:extent cx="1371600" cy="857250"/>
-            <wp:docPr id="6" name="Picture 6"/>
-            <wp:cNvGraphicFramePr>
-              <a:graphicFrameLocks noChangeAspect="1"/>
-            </wp:cNvGraphicFramePr>
-            <a:graphic>
-              <a:graphicData uri="http://schemas.openxmlformats.org/drawingml/2006/picture">
-                <pic:pic>
-                  <pic:nvPicPr>
-                    <pic:cNvPr id="0" name="image.png"/>
-                    <pic:cNvPicPr/>
-                  </pic:nvPicPr>
-                  <pic:blipFill>
-                    <a:blip r:embed="rId9"/>
-                    <a:stretch>
-                      <a:fillRect/>
-                    </a:stretch>
-                  </pic:blipFill>
-                  <pic:spPr>
-                    <a:xfrm>
-                      <a:off x="0" y="0"/>
-                      <a:ext cx="1371600" cy="857250"/>
-                    </a:xfrm>
-                    <a:prstGeom prst="rect"/>
-                  </pic:spPr>
-                </pic:pic>
-              </a:graphicData>
-            </a:graphic>
-          </wp:inline>
-        </w:drawing>
-      </w:r>
-    </w:p>
-    <w:p>
-      <w:pPr>
-        <w:jc w:val="right"/>
-      </w:pPr>
-      <w:r>
-        <w:rPr>
-          <w:sz w:val="21"/>
-          <w:szCs w:val="21"/>
-        </w:rPr>
-        <w:t>右对齐</w:t>
-      </w:r>
-    </w:p>
-    <w:p/>
-    <w:p>
-      <w:pPr>
-        <w:spacing w:before="480" w:after="240"/>
-        <w:jc w:val="center"/>
-        <w:rPr>
-          <w:rFonts w:hint="eastAsia" w:ascii="幼圆" w:hAnsi="幼圆" w:eastAsia="幼圆" w:cs="幼圆"/>
-        </w:rPr>
-      </w:pPr>
-      <w:r>
-        <w:rPr>
-          <w:rFonts w:hint="eastAsia" w:ascii="幼圆" w:hAnsi="幼圆" w:eastAsia="幼圆" w:cs="幼圆"/>
-        </w:rPr>
-        <w:t>结  论</w:t>
+        <w:t>3.2  结果讨论</w:t>
       </w:r>
     </w:p>
     <w:p>
@@ -2271,279 +314,21 @@
       </w:pPr>
       <w:r>
         <w:rPr>
-          <w:sz w:val="24"/>
-          <w:szCs w:val="24"/>
+          <w:rFonts w:hint="eastAsia" w:ascii="隶书" w:hAnsi="隶书" w:eastAsia="隶书" w:cs="隶书"/>
+          <w:sz w:val="96"/>
+          <w:szCs w:val="96"/>
         </w:rPr>
-        <w:t>v6 引擎成功实现了格式与数据的完全分离：</w:t>
-      </w:r>
-    </w:p>
-    <w:p>
-      <w:pPr>
-        <w:spacing w:line="360" w:lineRule="auto"/>
-        <w:ind w:firstLine="480"/>
-      </w:pPr>
-      <w:r>
-        <w:rPr>
-          <w:sz w:val="24"/>
-          <w:szCs w:val="24"/>
-        </w:rPr>
-        <w:t>（1）标题/正文/公式/图片/表格所有格式均来自模板 [[块标记]]，JSON 不含任何格式参数。</w:t>
-      </w:r>
-    </w:p>
-    <w:p>
-      <w:pPr>
-        <w:spacing w:line="360" w:lineRule="auto"/>
-        <w:ind w:firstLine="480"/>
-      </w:pPr>
-      <w:r>
-        <w:rPr>
-          <w:sz w:val="24"/>
-          <w:szCs w:val="24"/>
-        </w:rPr>
-        <w:t>（2）模板缺失对应块时，引擎降级使用 Word 内置默认样式，而非硬编码值。</w:t>
-      </w:r>
-    </w:p>
-    <w:p>
-      <w:pPr>
-        <w:spacing w:line="360" w:lineRule="auto"/>
-        <w:ind w:firstLine="480"/>
-      </w:pPr>
-      <w:r>
-        <w:rPr>
-          <w:sz w:val="24"/>
-          <w:szCs w:val="24"/>
-        </w:rPr>
-        <w:t>（3）所有功能测试通过：表格 caption 来自模板、公式 label 字体来自模板、分节页脚正确、引用上标正确。</w:t>
-      </w:r>
-    </w:p>
-    <w:p/>
-    <w:p>
-      <w:pPr>
-        <w:spacing w:before="480" w:after="240"/>
-        <w:jc w:val="center"/>
-        <w:rPr>
-          <w:rFonts w:hint="eastAsia" w:ascii="幼圆" w:hAnsi="幼圆" w:eastAsia="幼圆" w:cs="幼圆"/>
-        </w:rPr>
-      </w:pPr>
-      <w:r>
-        <w:rPr>
-          <w:rFonts w:hint="eastAsia" w:ascii="幼圆" w:hAnsi="幼圆" w:eastAsia="幼圆" w:cs="幼圆"/>
-        </w:rPr>
-        <w:t>致  谢</w:t>
-      </w:r>
-    </w:p>
-    <w:p>
-      <w:pPr>
-        <w:spacing w:line="360" w:lineRule="auto"/>
-        <w:ind w:firstLine="480"/>
-      </w:pPr>
-      <w:r>
-        <w:rPr>
-          <w:sz w:val="24"/>
-          <w:szCs w:val="24"/>
-        </w:rPr>
-        <w:t>感谢 python-docx 社区提供的 Word XML 操作接口</w:t>
-      </w:r>
-      <w:r>
-        <w:rPr>
-          <w:sz w:val="24"/>
-          <w:szCs w:val="24"/>
-          <w:vertAlign w:val="superscript"/>
-        </w:rPr>
-        <w:t>[2]</w:t>
-      </w:r>
-      <w:r>
-        <w:rPr>
-          <w:sz w:val="24"/>
-          <w:szCs w:val="24"/>
-        </w:rPr>
-        <w:t xml:space="preserve">。</w:t>
-      </w:r>
-    </w:p>
-    <w:p>
-      <w:pPr>
-        <w:spacing w:line="360" w:lineRule="auto"/>
-        <w:ind w:firstLine="480"/>
-      </w:pPr>
-      <w:r>
-        <w:rPr>
-          <w:sz w:val="24"/>
-          <w:szCs w:val="24"/>
-        </w:rPr>
-        <w:t>感谢提出设计原则批评的用户，使引擎真正做到格式与数据分离。</w:t>
-      </w:r>
-    </w:p>
-    <w:p/>
-    <w:p>
-      <w:pPr>
-        <w:spacing w:before="480" w:after="240"/>
-        <w:jc w:val="center"/>
-        <w:rPr>
-          <w:rFonts w:hint="eastAsia" w:ascii="幼圆" w:hAnsi="幼圆" w:eastAsia="幼圆" w:cs="幼圆"/>
-        </w:rPr>
-      </w:pPr>
-      <w:r>
-        <w:rPr>
-          <w:rFonts w:hint="eastAsia" w:ascii="幼圆" w:hAnsi="幼圆" w:eastAsia="幼圆" w:cs="幼圆"/>
-        </w:rPr>
-        <w:t>已发表的学术论文目录</w:t>
-      </w:r>
-    </w:p>
-    <w:p>
-      <w:pPr>
-        <w:ind w:left="480" w:hanging="480"/>
-      </w:pPr>
-      <w:r>
-        <w:rPr>
-          <w:sz w:val="24"/>
-          <w:szCs w:val="24"/>
-        </w:rPr>
-        <w:t>1. 张三, 李四. 基于标记驱动的 Word 文档引擎[J]. 计算机应用, 2025.</w:t>
-      </w:r>
-    </w:p>
-    <w:p>
-      <w:pPr>
-        <w:ind w:left="480" w:hanging="480"/>
-      </w:pPr>
-      <w:r>
-        <w:rPr>
-          <w:sz w:val="24"/>
-          <w:szCs w:val="24"/>
-        </w:rPr>
-        <w:t>2. Zhang S. Template-driven Typesetting Engine[C]. ICDAR 2025.</w:t>
-      </w:r>
-    </w:p>
-    <w:p>
-      <w:pPr>
-        <w:spacing w:before="480" w:after="240"/>
-        <w:jc w:val="center"/>
-        <w:rPr>
-          <w:rFonts w:hint="eastAsia" w:ascii="幼圆" w:hAnsi="幼圆" w:eastAsia="幼圆" w:cs="幼圆"/>
-        </w:rPr>
-      </w:pPr>
-      <w:r>
-        <w:rPr>
-          <w:rFonts w:hint="eastAsia" w:ascii="幼圆" w:hAnsi="幼圆" w:eastAsia="幼圆" w:cs="幼圆"/>
-        </w:rPr>
-        <w:t>参考文献</w:t>
-      </w:r>
-    </w:p>
-    <w:p>
-      <w:pPr>
-        <w:ind w:left="480" w:hanging="480"/>
-      </w:pPr>
-      <w:r>
-        <w:rPr>
-          <w:b/>
-          <w:sz w:val="24"/>
-          <w:szCs w:val="24"/>
-        </w:rPr>
-        <w:t xml:space="preserve">[1] </w:t>
-      </w:r>
-      <w:r>
-        <w:rPr>
-          <w:sz w:val="24"/>
-          <w:szCs w:val="24"/>
-        </w:rPr>
-        <w:t>Knuth D E. The TeXbook[M]. Addison-Wesley, 1984.</w:t>
-      </w:r>
-    </w:p>
-    <w:p>
-      <w:pPr>
-        <w:ind w:left="480" w:hanging="480"/>
-      </w:pPr>
-      <w:r>
-        <w:rPr>
-          <w:b/>
-          <w:sz w:val="24"/>
-          <w:szCs w:val="24"/>
-        </w:rPr>
-        <w:t xml:space="preserve">[2] </w:t>
-      </w:r>
-      <w:r>
-        <w:rPr>
-          <w:sz w:val="24"/>
-          <w:szCs w:val="24"/>
-        </w:rPr>
-        <w:t>Clark A. python-docx documentation[EB/OL]. 2023.</w:t>
-      </w:r>
-    </w:p>
-    <w:p>
-      <w:pPr>
-        <w:ind w:left="480" w:hanging="480"/>
-      </w:pPr>
-      <w:r>
-        <w:rPr>
-          <w:b/>
-          <w:sz w:val="24"/>
-          <w:szCs w:val="24"/>
-        </w:rPr>
-        <w:t xml:space="preserve">[3] </w:t>
-      </w:r>
-      <w:r>
-        <w:rPr>
-          <w:sz w:val="24"/>
-          <w:szCs w:val="24"/>
-        </w:rPr>
-        <w:t>ISO/IEC 29500-1:2016. Office Open XML File Formats[S]. ISO, 2016.</w:t>
+        <w:t>本节对实验结果进行分析和讨论，解释结果的意义。</w:t>
       </w:r>
     </w:p>
     <w:sectPr>
-      <w:footerReference w:type="default" r:id="rId13"/>
       <w:pgSz w:w="12240" w:h="15840"/>
       <w:pgMar w:top="1440" w:right="1800" w:bottom="1440" w:left="1800" w:header="720" w:footer="720" w:gutter="0"/>
       <w:cols w:space="720"/>
       <w:docGrid w:linePitch="360"/>
-      <w:pgNumType w:fmt="decimal" w:start="1"/>
     </w:sectPr>
   </w:body>
 </w:document>
-</file>
-
-<file path=word/footer1.xml><?xml version="1.0" encoding="utf-8"?>
-<w:ftr xmlns:m="http://schemas.openxmlformats.org/officeDocument/2006/math" xmlns:mc="http://schemas.openxmlformats.org/markup-compatibility/2006" xmlns:mo="http://schemas.microsoft.com/office/mac/office/2008/main" xmlns:mv="urn:schemas-microsoft-com:mac:vml" xmlns:o="urn:schemas-microsoft-com:office:office" xmlns:r="http://schemas.openxmlformats.org/officeDocument/2006/relationships" xmlns:v="urn:schemas-microsoft-com:vml" xmlns:w10="urn:schemas-microsoft-com:office:word" xmlns:w14="http://schemas.microsoft.com/office/word/2010/wordml" xmlns:w="http://schemas.openxmlformats.org/wordprocessingml/2006/main" xmlns:wne="http://schemas.microsoft.com/office/word/2006/wordml" xmlns:wp14="http://schemas.microsoft.com/office/word/2010/wordprocessingDrawing" xmlns:wp="http://schemas.openxmlformats.org/drawingml/2006/wordprocessingDrawing" xmlns:wpc="http://schemas.microsoft.com/office/word/2010/wordprocessingCanvas" xmlns:wpg="http://schemas.microsoft.com/office/word/2010/wordprocessingGroup" xmlns:wpi="http://schemas.microsoft.com/office/word/2010/wordprocessingInk" xmlns:wps="http://schemas.microsoft.com/office/word/2010/wordprocessingShape" mc:Ignorable="w14 wp14">
-  <w:p>
-    <w:pPr>
-      <w:pStyle w:val="Footer"/>
-      <w:jc w:val="center"/>
-    </w:pPr>
-    <w:r>
-      <w:fldChar w:fldCharType="begin"/>
-    </w:r>
-    <w:r>
-      <w:instrText xml:space="preserve"> PAGE </w:instrText>
-    </w:r>
-    <w:r>
-      <w:fldChar w:fldCharType="end"/>
-    </w:r>
-  </w:p>
-</w:ftr>
-</file>
-
-<file path=word/footer2.xml><?xml version="1.0" encoding="utf-8"?>
-<w:ftr xmlns:m="http://schemas.openxmlformats.org/officeDocument/2006/math" xmlns:mc="http://schemas.openxmlformats.org/markup-compatibility/2006" xmlns:mo="http://schemas.microsoft.com/office/mac/office/2008/main" xmlns:mv="urn:schemas-microsoft-com:mac:vml" xmlns:o="urn:schemas-microsoft-com:office:office" xmlns:r="http://schemas.openxmlformats.org/officeDocument/2006/relationships" xmlns:v="urn:schemas-microsoft-com:vml" xmlns:w10="urn:schemas-microsoft-com:office:word" xmlns:w14="http://schemas.microsoft.com/office/word/2010/wordml" xmlns:w="http://schemas.openxmlformats.org/wordprocessingml/2006/main" xmlns:wne="http://schemas.microsoft.com/office/word/2006/wordml" xmlns:wp14="http://schemas.microsoft.com/office/word/2010/wordprocessingDrawing" xmlns:wp="http://schemas.openxmlformats.org/drawingml/2006/wordprocessingDrawing" xmlns:wpc="http://schemas.microsoft.com/office/word/2010/wordprocessingCanvas" xmlns:wpg="http://schemas.microsoft.com/office/word/2010/wordprocessingGroup" xmlns:wpi="http://schemas.microsoft.com/office/word/2010/wordprocessingInk" xmlns:wps="http://schemas.microsoft.com/office/word/2010/wordprocessingShape" mc:Ignorable="w14 wp14">
-  <w:p>
-    <w:pPr>
-      <w:pStyle w:val="Footer"/>
-      <w:jc w:val="center"/>
-    </w:pPr>
-    <w:r>
-      <w:t xml:space="preserve">- </w:t>
-    </w:r>
-    <w:r>
-      <w:fldChar w:fldCharType="begin"/>
-    </w:r>
-    <w:r>
-      <w:instrText xml:space="preserve"> PAGE </w:instrText>
-    </w:r>
-    <w:r>
-      <w:fldChar w:fldCharType="end"/>
-    </w:r>
-    <w:r>
-      <w:t xml:space="preserve"> -</w:t>
-    </w:r>
-  </w:p>
-</w:ftr>
 </file>
 
 <file path=word/numbering.xml><?xml version="1.0" encoding="utf-8"?>

--- a/data/output.docx
+++ b/data/output.docx
@@ -2,10 +2,13 @@
 <file path=word/document.xml><?xml version="1.0" encoding="utf-8"?>
 <w:document xmlns:wpc="http://schemas.microsoft.com/office/word/2010/wordprocessingCanvas" xmlns:mo="http://schemas.microsoft.com/office/mac/office/2008/main" xmlns:mc="http://schemas.openxmlformats.org/markup-compatibility/2006" xmlns:mv="urn:schemas-microsoft-com:mac:vml" xmlns:o="urn:schemas-microsoft-com:office:office" xmlns:r="http://schemas.openxmlformats.org/officeDocument/2006/relationships" xmlns:m="http://schemas.openxmlformats.org/officeDocument/2006/math" xmlns:v="urn:schemas-microsoft-com:vml" xmlns:wp14="http://schemas.microsoft.com/office/word/2010/wordprocessingDrawing" xmlns:wp="http://schemas.openxmlformats.org/drawingml/2006/wordprocessingDrawing" xmlns:w10="urn:schemas-microsoft-com:office:word" xmlns:w="http://schemas.openxmlformats.org/wordprocessingml/2006/main" xmlns:w14="http://schemas.microsoft.com/office/word/2010/wordml" xmlns:wpg="http://schemas.microsoft.com/office/word/2010/wordprocessingGroup" xmlns:wpi="http://schemas.microsoft.com/office/word/2010/wordprocessingInk" xmlns:wne="http://schemas.microsoft.com/office/word/2006/wordml" xmlns:wps="http://schemas.microsoft.com/office/word/2010/wordprocessingShape" mc:Ignorable="w14 wp14">
   <w:body>
+    <w:p/>
     <w:p>
       <w:pPr>
+        <w:pStyle w:val="Heading1"/>
         <w:spacing w:before="480" w:after="240"/>
         <w:jc w:val="center"/>
+        <w:outlineLvl w:val="9"/>
       </w:pPr>
       <w:r>
         <w:rPr>
@@ -13,6 +16,802 @@
           <w:b/>
           <w:sz w:val="32"/>
           <w:szCs w:val="32"/>
+          <w:color w:val="000000"/>
+        </w:rPr>
+        <w:t>摘  要</w:t>
+      </w:r>
+    </w:p>
+    <w:p>
+      <w:r>
+        <w:t>本文对 docx_inline_tag_engine v5 的全部功能进行了系统测试，涵盖前置章节、目录、标题、正文、表格、公式与图片等所有内容类型。</w:t>
+      </w:r>
+    </w:p>
+    <w:p>
+      <w:r>
+        <w:t>测试数据包含三种公式输入方式（OMML 直通、LaTeX 转换、退化纯文本）、四张图片（三种 base64 图、一张本地路径图）、三个不同结构的表格，以及 toc_exclude 排除机制的正反两向测试。</w:t>
+      </w:r>
+    </w:p>
+    <w:p>
+      <w:r>
+        <w:t>关键词：文档自动化；排版引擎；全功能测试；Word XML</w:t>
+      </w:r>
+    </w:p>
+    <w:p/>
+    <w:p>
+      <w:pPr>
+        <w:pStyle w:val="Heading1"/>
+        <w:spacing w:before="480" w:after="240"/>
+        <w:jc w:val="center"/>
+        <w:outlineLvl w:val="9"/>
+      </w:pPr>
+      <w:r>
+        <w:rPr>
+          <w:rFonts w:hint="eastAsia" w:ascii="幼圆" w:hAnsi="幼圆" w:eastAsia="幼圆" w:cs="幼圆"/>
+          <w:b/>
+          <w:sz w:val="32"/>
+          <w:szCs w:val="32"/>
+          <w:color w:val="000000"/>
+        </w:rPr>
+        <w:t>Abstract</w:t>
+      </w:r>
+    </w:p>
+    <w:p>
+      <w:r>
+        <w:t>This document provides a comprehensive test of all features in docx_inline_tag_engine v5, covering front matter sections, table of contents, headings at three levels, body text, tables, formulas, and images.</w:t>
+      </w:r>
+    </w:p>
+    <w:p>
+      <w:r>
+        <w:t>Test cases include three formula input modes (OMML pass-through, LaTeX conversion, and plain-text fallback), four images (three base64-encoded, one local-path), three tables of varying structure, and bidirectional tests of the toc_exclude mechanism.</w:t>
+      </w:r>
+    </w:p>
+    <w:p>
+      <w:r>
+        <w:t>Keywords: document automation; typesetting engine; full-feature test; Word XML</w:t>
+      </w:r>
+    </w:p>
+    <w:p>
+      <w:pPr>
+        <w:pStyle w:val="Heading1"/>
+        <w:spacing w:before="480" w:after="240"/>
+        <w:jc w:val="center"/>
+        <w:outlineLvl w:val="9"/>
+      </w:pPr>
+      <w:r>
+        <w:rPr>
+          <w:rFonts w:hint="eastAsia" w:ascii="幼圆" w:hAnsi="幼圆" w:eastAsia="幼圆" w:cs="幼圆"/>
+          <w:b/>
+          <w:sz w:val="32"/>
+          <w:szCs w:val="32"/>
+          <w:color w:val="000000"/>
+        </w:rPr>
+        <w:t>目  录</w:t>
+      </w:r>
+    </w:p>
+    <w:p>
+      <w:pPr>
+        <w:tabs>
+          <w:tab w:val="right" w:leader="dot" w:pos="8800"/>
+        </w:tabs>
+        <w:rPr>
+          <w:rFonts w:hint="eastAsia" w:ascii="仿宋" w:hAnsi="仿宋" w:eastAsia="仿宋" w:cs="仿宋"/>
+          <w:lang w:val="en-US" w:eastAsia="zh-CN"/>
+        </w:rPr>
+      </w:pPr>
+      <w:r>
+        <w:rPr>
+          <w:rFonts w:hint="eastAsia" w:ascii="仿宋" w:hAnsi="仿宋" w:eastAsia="仿宋" w:cs="仿宋"/>
+          <w:lang w:val="en-US" w:eastAsia="zh-CN"/>
+        </w:rPr>
+        <w:t>摘  要</w:t>
+      </w:r>
+      <w:r>
+        <w:tab/>
+      </w:r>
+      <w:r>
+        <w:rPr>
+          <w:rFonts w:hint="eastAsia" w:ascii="仿宋" w:hAnsi="仿宋" w:eastAsia="仿宋" w:cs="仿宋"/>
+          <w:lang w:val="en-US" w:eastAsia="zh-CN"/>
+        </w:rPr>
+        <w:t>i</w:t>
+      </w:r>
+    </w:p>
+    <w:p>
+      <w:pPr>
+        <w:tabs>
+          <w:tab w:val="right" w:leader="dot" w:pos="8800"/>
+        </w:tabs>
+        <w:rPr>
+          <w:rFonts w:hint="eastAsia" w:ascii="仿宋" w:hAnsi="仿宋" w:eastAsia="仿宋" w:cs="仿宋"/>
+          <w:lang w:val="en-US" w:eastAsia="zh-CN"/>
+        </w:rPr>
+      </w:pPr>
+      <w:r>
+        <w:rPr>
+          <w:rFonts w:hint="eastAsia" w:ascii="仿宋" w:hAnsi="仿宋" w:eastAsia="仿宋" w:cs="仿宋"/>
+          <w:lang w:val="en-US" w:eastAsia="zh-CN"/>
+        </w:rPr>
+        <w:t>Abstract</w:t>
+      </w:r>
+      <w:r>
+        <w:tab/>
+      </w:r>
+      <w:r>
+        <w:rPr>
+          <w:rFonts w:hint="eastAsia" w:ascii="仿宋" w:hAnsi="仿宋" w:eastAsia="仿宋" w:cs="仿宋"/>
+          <w:lang w:val="en-US" w:eastAsia="zh-CN"/>
+        </w:rPr>
+        <w:t>ii</w:t>
+      </w:r>
+    </w:p>
+    <w:p>
+      <w:pPr>
+        <w:tabs>
+          <w:tab w:val="right" w:leader="dot" w:pos="8800"/>
+        </w:tabs>
+        <w:rPr>
+          <w:rFonts w:hint="eastAsia" w:ascii="仿宋" w:hAnsi="仿宋" w:eastAsia="仿宋" w:cs="仿宋"/>
+          <w:lang w:val="en-US" w:eastAsia="zh-CN"/>
+        </w:rPr>
+      </w:pPr>
+      <w:r>
+        <w:rPr>
+          <w:rFonts w:hint="eastAsia" w:ascii="仿宋" w:hAnsi="仿宋" w:eastAsia="仿宋" w:cs="仿宋"/>
+          <w:lang w:val="en-US" w:eastAsia="zh-CN"/>
+        </w:rPr>
+        <w:t>目  录</w:t>
+      </w:r>
+      <w:r>
+        <w:tab/>
+      </w:r>
+      <w:r>
+        <w:rPr>
+          <w:rFonts w:hint="eastAsia" w:ascii="仿宋" w:hAnsi="仿宋" w:eastAsia="仿宋" w:cs="仿宋"/>
+          <w:lang w:val="en-US" w:eastAsia="zh-CN"/>
+        </w:rPr>
+        <w:t>iii</w:t>
+      </w:r>
+    </w:p>
+    <w:p>
+      <w:pPr>
+        <w:tabs>
+          <w:tab w:val="right" w:leader="dot" w:pos="8800"/>
+        </w:tabs>
+        <w:rPr>
+          <w:rFonts w:hint="eastAsia" w:ascii="仿宋" w:hAnsi="仿宋" w:eastAsia="仿宋" w:cs="仿宋"/>
+          <w:lang w:val="en-US" w:eastAsia="zh-CN"/>
+        </w:rPr>
+      </w:pPr>
+      <w:r>
+        <w:rPr>
+          <w:rFonts w:hint="eastAsia" w:ascii="仿宋" w:hAnsi="仿宋" w:eastAsia="仿宋" w:cs="仿宋"/>
+          <w:lang w:val="en-US" w:eastAsia="zh-CN"/>
+        </w:rPr>
+        <w:t>第一章  引言</w:t>
+      </w:r>
+      <w:r>
+        <w:tab/>
+      </w:r>
+      <w:r>
+        <w:rPr>
+          <w:rFonts w:hint="eastAsia" w:ascii="仿宋" w:hAnsi="仿宋" w:eastAsia="仿宋" w:cs="仿宋"/>
+          <w:lang w:val="en-US" w:eastAsia="zh-CN"/>
+        </w:rPr>
+        <w:t>1</w:t>
+      </w:r>
+    </w:p>
+    <w:p>
+      <w:pPr>
+        <w:tabs>
+          <w:tab w:val="right" w:leader="dot" w:pos="8800"/>
+        </w:tabs>
+        <w:ind w:left="420"/>
+        <w:rPr>
+          <w:rFonts w:hint="eastAsia" w:ascii="方正姚体" w:hAnsi="方正姚体" w:eastAsia="方正姚体" w:cs="方正姚体"/>
+        </w:rPr>
+      </w:pPr>
+      <w:r>
+        <w:rPr>
+          <w:rFonts w:hint="eastAsia" w:ascii="方正姚体" w:hAnsi="方正姚体" w:eastAsia="方正姚体" w:cs="方正姚体"/>
+        </w:rPr>
+        <w:t>1.1  研究背景</w:t>
+      </w:r>
+      <w:r>
+        <w:tab/>
+      </w:r>
+      <w:r>
+        <w:rPr>
+          <w:rFonts w:hint="eastAsia" w:ascii="方正姚体" w:hAnsi="方正姚体" w:eastAsia="方正姚体" w:cs="方正姚体"/>
+        </w:rPr>
+        <w:t>1</w:t>
+      </w:r>
+    </w:p>
+    <w:p>
+      <w:pPr>
+        <w:tabs>
+          <w:tab w:val="right" w:leader="dot" w:pos="8800"/>
+        </w:tabs>
+        <w:ind w:left="420"/>
+        <w:rPr>
+          <w:rFonts w:hint="eastAsia" w:ascii="方正姚体" w:hAnsi="方正姚体" w:eastAsia="方正姚体" w:cs="方正姚体"/>
+        </w:rPr>
+      </w:pPr>
+      <w:r>
+        <w:rPr>
+          <w:rFonts w:hint="eastAsia" w:ascii="方正姚体" w:hAnsi="方正姚体" w:eastAsia="方正姚体" w:cs="方正姚体"/>
+        </w:rPr>
+        <w:t>1.2  本文贡献</w:t>
+      </w:r>
+      <w:r>
+        <w:tab/>
+      </w:r>
+      <w:r>
+        <w:rPr>
+          <w:rFonts w:hint="eastAsia" w:ascii="方正姚体" w:hAnsi="方正姚体" w:eastAsia="方正姚体" w:cs="方正姚体"/>
+        </w:rPr>
+        <w:t>3</w:t>
+      </w:r>
+    </w:p>
+    <w:p>
+      <w:pPr>
+        <w:tabs>
+          <w:tab w:val="right" w:leader="dot" w:pos="8800"/>
+        </w:tabs>
+        <w:rPr>
+          <w:rFonts w:hint="eastAsia" w:ascii="仿宋" w:hAnsi="仿宋" w:eastAsia="仿宋" w:cs="仿宋"/>
+          <w:lang w:val="en-US" w:eastAsia="zh-CN"/>
+        </w:rPr>
+      </w:pPr>
+      <w:r>
+        <w:rPr>
+          <w:rFonts w:hint="eastAsia" w:ascii="仿宋" w:hAnsi="仿宋" w:eastAsia="仿宋" w:cs="仿宋"/>
+          <w:lang w:val="en-US" w:eastAsia="zh-CN"/>
+        </w:rPr>
+        <w:t>第二章  正文排版测试</w:t>
+      </w:r>
+      <w:r>
+        <w:tab/>
+      </w:r>
+      <w:r>
+        <w:rPr>
+          <w:rFonts w:hint="eastAsia" w:ascii="仿宋" w:hAnsi="仿宋" w:eastAsia="仿宋" w:cs="仿宋"/>
+          <w:lang w:val="en-US" w:eastAsia="zh-CN"/>
+        </w:rPr>
+        <w:t>5</w:t>
+      </w:r>
+    </w:p>
+    <w:p>
+      <w:pPr>
+        <w:tabs>
+          <w:tab w:val="right" w:leader="dot" w:pos="8800"/>
+        </w:tabs>
+        <w:ind w:left="420"/>
+        <w:rPr>
+          <w:rFonts w:hint="eastAsia" w:ascii="方正姚体" w:hAnsi="方正姚体" w:eastAsia="方正姚体" w:cs="方正姚体"/>
+        </w:rPr>
+      </w:pPr>
+      <w:r>
+        <w:rPr>
+          <w:rFonts w:hint="eastAsia" w:ascii="方正姚体" w:hAnsi="方正姚体" w:eastAsia="方正姚体" w:cs="方正姚体"/>
+        </w:rPr>
+        <w:t>2.1  标题三级测试</w:t>
+      </w:r>
+      <w:r>
+        <w:tab/>
+      </w:r>
+      <w:r>
+        <w:rPr>
+          <w:rFonts w:hint="eastAsia" w:ascii="方正姚体" w:hAnsi="方正姚体" w:eastAsia="方正姚体" w:cs="方正姚体"/>
+        </w:rPr>
+        <w:t>5</w:t>
+      </w:r>
+    </w:p>
+    <w:p>
+      <w:pPr>
+        <w:tabs>
+          <w:tab w:val="right" w:leader="dot" w:pos="8800"/>
+        </w:tabs>
+        <w:ind w:left="840"/>
+        <w:rPr>
+          <w:rFonts w:hint="eastAsia" w:ascii="华文彩云" w:hAnsi="华文彩云" w:eastAsia="华文彩云" w:cs="华文彩云"/>
+        </w:rPr>
+      </w:pPr>
+      <w:r>
+        <w:rPr>
+          <w:rFonts w:hint="eastAsia" w:ascii="华文彩云" w:hAnsi="华文彩云" w:eastAsia="华文彩云" w:cs="华文彩云"/>
+        </w:rPr>
+        <w:t>2.1.1  三级标题A</w:t>
+      </w:r>
+      <w:r>
+        <w:tab/>
+      </w:r>
+      <w:r>
+        <w:rPr>
+          <w:rFonts w:hint="eastAsia" w:ascii="华文彩云" w:hAnsi="华文彩云" w:eastAsia="华文彩云" w:cs="华文彩云"/>
+        </w:rPr>
+        <w:t>5</w:t>
+      </w:r>
+    </w:p>
+    <w:p>
+      <w:pPr>
+        <w:tabs>
+          <w:tab w:val="right" w:leader="dot" w:pos="8800"/>
+        </w:tabs>
+        <w:ind w:left="840"/>
+        <w:rPr>
+          <w:rFonts w:hint="eastAsia" w:ascii="华文彩云" w:hAnsi="华文彩云" w:eastAsia="华文彩云" w:cs="华文彩云"/>
+        </w:rPr>
+      </w:pPr>
+      <w:r>
+        <w:rPr>
+          <w:rFonts w:hint="eastAsia" w:ascii="华文彩云" w:hAnsi="华文彩云" w:eastAsia="华文彩云" w:cs="华文彩云"/>
+        </w:rPr>
+        <w:t>2.1.2  三级标题B（toc_exclude）</w:t>
+      </w:r>
+      <w:r>
+        <w:tab/>
+      </w:r>
+      <w:r>
+        <w:rPr>
+          <w:rFonts w:hint="eastAsia" w:ascii="华文彩云" w:hAnsi="华文彩云" w:eastAsia="华文彩云" w:cs="华文彩云"/>
+        </w:rPr>
+        <w:t>6</w:t>
+      </w:r>
+    </w:p>
+    <w:p>
+      <w:pPr>
+        <w:tabs>
+          <w:tab w:val="right" w:leader="dot" w:pos="8800"/>
+        </w:tabs>
+        <w:ind w:left="420"/>
+        <w:rPr>
+          <w:rFonts w:hint="eastAsia" w:ascii="方正姚体" w:hAnsi="方正姚体" w:eastAsia="方正姚体" w:cs="方正姚体"/>
+        </w:rPr>
+      </w:pPr>
+      <w:r>
+        <w:rPr>
+          <w:rFonts w:hint="eastAsia" w:ascii="方正姚体" w:hAnsi="方正姚体" w:eastAsia="方正姚体" w:cs="方正姚体"/>
+        </w:rPr>
+        <w:t>2.2  正文多段测试</w:t>
+      </w:r>
+      <w:r>
+        <w:tab/>
+      </w:r>
+      <w:r>
+        <w:rPr>
+          <w:rFonts w:hint="eastAsia" w:ascii="方正姚体" w:hAnsi="方正姚体" w:eastAsia="方正姚体" w:cs="方正姚体"/>
+        </w:rPr>
+        <w:t>6</w:t>
+      </w:r>
+    </w:p>
+    <w:p>
+      <w:pPr>
+        <w:tabs>
+          <w:tab w:val="right" w:leader="dot" w:pos="8800"/>
+        </w:tabs>
+        <w:rPr>
+          <w:rFonts w:hint="eastAsia" w:ascii="仿宋" w:hAnsi="仿宋" w:eastAsia="仿宋" w:cs="仿宋"/>
+          <w:lang w:val="en-US" w:eastAsia="zh-CN"/>
+        </w:rPr>
+      </w:pPr>
+      <w:r>
+        <w:rPr>
+          <w:rFonts w:hint="eastAsia" w:ascii="仿宋" w:hAnsi="仿宋" w:eastAsia="仿宋" w:cs="仿宋"/>
+          <w:lang w:val="en-US" w:eastAsia="zh-CN"/>
+        </w:rPr>
+        <w:t>第三章  表格测试</w:t>
+      </w:r>
+      <w:r>
+        <w:tab/>
+      </w:r>
+      <w:r>
+        <w:rPr>
+          <w:rFonts w:hint="eastAsia" w:ascii="仿宋" w:hAnsi="仿宋" w:eastAsia="仿宋" w:cs="仿宋"/>
+          <w:lang w:val="en-US" w:eastAsia="zh-CN"/>
+        </w:rPr>
+        <w:t>8</w:t>
+      </w:r>
+    </w:p>
+    <w:p>
+      <w:pPr>
+        <w:tabs>
+          <w:tab w:val="right" w:leader="dot" w:pos="8800"/>
+        </w:tabs>
+        <w:ind w:left="420"/>
+        <w:rPr>
+          <w:rFonts w:hint="eastAsia" w:ascii="方正姚体" w:hAnsi="方正姚体" w:eastAsia="方正姚体" w:cs="方正姚体"/>
+        </w:rPr>
+      </w:pPr>
+      <w:r>
+        <w:rPr>
+          <w:rFonts w:hint="eastAsia" w:ascii="方正姚体" w:hAnsi="方正姚体" w:eastAsia="方正姚体" w:cs="方正姚体"/>
+        </w:rPr>
+        <w:t>3.1  三列标准表</w:t>
+      </w:r>
+      <w:r>
+        <w:tab/>
+      </w:r>
+      <w:r>
+        <w:rPr>
+          <w:rFonts w:hint="eastAsia" w:ascii="方正姚体" w:hAnsi="方正姚体" w:eastAsia="方正姚体" w:cs="方正姚体"/>
+        </w:rPr>
+        <w:t>8</w:t>
+      </w:r>
+    </w:p>
+    <w:p>
+      <w:pPr>
+        <w:tabs>
+          <w:tab w:val="right" w:leader="dot" w:pos="8800"/>
+        </w:tabs>
+        <w:ind w:left="420"/>
+        <w:rPr>
+          <w:rFonts w:hint="eastAsia" w:ascii="方正姚体" w:hAnsi="方正姚体" w:eastAsia="方正姚体" w:cs="方正姚体"/>
+        </w:rPr>
+      </w:pPr>
+      <w:r>
+        <w:rPr>
+          <w:rFonts w:hint="eastAsia" w:ascii="方正姚体" w:hAnsi="方正姚体" w:eastAsia="方正姚体" w:cs="方正姚体"/>
+        </w:rPr>
+        <w:t>3.2  五列宽表</w:t>
+      </w:r>
+      <w:r>
+        <w:tab/>
+      </w:r>
+      <w:r>
+        <w:rPr>
+          <w:rFonts w:hint="eastAsia" w:ascii="方正姚体" w:hAnsi="方正姚体" w:eastAsia="方正姚体" w:cs="方正姚体"/>
+        </w:rPr>
+        <w:t>9</w:t>
+      </w:r>
+    </w:p>
+    <w:p>
+      <w:pPr>
+        <w:tabs>
+          <w:tab w:val="right" w:leader="dot" w:pos="8800"/>
+        </w:tabs>
+        <w:ind w:left="420"/>
+        <w:rPr>
+          <w:rFonts w:hint="eastAsia" w:ascii="方正姚体" w:hAnsi="方正姚体" w:eastAsia="方正姚体" w:cs="方正姚体"/>
+        </w:rPr>
+      </w:pPr>
+      <w:r>
+        <w:rPr>
+          <w:rFonts w:hint="eastAsia" w:ascii="方正姚体" w:hAnsi="方正姚体" w:eastAsia="方正姚体" w:cs="方正姚体"/>
+        </w:rPr>
+        <w:t>3.3  无标题表</w:t>
+      </w:r>
+      <w:r>
+        <w:tab/>
+      </w:r>
+      <w:r>
+        <w:rPr>
+          <w:rFonts w:hint="eastAsia" w:ascii="方正姚体" w:hAnsi="方正姚体" w:eastAsia="方正姚体" w:cs="方正姚体"/>
+        </w:rPr>
+        <w:t>10</w:t>
+      </w:r>
+    </w:p>
+    <w:p>
+      <w:pPr>
+        <w:tabs>
+          <w:tab w:val="right" w:leader="dot" w:pos="8800"/>
+        </w:tabs>
+        <w:rPr>
+          <w:rFonts w:hint="eastAsia" w:ascii="仿宋" w:hAnsi="仿宋" w:eastAsia="仿宋" w:cs="仿宋"/>
+          <w:lang w:val="en-US" w:eastAsia="zh-CN"/>
+        </w:rPr>
+      </w:pPr>
+      <w:r>
+        <w:rPr>
+          <w:rFonts w:hint="eastAsia" w:ascii="仿宋" w:hAnsi="仿宋" w:eastAsia="仿宋" w:cs="仿宋"/>
+          <w:lang w:val="en-US" w:eastAsia="zh-CN"/>
+        </w:rPr>
+        <w:t>第四章  公式测试</w:t>
+      </w:r>
+      <w:r>
+        <w:tab/>
+      </w:r>
+      <w:r>
+        <w:rPr>
+          <w:rFonts w:hint="eastAsia" w:ascii="仿宋" w:hAnsi="仿宋" w:eastAsia="仿宋" w:cs="仿宋"/>
+          <w:lang w:val="en-US" w:eastAsia="zh-CN"/>
+        </w:rPr>
+        <w:t>11</w:t>
+      </w:r>
+    </w:p>
+    <w:p>
+      <w:pPr>
+        <w:tabs>
+          <w:tab w:val="right" w:leader="dot" w:pos="8800"/>
+        </w:tabs>
+        <w:ind w:left="420"/>
+        <w:rPr>
+          <w:rFonts w:hint="eastAsia" w:ascii="方正姚体" w:hAnsi="方正姚体" w:eastAsia="方正姚体" w:cs="方正姚体"/>
+        </w:rPr>
+      </w:pPr>
+      <w:r>
+        <w:rPr>
+          <w:rFonts w:hint="eastAsia" w:ascii="方正姚体" w:hAnsi="方正姚体" w:eastAsia="方正姚体" w:cs="方正姚体"/>
+        </w:rPr>
+        <w:t>4.1  OMML 直通公式</w:t>
+      </w:r>
+      <w:r>
+        <w:tab/>
+      </w:r>
+      <w:r>
+        <w:rPr>
+          <w:rFonts w:hint="eastAsia" w:ascii="方正姚体" w:hAnsi="方正姚体" w:eastAsia="方正姚体" w:cs="方正姚体"/>
+        </w:rPr>
+        <w:t>11</w:t>
+      </w:r>
+    </w:p>
+    <w:p>
+      <w:pPr>
+        <w:tabs>
+          <w:tab w:val="right" w:leader="dot" w:pos="8800"/>
+        </w:tabs>
+        <w:ind w:left="420"/>
+        <w:rPr>
+          <w:rFonts w:hint="eastAsia" w:ascii="方正姚体" w:hAnsi="方正姚体" w:eastAsia="方正姚体" w:cs="方正姚体"/>
+        </w:rPr>
+      </w:pPr>
+      <w:r>
+        <w:rPr>
+          <w:rFonts w:hint="eastAsia" w:ascii="方正姚体" w:hAnsi="方正姚体" w:eastAsia="方正姚体" w:cs="方正姚体"/>
+        </w:rPr>
+        <w:t>4.2  LaTeX 公式（降级测试）</w:t>
+      </w:r>
+      <w:r>
+        <w:tab/>
+      </w:r>
+      <w:r>
+        <w:rPr>
+          <w:rFonts w:hint="eastAsia" w:ascii="方正姚体" w:hAnsi="方正姚体" w:eastAsia="方正姚体" w:cs="方正姚体"/>
+        </w:rPr>
+        <w:t>12</w:t>
+      </w:r>
+    </w:p>
+    <w:p>
+      <w:pPr>
+        <w:tabs>
+          <w:tab w:val="right" w:leader="dot" w:pos="8800"/>
+        </w:tabs>
+        <w:rPr>
+          <w:rFonts w:hint="eastAsia" w:ascii="仿宋" w:hAnsi="仿宋" w:eastAsia="仿宋" w:cs="仿宋"/>
+          <w:lang w:val="en-US" w:eastAsia="zh-CN"/>
+        </w:rPr>
+      </w:pPr>
+      <w:r>
+        <w:rPr>
+          <w:rFonts w:hint="eastAsia" w:ascii="仿宋" w:hAnsi="仿宋" w:eastAsia="仿宋" w:cs="仿宋"/>
+          <w:lang w:val="en-US" w:eastAsia="zh-CN"/>
+        </w:rPr>
+        <w:t>第五章  图片测试</w:t>
+      </w:r>
+      <w:r>
+        <w:tab/>
+      </w:r>
+      <w:r>
+        <w:rPr>
+          <w:rFonts w:hint="eastAsia" w:ascii="仿宋" w:hAnsi="仿宋" w:eastAsia="仿宋" w:cs="仿宋"/>
+          <w:lang w:val="en-US" w:eastAsia="zh-CN"/>
+        </w:rPr>
+        <w:t>14</w:t>
+      </w:r>
+    </w:p>
+    <w:p>
+      <w:pPr>
+        <w:tabs>
+          <w:tab w:val="right" w:leader="dot" w:pos="8800"/>
+        </w:tabs>
+        <w:ind w:left="420"/>
+        <w:rPr>
+          <w:rFonts w:hint="eastAsia" w:ascii="方正姚体" w:hAnsi="方正姚体" w:eastAsia="方正姚体" w:cs="方正姚体"/>
+        </w:rPr>
+      </w:pPr>
+      <w:r>
+        <w:rPr>
+          <w:rFonts w:hint="eastAsia" w:ascii="方正姚体" w:hAnsi="方正姚体" w:eastAsia="方正姚体" w:cs="方正姚体"/>
+        </w:rPr>
+        <w:t>5.1  base64 图片</w:t>
+      </w:r>
+      <w:r>
+        <w:tab/>
+      </w:r>
+      <w:r>
+        <w:rPr>
+          <w:rFonts w:hint="eastAsia" w:ascii="方正姚体" w:hAnsi="方正姚体" w:eastAsia="方正姚体" w:cs="方正姚体"/>
+        </w:rPr>
+        <w:t>14</w:t>
+      </w:r>
+    </w:p>
+    <w:p>
+      <w:pPr>
+        <w:tabs>
+          <w:tab w:val="right" w:leader="dot" w:pos="8800"/>
+        </w:tabs>
+        <w:ind w:left="420"/>
+        <w:rPr>
+          <w:rFonts w:hint="eastAsia" w:ascii="方正姚体" w:hAnsi="方正姚体" w:eastAsia="方正姚体" w:cs="方正姚体"/>
+        </w:rPr>
+      </w:pPr>
+      <w:r>
+        <w:rPr>
+          <w:rFonts w:hint="eastAsia" w:ascii="方正姚体" w:hAnsi="方正姚体" w:eastAsia="方正姚体" w:cs="方正姚体"/>
+        </w:rPr>
+        <w:t>5.2  本地路径图片</w:t>
+      </w:r>
+      <w:r>
+        <w:tab/>
+      </w:r>
+      <w:r>
+        <w:rPr>
+          <w:rFonts w:hint="eastAsia" w:ascii="方正姚体" w:hAnsi="方正姚体" w:eastAsia="方正姚体" w:cs="方正姚体"/>
+        </w:rPr>
+        <w:t>15</w:t>
+      </w:r>
+    </w:p>
+    <w:p>
+      <w:pPr>
+        <w:tabs>
+          <w:tab w:val="right" w:leader="dot" w:pos="8800"/>
+        </w:tabs>
+        <w:ind w:left="420"/>
+        <w:rPr>
+          <w:rFonts w:hint="eastAsia" w:ascii="方正姚体" w:hAnsi="方正姚体" w:eastAsia="方正姚体" w:cs="方正姚体"/>
+        </w:rPr>
+      </w:pPr>
+      <w:r>
+        <w:rPr>
+          <w:rFonts w:hint="eastAsia" w:ascii="方正姚体" w:hAnsi="方正姚体" w:eastAsia="方正姚体" w:cs="方正姚体"/>
+        </w:rPr>
+        <w:t>5.3  对齐方式测试</w:t>
+      </w:r>
+      <w:r>
+        <w:tab/>
+      </w:r>
+      <w:r>
+        <w:rPr>
+          <w:rFonts w:hint="eastAsia" w:ascii="方正姚体" w:hAnsi="方正姚体" w:eastAsia="方正姚体" w:cs="方正姚体"/>
+        </w:rPr>
+        <w:t>16</w:t>
+      </w:r>
+    </w:p>
+    <w:p>
+      <w:pPr>
+        <w:tabs>
+          <w:tab w:val="right" w:leader="dot" w:pos="8800"/>
+        </w:tabs>
+        <w:rPr>
+          <w:rFonts w:hint="eastAsia" w:ascii="仿宋" w:hAnsi="仿宋" w:eastAsia="仿宋" w:cs="仿宋"/>
+          <w:lang w:val="en-US" w:eastAsia="zh-CN"/>
+        </w:rPr>
+      </w:pPr>
+      <w:r>
+        <w:rPr>
+          <w:rFonts w:hint="eastAsia" w:ascii="仿宋" w:hAnsi="仿宋" w:eastAsia="仿宋" w:cs="仿宋"/>
+          <w:lang w:val="en-US" w:eastAsia="zh-CN"/>
+        </w:rPr>
+        <w:t>结  论</w:t>
+      </w:r>
+      <w:r>
+        <w:tab/>
+      </w:r>
+      <w:r>
+        <w:rPr>
+          <w:rFonts w:hint="eastAsia" w:ascii="仿宋" w:hAnsi="仿宋" w:eastAsia="仿宋" w:cs="仿宋"/>
+          <w:lang w:val="en-US" w:eastAsia="zh-CN"/>
+        </w:rPr>
+        <w:t>18</w:t>
+      </w:r>
+    </w:p>
+    <w:p>
+      <w:pPr>
+        <w:tabs>
+          <w:tab w:val="right" w:leader="dot" w:pos="8800"/>
+        </w:tabs>
+        <w:rPr>
+          <w:rFonts w:hint="eastAsia" w:ascii="仿宋" w:hAnsi="仿宋" w:eastAsia="仿宋" w:cs="仿宋"/>
+          <w:lang w:val="en-US" w:eastAsia="zh-CN"/>
+        </w:rPr>
+      </w:pPr>
+      <w:r>
+        <w:rPr>
+          <w:rFonts w:hint="eastAsia" w:ascii="仿宋" w:hAnsi="仿宋" w:eastAsia="仿宋" w:cs="仿宋"/>
+          <w:lang w:val="en-US" w:eastAsia="zh-CN"/>
+        </w:rPr>
+        <w:t>参考文献</w:t>
+      </w:r>
+      <w:r>
+        <w:tab/>
+      </w:r>
+      <w:r>
+        <w:rPr>
+          <w:rFonts w:hint="eastAsia" w:ascii="仿宋" w:hAnsi="仿宋" w:eastAsia="仿宋" w:cs="仿宋"/>
+          <w:lang w:val="en-US" w:eastAsia="zh-CN"/>
+        </w:rPr>
+        <w:t>20</w:t>
+      </w:r>
+    </w:p>
+    <w:p>
+      <w:pPr>
+        <w:tabs>
+          <w:tab w:val="right" w:leader="dot" w:pos="8800"/>
+        </w:tabs>
+        <w:rPr>
+          <w:rFonts w:hint="eastAsia" w:ascii="仿宋" w:hAnsi="仿宋" w:eastAsia="仿宋" w:cs="仿宋"/>
+          <w:lang w:val="en-US" w:eastAsia="zh-CN"/>
+        </w:rPr>
+      </w:pPr>
+      <w:r>
+        <w:rPr>
+          <w:rFonts w:hint="eastAsia" w:ascii="仿宋" w:hAnsi="仿宋" w:eastAsia="仿宋" w:cs="仿宋"/>
+          <w:lang w:val="en-US" w:eastAsia="zh-CN"/>
+        </w:rPr>
+        <w:t>致  谢</w:t>
+      </w:r>
+      <w:r>
+        <w:tab/>
+      </w:r>
+      <w:r>
+        <w:rPr>
+          <w:rFonts w:hint="eastAsia" w:ascii="仿宋" w:hAnsi="仿宋" w:eastAsia="仿宋" w:cs="仿宋"/>
+          <w:lang w:val="en-US" w:eastAsia="zh-CN"/>
+        </w:rPr>
+        <w:t>23</w:t>
+      </w:r>
+    </w:p>
+    <w:p>
+      <w:pPr>
+        <w:tabs>
+          <w:tab w:val="right" w:leader="dot" w:pos="8800"/>
+        </w:tabs>
+        <w:rPr>
+          <w:rFonts w:hint="eastAsia" w:ascii="仿宋" w:hAnsi="仿宋" w:eastAsia="仿宋" w:cs="仿宋"/>
+          <w:lang w:val="en-US" w:eastAsia="zh-CN"/>
+        </w:rPr>
+      </w:pPr>
+      <w:r>
+        <w:rPr>
+          <w:rFonts w:hint="eastAsia" w:ascii="仿宋" w:hAnsi="仿宋" w:eastAsia="仿宋" w:cs="仿宋"/>
+          <w:lang w:val="en-US" w:eastAsia="zh-CN"/>
+        </w:rPr>
+        <w:t>已发表的学术论文目录</w:t>
+      </w:r>
+      <w:r>
+        <w:tab/>
+      </w:r>
+      <w:r>
+        <w:rPr>
+          <w:rFonts w:hint="eastAsia" w:ascii="仿宋" w:hAnsi="仿宋" w:eastAsia="仿宋" w:cs="仿宋"/>
+          <w:lang w:val="en-US" w:eastAsia="zh-CN"/>
+        </w:rPr>
+        <w:t>24</w:t>
+      </w:r>
+    </w:p>
+    <w:p/>
+    <w:p>
+      <w:pPr>
+        <w:sectPr>
+          <w:footerReference w:type="default" r:id="rId12"/>
+          <w:type w:val="nextPage"/>
+          <w:pgNumType w:fmt="lowerRoman" w:start="1"/>
+        </w:sectPr>
+      </w:pPr>
+    </w:p>
+    <w:p>
+      <w:pPr>
+        <w:pStyle w:val="Heading1"/>
+        <w:spacing w:before="480" w:after="240"/>
+        <w:jc w:val="center"/>
+        <w:outlineLvl w:val="0"/>
+      </w:pPr>
+      <w:r>
+        <w:rPr>
+          <w:rFonts w:hint="eastAsia" w:ascii="幼圆" w:hAnsi="幼圆" w:eastAsia="幼圆" w:cs="幼圆"/>
+          <w:b/>
+          <w:sz w:val="32"/>
+          <w:szCs w:val="32"/>
+          <w:color w:val="000000"/>
         </w:rPr>
         <w:t>第一章  引言</w:t>
       </w:r>
@@ -27,14 +826,17 @@
           <w:rFonts w:hint="eastAsia" w:ascii="隶书" w:hAnsi="隶书" w:eastAsia="隶书" w:cs="隶书"/>
           <w:sz w:val="96"/>
           <w:szCs w:val="96"/>
+          <w:color w:val="000000"/>
         </w:rPr>
-        <w:t>这是第一章的正文内容，包含了一些基本信息。</w:t>
+        <w:t>docx_inline_tag_engine 是一套基于模板驱动的 Word 文档自动排版引擎，通过解析 [[块标记]] 提取样式，结合 JSON 数据生成格式规范的文档。本章节介绍研究背景与本文主要贡献。</w:t>
       </w:r>
     </w:p>
     <w:p>
       <w:pPr>
+        <w:pStyle w:val="Heading2"/>
         <w:spacing w:before="240" w:after="120"/>
         <w:jc w:val="left"/>
+        <w:outlineLvl w:val="1"/>
       </w:pPr>
       <w:r>
         <w:rPr>
@@ -42,6 +844,7 @@
           <w:b/>
           <w:sz w:val="28"/>
           <w:szCs w:val="28"/>
+          <w:color w:val="000000"/>
         </w:rPr>
         <w:t>1.1  研究背景</w:t>
       </w:r>
@@ -56,14 +859,20 @@
           <w:rFonts w:hint="eastAsia" w:ascii="隶书" w:hAnsi="隶书" w:eastAsia="隶书" w:cs="隶书"/>
           <w:sz w:val="96"/>
           <w:szCs w:val="96"/>
+          <w:color w:val="000000"/>
         </w:rPr>
-        <w:t>本节介绍研究背景，说明为什么这个研究是重要的。</w:t>
+        <w:t>Word 文档的格式规范通常由机构统一制定，包含字体、字号、行距、缩进、页码等数十项参数。手动逐一设置效率低、一致性差。</w:t>
+        <w:br/>
+        <w:br/>
+        <w:t>现有解决方案（如 LaTeX、Pandoc）学习曲线陡峭，且最终输出格式与机构要求往往存在差距，需要大量手动调整。</w:t>
       </w:r>
     </w:p>
     <w:p>
       <w:pPr>
+        <w:pStyle w:val="Heading2"/>
         <w:spacing w:before="240" w:after="120"/>
         <w:jc w:val="left"/>
+        <w:outlineLvl w:val="1"/>
       </w:pPr>
       <w:r>
         <w:rPr>
@@ -71,8 +880,9 @@
           <w:b/>
           <w:sz w:val="28"/>
           <w:szCs w:val="28"/>
+          <w:color w:val="000000"/>
         </w:rPr>
-        <w:t>1.2  研究目标</w:t>
+        <w:t>1.2  本文贡献</w:t>
       </w:r>
     </w:p>
     <w:p>
@@ -85,14 +895,26 @@
           <w:rFonts w:hint="eastAsia" w:ascii="隶书" w:hAnsi="隶书" w:eastAsia="隶书" w:cs="隶书"/>
           <w:sz w:val="96"/>
           <w:szCs w:val="96"/>
+          <w:color w:val="000000"/>
         </w:rPr>
-        <w:t>本节说明研究的具体目标和预期成果。</w:t>
+        <w:t>本文的主要贡献包括：</w:t>
+        <w:br/>
+        <w:br/>
+        <w:t>（1）[[块标记]] 机制：用现有的格式规范文档直接作为模板，无需额外描述格式参数。</w:t>
+        <w:br/>
+        <w:br/>
+        <w:t>（2）全类型内容支持：标题、正文、表格、公式（OMML/LaTeX）、图片（base64/path）、摘要、结论、致谢、目录、页脚。</w:t>
+        <w:br/>
+        <w:br/>
+        <w:t>（3）自然语言页脚描述：通过 LLM 或规则引擎将自然语言映射为页脚格式配置，无需了解 Word XML 细节。</w:t>
       </w:r>
     </w:p>
     <w:p>
       <w:pPr>
+        <w:pStyle w:val="Heading1"/>
         <w:spacing w:before="480" w:after="240"/>
         <w:jc w:val="center"/>
+        <w:outlineLvl w:val="0"/>
       </w:pPr>
       <w:r>
         <w:rPr>
@@ -100,8 +922,45 @@
           <w:b/>
           <w:sz w:val="32"/>
           <w:szCs w:val="32"/>
+          <w:color w:val="000000"/>
         </w:rPr>
-        <w:t>第二章  方法</w:t>
+        <w:t>第二章  正文排版测试</w:t>
+      </w:r>
+    </w:p>
+    <w:p>
+      <w:pPr>
+        <w:pStyle w:val="Heading2"/>
+        <w:spacing w:before="240" w:after="120"/>
+        <w:jc w:val="left"/>
+        <w:outlineLvl w:val="1"/>
+      </w:pPr>
+      <w:r>
+        <w:rPr>
+          <w:rFonts w:hint="eastAsia" w:ascii="隶书" w:hAnsi="隶书" w:eastAsia="隶书" w:cs="隶书"/>
+          <w:b/>
+          <w:sz w:val="28"/>
+          <w:szCs w:val="28"/>
+          <w:color w:val="000000"/>
+        </w:rPr>
+        <w:t>2.1  标题三级测试</w:t>
+      </w:r>
+    </w:p>
+    <w:p>
+      <w:pPr>
+        <w:pStyle w:val="Heading3"/>
+        <w:spacing w:before="120" w:after="60"/>
+        <w:jc w:val="left"/>
+        <w:outlineLvl w:val="2"/>
+      </w:pPr>
+      <w:r>
+        <w:rPr>
+          <w:rFonts w:hint="eastAsia" w:ascii="隶书" w:hAnsi="隶书" w:eastAsia="隶书" w:cs="隶书"/>
+          <w:b/>
+          <w:sz w:val="24"/>
+          <w:szCs w:val="24"/>
+          <w:color w:val="000000"/>
+        </w:rPr>
+        <w:t>2.1.1  三级标题A（进目录）</w:t>
       </w:r>
     </w:p>
     <w:p>
@@ -114,23 +973,27 @@
           <w:rFonts w:hint="eastAsia" w:ascii="隶书" w:hAnsi="隶书" w:eastAsia="隶书" w:cs="隶书"/>
           <w:sz w:val="96"/>
           <w:szCs w:val="96"/>
+          <w:color w:val="000000"/>
         </w:rPr>
-        <w:t>这是第二章的正文内容，介绍研究方法。</w:t>
+        <w:t>本节的三级标题设置 toc_exclude=false（默认），会出现在 TOC 域中。</w:t>
       </w:r>
     </w:p>
     <w:p>
       <w:pPr>
-        <w:spacing w:before="240" w:after="120"/>
+        <w:pStyle w:val="Heading3"/>
+        <w:spacing w:before="120" w:after="60"/>
         <w:jc w:val="left"/>
+        <w:outlineLvl w:val="9"/>
       </w:pPr>
       <w:r>
         <w:rPr>
           <w:rFonts w:hint="eastAsia" w:ascii="隶书" w:hAnsi="隶书" w:eastAsia="隶书" w:cs="隶书"/>
           <w:b/>
-          <w:sz w:val="28"/>
-          <w:szCs w:val="28"/>
+          <w:sz w:val="24"/>
+          <w:szCs w:val="24"/>
+          <w:color w:val="000000"/>
         </w:rPr>
-        <w:t>2.1  实验设计</w:t>
+        <w:t>2.1.2  三级标题B（toc_exclude=true）</w:t>
       </w:r>
     </w:p>
     <w:p>
@@ -143,23 +1006,30 @@
           <w:rFonts w:hint="eastAsia" w:ascii="隶书" w:hAnsi="隶书" w:eastAsia="隶书" w:cs="隶书"/>
           <w:sz w:val="96"/>
           <w:szCs w:val="96"/>
+          <w:color w:val="000000"/>
         </w:rPr>
-        <w:t>本节介绍实验的具体设计方案。</w:t>
+        <w:t>本节的三级标题设置了 toc_exclude=true，因此不会被 TOC \o 域扫描到。</w:t>
+        <w:br/>
+        <w:br/>
+        <w:t>注意：在 manual 模式下，toc_entries 里仍然可以手动列入这个条目，两者是独立控制的——toc_exclude 只影响 auto 模式的 TOC 域。</w:t>
       </w:r>
     </w:p>
     <w:p>
       <w:pPr>
-        <w:spacing w:before="120" w:after="60"/>
+        <w:pStyle w:val="Heading2"/>
+        <w:spacing w:before="240" w:after="120"/>
         <w:jc w:val="left"/>
+        <w:outlineLvl w:val="1"/>
       </w:pPr>
       <w:r>
         <w:rPr>
           <w:rFonts w:hint="eastAsia" w:ascii="隶书" w:hAnsi="隶书" w:eastAsia="隶书" w:cs="隶书"/>
           <w:b/>
-          <w:sz w:val="24"/>
-          <w:szCs w:val="24"/>
+          <w:sz w:val="28"/>
+          <w:szCs w:val="28"/>
+          <w:color w:val="000000"/>
         </w:rPr>
-        <w:t>2.1.1  实验材料</w:t>
+        <w:t>2.2  正文多段测试</w:t>
       </w:r>
     </w:p>
     <w:p>
@@ -172,23 +1042,51 @@
           <w:rFonts w:hint="eastAsia" w:ascii="隶书" w:hAnsi="隶书" w:eastAsia="隶书" w:cs="隶书"/>
           <w:sz w:val="96"/>
           <w:szCs w:val="96"/>
+          <w:color w:val="000000"/>
         </w:rPr>
-        <w:t>本节介绍实验使用的材料和设备。</w:t>
+        <w:t>第一段：正文支持通过 \n\n 分隔来输入多段内容，引擎会将每个段落独立渲染为 Word 段落元素，完整保留模板中的段落格式（字体、行距、缩进等）。</w:t>
+        <w:br/>
+        <w:br/>
+        <w:t>第二段：段落内的单个换行符 \n 会被替换为空格，因此在 JSON 中可以用换行来分隔较长的文字而不会产生多余的段落。</w:t>
+        <w:br/>
+        <w:br/>
+        <w:t>第三段：本段验证三段输入的场景，确认段落间距正常。引擎从模板中提取的 pPr 会被应用到每一个段落上，保证整体格式一致。</w:t>
       </w:r>
     </w:p>
     <w:p>
       <w:pPr>
-        <w:spacing w:before="120" w:after="60"/>
+        <w:pStyle w:val="Heading1"/>
+        <w:spacing w:before="480" w:after="240"/>
+        <w:jc w:val="center"/>
+        <w:outlineLvl w:val="0"/>
+      </w:pPr>
+      <w:r>
+        <w:rPr>
+          <w:rFonts w:hint="eastAsia" w:ascii="幼圆" w:hAnsi="幼圆" w:eastAsia="幼圆" w:cs="幼圆"/>
+          <w:b/>
+          <w:sz w:val="32"/>
+          <w:szCs w:val="32"/>
+          <w:color w:val="000000"/>
+        </w:rPr>
+        <w:t>第三章  表格测试</w:t>
+      </w:r>
+    </w:p>
+    <w:p>
+      <w:pPr>
+        <w:pStyle w:val="Heading2"/>
+        <w:spacing w:before="240" w:after="120"/>
         <w:jc w:val="left"/>
+        <w:outlineLvl w:val="1"/>
       </w:pPr>
       <w:r>
         <w:rPr>
           <w:rFonts w:hint="eastAsia" w:ascii="隶书" w:hAnsi="隶书" w:eastAsia="隶书" w:cs="隶书"/>
           <w:b/>
-          <w:sz w:val="24"/>
-          <w:szCs w:val="24"/>
+          <w:sz w:val="28"/>
+          <w:szCs w:val="28"/>
+          <w:color w:val="000000"/>
         </w:rPr>
-        <w:t>2.1.2  实验步骤</w:t>
+        <w:t>3.1  三列标准表</w:t>
       </w:r>
     </w:p>
     <w:p>
@@ -201,14 +1099,569 @@
           <w:rFonts w:hint="eastAsia" w:ascii="隶书" w:hAnsi="隶书" w:eastAsia="隶书" w:cs="隶书"/>
           <w:sz w:val="96"/>
           <w:szCs w:val="96"/>
+          <w:color w:val="000000"/>
         </w:rPr>
-        <w:t>本节详细说明实验的步骤和流程。</w:t>
+        <w:t>表 3-1 展示了三列等宽表格，第一行自动加粗作为表头。</w:t>
       </w:r>
     </w:p>
     <w:p>
       <w:pPr>
+        <w:spacing w:before="120" w:after="60"/>
+        <w:jc w:val="center"/>
+      </w:pPr>
+      <w:r>
+        <w:rPr>
+          <w:b/>
+          <w:sz w:val="24"/>
+          <w:szCs w:val="24"/>
+        </w:rPr>
+        <w:t>表 3-1  实验参数设置</w:t>
+      </w:r>
+    </w:p>
+    <w:tbl>
+      <w:tblPr>
+        <w:tblStyle w:val="33"/>
+        <w:tblW w:w="0" w:type="auto"/>
+        <w:jc w:val="center"/>
+        <w:tblBorders>
+          <w:top w:val="single" w:color="auto" w:sz="4" w:space="0"/>
+          <w:left w:val="single" w:color="auto" w:sz="4" w:space="0"/>
+          <w:bottom w:val="single" w:color="auto" w:sz="4" w:space="0"/>
+          <w:right w:val="single" w:color="auto" w:sz="4" w:space="0"/>
+          <w:insideH w:val="single" w:color="auto" w:sz="4" w:space="0"/>
+          <w:insideV w:val="single" w:color="auto" w:sz="4" w:space="0"/>
+        </w:tblBorders>
+        <w:tblLayout w:type="fixed"/>
+        <w:tblCellMar>
+          <w:top w:w="0" w:type="dxa"/>
+          <w:left w:w="108" w:type="dxa"/>
+          <w:bottom w:w="0" w:type="dxa"/>
+          <w:right w:w="108" w:type="dxa"/>
+        </w:tblCellMar>
+      </w:tblPr>
+      <w:tblGrid>
+        <w:gridCol w:w="1365"/>
+        <w:gridCol w:w="1365"/>
+        <w:gridCol w:w="1365"/>
+        <w:gridCol w:w="1365"/>
+        <w:gridCol w:w="1365"/>
+        <w:gridCol w:w="1365"/>
+      </w:tblGrid>
+      <w:tr>
+        <w:trPr>
+          <w:trHeight w:val="989" w:hRule="atLeast"/>
+          <w:jc w:val="center"/>
+        </w:trPr>
+        <w:tc>
+          <w:tcPr>
+            <w:tcW w:w="1365" w:type="dxa"/>
+            <w:tcBorders>
+              <w:top w:val="single" w:color="auto" w:sz="12" w:space="0"/>
+              <w:left w:val="nil"/>
+              <w:bottom w:val="single" w:color="auto" w:sz="8" w:space="0"/>
+              <w:right w:val="nil"/>
+            </w:tcBorders>
+            <w:noWrap w:val="0"/>
+            <w:vAlign w:val="center"/>
+          </w:tcPr>
+          <w:p>
+            <w:pPr>
+              <w:pStyle w:val="20"/>
+              <w:adjustRightInd w:val="0"/>
+              <w:spacing w:after="0"/>
+              <w:ind w:left="0" w:leftChars="0"/>
+              <w:jc w:val="center"/>
+              <w:rPr>
+                <w:rFonts w:hint="eastAsia"/>
+                <w:sz w:val="21"/>
+                <w:szCs w:val="21"/>
+              </w:rPr>
+            </w:pPr>
+            <w:r>
+              <w:rPr>
+                <w:b/>
+                <w:rFonts w:hint="eastAsia"/>
+                <w:sz w:val="21"/>
+                <w:szCs w:val="21"/>
+              </w:rPr>
+              <w:t xml:space="preserve">参数名称</w:t>
+            </w:r>
+          </w:p>
+        </w:tc>
+        <w:tc>
+          <w:tcPr>
+            <w:tcW w:w="1365" w:type="dxa"/>
+            <w:tcBorders>
+              <w:top w:val="single" w:color="auto" w:sz="12" w:space="0"/>
+              <w:left w:val="nil"/>
+              <w:bottom w:val="single" w:color="auto" w:sz="8" w:space="0"/>
+              <w:right w:val="nil"/>
+            </w:tcBorders>
+            <w:noWrap w:val="0"/>
+            <w:vAlign w:val="center"/>
+          </w:tcPr>
+          <w:p>
+            <w:pPr>
+              <w:pStyle w:val="20"/>
+              <w:adjustRightInd w:val="0"/>
+              <w:spacing w:after="0"/>
+              <w:ind w:left="210" w:leftChars="0" w:hanging="210" w:hangingChars="100"/>
+              <w:jc w:val="center"/>
+              <w:rPr>
+                <w:rFonts w:hint="eastAsia"/>
+                <w:sz w:val="21"/>
+                <w:szCs w:val="21"/>
+              </w:rPr>
+            </w:pPr>
+            <w:r>
+              <w:rPr>
+                <w:b/>
+                <w:rFonts w:hint="eastAsia"/>
+                <w:sz w:val="21"/>
+                <w:szCs w:val="21"/>
+              </w:rPr>
+              <w:t xml:space="preserve">取值</w:t>
+            </w:r>
+          </w:p>
+        </w:tc>
+        <w:tc>
+          <w:tcPr>
+            <w:tcW w:w="1365" w:type="dxa"/>
+            <w:tcBorders>
+              <w:top w:val="single" w:color="auto" w:sz="12" w:space="0"/>
+              <w:left w:val="nil"/>
+              <w:bottom w:val="single" w:color="auto" w:sz="8" w:space="0"/>
+              <w:right w:val="nil"/>
+            </w:tcBorders>
+            <w:noWrap w:val="0"/>
+            <w:vAlign w:val="center"/>
+          </w:tcPr>
+          <w:p>
+            <w:pPr>
+              <w:pStyle w:val="20"/>
+              <w:adjustRightInd w:val="0"/>
+              <w:spacing w:after="0"/>
+              <w:ind w:left="0" w:leftChars="0"/>
+              <w:jc w:val="center"/>
+              <w:rPr>
+                <w:rFonts w:hint="eastAsia"/>
+                <w:sz w:val="21"/>
+                <w:szCs w:val="21"/>
+                <w:vertAlign w:val="superscript"/>
+              </w:rPr>
+            </w:pPr>
+            <w:r>
+              <w:rPr>
+                <w:b/>
+                <w:rFonts w:hint="eastAsia"/>
+                <w:sz w:val="21"/>
+                <w:szCs w:val="21"/>
+              </w:rPr>
+              <w:t xml:space="preserve">说明</w:t>
+            </w:r>
+          </w:p>
+        </w:tc>
+      </w:tr>
+      <w:tr>
+        <w:trPr>
+          <w:jc w:val="center"/>
+        </w:trPr>
+        <w:tc>
+          <w:tcPr>
+            <w:tcW w:w="1365" w:type="dxa"/>
+            <w:tcBorders>
+              <w:top w:val="nil"/>
+              <w:left w:val="nil"/>
+              <w:bottom w:val="nil"/>
+              <w:right w:val="nil"/>
+            </w:tcBorders>
+            <w:noWrap w:val="0"/>
+            <w:vAlign w:val="center"/>
+          </w:tcPr>
+          <w:p>
+            <w:pPr>
+              <w:adjustRightInd w:val="0"/>
+              <w:jc w:val="center"/>
+              <w:rPr>
+                <w:rFonts w:hint="eastAsia"/>
+                <w:sz w:val="21"/>
+                <w:szCs w:val="21"/>
+              </w:rPr>
+            </w:pPr>
+            <w:r>
+              <w:rPr>
+                <w:rFonts w:hint="eastAsia"/>
+                <w:sz w:val="21"/>
+                <w:szCs w:val="21"/>
+              </w:rPr>
+              <w:t xml:space="preserve">学习率</w:t>
+            </w:r>
+          </w:p>
+        </w:tc>
+        <w:tc>
+          <w:tcPr>
+            <w:tcW w:w="1365" w:type="dxa"/>
+            <w:tcBorders>
+              <w:top w:val="nil"/>
+              <w:left w:val="nil"/>
+              <w:bottom w:val="nil"/>
+              <w:right w:val="nil"/>
+            </w:tcBorders>
+            <w:noWrap w:val="0"/>
+            <w:vAlign w:val="center"/>
+          </w:tcPr>
+          <w:p>
+            <w:pPr>
+              <w:adjustRightInd w:val="0"/>
+              <w:jc w:val="center"/>
+              <w:rPr>
+                <w:sz w:val="21"/>
+                <w:szCs w:val="21"/>
+              </w:rPr>
+            </w:pPr>
+            <w:r>
+              <w:rPr>
+                <w:rFonts w:hint="eastAsia"/>
+                <w:sz w:val="21"/>
+                <w:szCs w:val="21"/>
+              </w:rPr>
+              <w:t xml:space="preserve">0.001</w:t>
+            </w:r>
+          </w:p>
+        </w:tc>
+        <w:tc>
+          <w:tcPr>
+            <w:tcW w:w="1365" w:type="dxa"/>
+            <w:tcBorders>
+              <w:top w:val="nil"/>
+              <w:left w:val="nil"/>
+              <w:bottom w:val="nil"/>
+              <w:right w:val="nil"/>
+            </w:tcBorders>
+            <w:noWrap w:val="0"/>
+            <w:vAlign w:val="center"/>
+          </w:tcPr>
+          <w:p>
+            <w:pPr>
+              <w:adjustRightInd w:val="0"/>
+              <w:jc w:val="center"/>
+              <w:rPr>
+                <w:sz w:val="21"/>
+                <w:szCs w:val="21"/>
+              </w:rPr>
+            </w:pPr>
+            <w:r>
+              <w:rPr>
+                <w:sz w:val="21"/>
+                <w:szCs w:val="21"/>
+              </w:rPr>
+              <w:t xml:space="preserve">Adam 优化器初始学习率</w:t>
+            </w:r>
+          </w:p>
+        </w:tc>
+      </w:tr>
+      <w:tr>
+        <w:trPr>
+          <w:jc w:val="center"/>
+        </w:trPr>
+        <w:tc>
+          <w:tcPr>
+            <w:tcW w:w="1365" w:type="dxa"/>
+            <w:tcBorders>
+              <w:top w:val="nil"/>
+              <w:left w:val="nil"/>
+              <w:bottom w:val="nil"/>
+              <w:right w:val="nil"/>
+            </w:tcBorders>
+            <w:noWrap w:val="0"/>
+            <w:vAlign w:val="center"/>
+          </w:tcPr>
+          <w:p>
+            <w:pPr>
+              <w:adjustRightInd w:val="0"/>
+              <w:jc w:val="center"/>
+              <w:rPr>
+                <w:rFonts w:hint="eastAsia"/>
+                <w:sz w:val="21"/>
+                <w:szCs w:val="21"/>
+              </w:rPr>
+            </w:pPr>
+            <w:r>
+              <w:rPr>
+                <w:rFonts w:hint="eastAsia"/>
+                <w:sz w:val="21"/>
+                <w:szCs w:val="21"/>
+              </w:rPr>
+              <w:t xml:space="preserve">批次大小</w:t>
+            </w:r>
+          </w:p>
+        </w:tc>
+        <w:tc>
+          <w:tcPr>
+            <w:tcW w:w="1365" w:type="dxa"/>
+            <w:tcBorders>
+              <w:top w:val="nil"/>
+              <w:left w:val="nil"/>
+              <w:bottom w:val="nil"/>
+              <w:right w:val="nil"/>
+            </w:tcBorders>
+            <w:noWrap w:val="0"/>
+            <w:vAlign w:val="center"/>
+          </w:tcPr>
+          <w:p>
+            <w:pPr>
+              <w:adjustRightInd w:val="0"/>
+              <w:jc w:val="center"/>
+              <w:rPr>
+                <w:sz w:val="21"/>
+                <w:szCs w:val="21"/>
+              </w:rPr>
+            </w:pPr>
+            <w:r>
+              <w:rPr>
+                <w:rFonts w:hint="eastAsia"/>
+                <w:sz w:val="21"/>
+                <w:szCs w:val="21"/>
+              </w:rPr>
+              <w:t xml:space="preserve">32</w:t>
+            </w:r>
+          </w:p>
+        </w:tc>
+        <w:tc>
+          <w:tcPr>
+            <w:tcW w:w="1365" w:type="dxa"/>
+            <w:tcBorders>
+              <w:top w:val="nil"/>
+              <w:left w:val="nil"/>
+              <w:bottom w:val="nil"/>
+              <w:right w:val="nil"/>
+            </w:tcBorders>
+            <w:noWrap w:val="0"/>
+            <w:vAlign w:val="center"/>
+          </w:tcPr>
+          <w:p>
+            <w:pPr>
+              <w:adjustRightInd w:val="0"/>
+              <w:jc w:val="center"/>
+              <w:rPr>
+                <w:sz w:val="21"/>
+                <w:szCs w:val="21"/>
+              </w:rPr>
+            </w:pPr>
+            <w:r>
+              <w:rPr>
+                <w:sz w:val="21"/>
+                <w:szCs w:val="21"/>
+              </w:rPr>
+              <w:t xml:space="preserve">每次迭代样本数</w:t>
+            </w:r>
+          </w:p>
+        </w:tc>
+      </w:tr>
+      <w:tr>
+        <w:trPr>
+          <w:jc w:val="center"/>
+        </w:trPr>
+        <w:tc>
+          <w:tcPr>
+            <w:tcW w:w="1365" w:type="dxa"/>
+            <w:tcBorders>
+              <w:top w:val="nil"/>
+              <w:left w:val="nil"/>
+              <w:bottom w:val="nil"/>
+              <w:right w:val="nil"/>
+            </w:tcBorders>
+            <w:noWrap w:val="0"/>
+            <w:vAlign w:val="center"/>
+          </w:tcPr>
+          <w:p>
+            <w:pPr>
+              <w:adjustRightInd w:val="0"/>
+              <w:jc w:val="center"/>
+              <w:rPr>
+                <w:rFonts w:hint="eastAsia"/>
+                <w:sz w:val="21"/>
+                <w:szCs w:val="21"/>
+              </w:rPr>
+            </w:pPr>
+            <w:r>
+              <w:rPr>
+                <w:rFonts w:hint="eastAsia"/>
+                <w:sz w:val="21"/>
+                <w:szCs w:val="21"/>
+              </w:rPr>
+              <w:t xml:space="preserve">训练轮数</w:t>
+            </w:r>
+          </w:p>
+        </w:tc>
+        <w:tc>
+          <w:tcPr>
+            <w:tcW w:w="1365" w:type="dxa"/>
+            <w:tcBorders>
+              <w:top w:val="nil"/>
+              <w:left w:val="nil"/>
+              <w:bottom w:val="nil"/>
+              <w:right w:val="nil"/>
+            </w:tcBorders>
+            <w:noWrap w:val="0"/>
+            <w:vAlign w:val="center"/>
+          </w:tcPr>
+          <w:p>
+            <w:pPr>
+              <w:adjustRightInd w:val="0"/>
+              <w:jc w:val="center"/>
+              <w:rPr>
+                <w:sz w:val="21"/>
+                <w:szCs w:val="21"/>
+              </w:rPr>
+            </w:pPr>
+            <w:r>
+              <w:rPr>
+                <w:rFonts w:hint="eastAsia"/>
+                <w:sz w:val="21"/>
+                <w:szCs w:val="21"/>
+              </w:rPr>
+              <w:t xml:space="preserve">100</w:t>
+            </w:r>
+          </w:p>
+        </w:tc>
+        <w:tc>
+          <w:tcPr>
+            <w:tcW w:w="1365" w:type="dxa"/>
+            <w:tcBorders>
+              <w:top w:val="nil"/>
+              <w:left w:val="nil"/>
+              <w:bottom w:val="nil"/>
+              <w:right w:val="nil"/>
+            </w:tcBorders>
+            <w:noWrap w:val="0"/>
+            <w:vAlign w:val="center"/>
+          </w:tcPr>
+          <w:p>
+            <w:pPr>
+              <w:adjustRightInd w:val="0"/>
+              <w:jc w:val="center"/>
+              <w:rPr>
+                <w:sz w:val="21"/>
+                <w:szCs w:val="21"/>
+              </w:rPr>
+            </w:pPr>
+            <w:r>
+              <w:rPr>
+                <w:sz w:val="21"/>
+                <w:szCs w:val="21"/>
+              </w:rPr>
+              <w:t xml:space="preserve">总迭代轮数</w:t>
+            </w:r>
+          </w:p>
+        </w:tc>
+      </w:tr>
+      <w:tr>
+        <w:trPr>
+          <w:jc w:val="center"/>
+        </w:trPr>
+        <w:tc>
+          <w:tcPr>
+            <w:tcW w:w="1365" w:type="dxa"/>
+            <w:tcBorders>
+              <w:top w:val="nil"/>
+              <w:left w:val="nil"/>
+              <w:bottom w:val="nil"/>
+              <w:right w:val="nil"/>
+            </w:tcBorders>
+            <w:noWrap w:val="0"/>
+            <w:vAlign w:val="center"/>
+          </w:tcPr>
+          <w:p>
+            <w:pPr>
+              <w:adjustRightInd w:val="0"/>
+              <w:jc w:val="center"/>
+              <w:rPr>
+                <w:rFonts w:hint="eastAsia"/>
+                <w:sz w:val="21"/>
+                <w:szCs w:val="21"/>
+              </w:rPr>
+            </w:pPr>
+            <w:r>
+              <w:rPr>
+                <w:rFonts w:hint="eastAsia"/>
+                <w:sz w:val="21"/>
+                <w:szCs w:val="21"/>
+              </w:rPr>
+              <w:t xml:space="preserve">Dropout率</w:t>
+            </w:r>
+          </w:p>
+        </w:tc>
+        <w:tc>
+          <w:tcPr>
+            <w:tcW w:w="1365" w:type="dxa"/>
+            <w:tcBorders>
+              <w:top w:val="nil"/>
+              <w:left w:val="nil"/>
+              <w:bottom w:val="nil"/>
+              <w:right w:val="nil"/>
+            </w:tcBorders>
+            <w:noWrap w:val="0"/>
+            <w:vAlign w:val="center"/>
+          </w:tcPr>
+          <w:p>
+            <w:pPr>
+              <w:adjustRightInd w:val="0"/>
+              <w:jc w:val="center"/>
+              <w:rPr>
+                <w:sz w:val="21"/>
+                <w:szCs w:val="21"/>
+              </w:rPr>
+            </w:pPr>
+            <w:r>
+              <w:rPr>
+                <w:rFonts w:hint="eastAsia"/>
+                <w:sz w:val="21"/>
+                <w:szCs w:val="21"/>
+              </w:rPr>
+              <w:t xml:space="preserve">0.3</w:t>
+            </w:r>
+          </w:p>
+        </w:tc>
+        <w:tc>
+          <w:tcPr>
+            <w:tcW w:w="1365" w:type="dxa"/>
+            <w:tcBorders>
+              <w:top w:val="nil"/>
+              <w:left w:val="nil"/>
+              <w:bottom w:val="nil"/>
+              <w:right w:val="nil"/>
+            </w:tcBorders>
+            <w:noWrap w:val="0"/>
+            <w:vAlign w:val="center"/>
+          </w:tcPr>
+          <w:p>
+            <w:pPr>
+              <w:adjustRightInd w:val="0"/>
+              <w:jc w:val="center"/>
+              <w:rPr>
+                <w:sz w:val="21"/>
+                <w:szCs w:val="21"/>
+              </w:rPr>
+            </w:pPr>
+            <w:r>
+              <w:rPr>
+                <w:sz w:val="21"/>
+                <w:szCs w:val="21"/>
+              </w:rPr>
+              <w:t xml:space="preserve">防止过拟合</w:t>
+            </w:r>
+          </w:p>
+        </w:tc>
+      </w:tr>
+    </w:tbl>
+    <w:p/>
+    <w:p>
+      <w:pPr>
+        <w:pStyle w:val="Heading2"/>
         <w:spacing w:before="240" w:after="120"/>
         <w:jc w:val="left"/>
+        <w:outlineLvl w:val="1"/>
       </w:pPr>
       <w:r>
         <w:rPr>
@@ -216,8 +1669,9 @@
           <w:b/>
           <w:sz w:val="28"/>
           <w:szCs w:val="28"/>
+          <w:color w:val="000000"/>
         </w:rPr>
-        <w:t>2.2  数据分析</w:t>
+        <w:t>3.2  五列宽表</w:t>
       </w:r>
     </w:p>
     <w:p>
@@ -230,23 +1684,899 @@
           <w:rFonts w:hint="eastAsia" w:ascii="隶书" w:hAnsi="隶书" w:eastAsia="隶书" w:cs="隶书"/>
           <w:sz w:val="96"/>
           <w:szCs w:val="96"/>
+          <w:color w:val="000000"/>
         </w:rPr>
-        <w:t>本节介绍数据分析的方法和工具。</w:t>
+        <w:t>表 3-2 展示了五列不等宽表格，验证列宽自动分配。</w:t>
       </w:r>
     </w:p>
     <w:p>
       <w:pPr>
-        <w:spacing w:before="480" w:after="240"/>
+        <w:spacing w:before="120" w:after="60"/>
         <w:jc w:val="center"/>
       </w:pPr>
       <w:r>
         <w:rPr>
-          <w:rFonts w:hint="eastAsia" w:ascii="幼圆" w:hAnsi="幼圆" w:eastAsia="幼圆" w:cs="幼圆"/>
           <w:b/>
-          <w:sz w:val="32"/>
-          <w:szCs w:val="32"/>
+          <w:sz w:val="24"/>
+          <w:szCs w:val="24"/>
         </w:rPr>
-        <w:t>第三章  结果与讨论</w:t>
+        <w:t>表 3-2  方法性能对比（五列）</w:t>
+      </w:r>
+    </w:p>
+    <w:tbl>
+      <w:tblPr>
+        <w:tblStyle w:val="33"/>
+        <w:tblW w:w="0" w:type="auto"/>
+        <w:jc w:val="center"/>
+        <w:tblBorders>
+          <w:top w:val="single" w:color="auto" w:sz="4" w:space="0"/>
+          <w:left w:val="single" w:color="auto" w:sz="4" w:space="0"/>
+          <w:bottom w:val="single" w:color="auto" w:sz="4" w:space="0"/>
+          <w:right w:val="single" w:color="auto" w:sz="4" w:space="0"/>
+          <w:insideH w:val="single" w:color="auto" w:sz="4" w:space="0"/>
+          <w:insideV w:val="single" w:color="auto" w:sz="4" w:space="0"/>
+        </w:tblBorders>
+        <w:tblLayout w:type="fixed"/>
+        <w:tblCellMar>
+          <w:top w:w="0" w:type="dxa"/>
+          <w:left w:w="108" w:type="dxa"/>
+          <w:bottom w:w="0" w:type="dxa"/>
+          <w:right w:w="108" w:type="dxa"/>
+        </w:tblCellMar>
+      </w:tblPr>
+      <w:tblGrid>
+        <w:gridCol w:w="1365"/>
+        <w:gridCol w:w="1365"/>
+        <w:gridCol w:w="1365"/>
+        <w:gridCol w:w="1365"/>
+        <w:gridCol w:w="1365"/>
+        <w:gridCol w:w="1365"/>
+      </w:tblGrid>
+      <w:tr>
+        <w:trPr>
+          <w:trHeight w:val="989" w:hRule="atLeast"/>
+          <w:jc w:val="center"/>
+        </w:trPr>
+        <w:tc>
+          <w:tcPr>
+            <w:tcW w:w="1365" w:type="dxa"/>
+            <w:tcBorders>
+              <w:top w:val="single" w:color="auto" w:sz="12" w:space="0"/>
+              <w:left w:val="nil"/>
+              <w:bottom w:val="single" w:color="auto" w:sz="8" w:space="0"/>
+              <w:right w:val="nil"/>
+            </w:tcBorders>
+            <w:noWrap w:val="0"/>
+            <w:vAlign w:val="center"/>
+          </w:tcPr>
+          <w:p>
+            <w:pPr>
+              <w:pStyle w:val="20"/>
+              <w:adjustRightInd w:val="0"/>
+              <w:spacing w:after="0"/>
+              <w:ind w:left="0" w:leftChars="0"/>
+              <w:jc w:val="center"/>
+              <w:rPr>
+                <w:rFonts w:hint="eastAsia"/>
+                <w:sz w:val="21"/>
+                <w:szCs w:val="21"/>
+              </w:rPr>
+            </w:pPr>
+            <w:r>
+              <w:rPr>
+                <w:b/>
+                <w:rFonts w:hint="eastAsia"/>
+                <w:sz w:val="21"/>
+                <w:szCs w:val="21"/>
+              </w:rPr>
+              <w:t xml:space="preserve">方法</w:t>
+            </w:r>
+          </w:p>
+        </w:tc>
+        <w:tc>
+          <w:tcPr>
+            <w:tcW w:w="1365" w:type="dxa"/>
+            <w:tcBorders>
+              <w:top w:val="single" w:color="auto" w:sz="12" w:space="0"/>
+              <w:left w:val="nil"/>
+              <w:bottom w:val="single" w:color="auto" w:sz="8" w:space="0"/>
+              <w:right w:val="nil"/>
+            </w:tcBorders>
+            <w:noWrap w:val="0"/>
+            <w:vAlign w:val="center"/>
+          </w:tcPr>
+          <w:p>
+            <w:pPr>
+              <w:pStyle w:val="20"/>
+              <w:adjustRightInd w:val="0"/>
+              <w:spacing w:after="0"/>
+              <w:ind w:left="210" w:leftChars="0" w:hanging="210" w:hangingChars="100"/>
+              <w:jc w:val="center"/>
+              <w:rPr>
+                <w:rFonts w:hint="eastAsia"/>
+                <w:sz w:val="21"/>
+                <w:szCs w:val="21"/>
+              </w:rPr>
+            </w:pPr>
+            <w:r>
+              <w:rPr>
+                <w:b/>
+                <w:rFonts w:hint="eastAsia"/>
+                <w:sz w:val="21"/>
+                <w:szCs w:val="21"/>
+              </w:rPr>
+              <w:t xml:space="preserve">精度(%)</w:t>
+            </w:r>
+          </w:p>
+        </w:tc>
+        <w:tc>
+          <w:tcPr>
+            <w:tcW w:w="1365" w:type="dxa"/>
+            <w:tcBorders>
+              <w:top w:val="single" w:color="auto" w:sz="12" w:space="0"/>
+              <w:left w:val="nil"/>
+              <w:bottom w:val="single" w:color="auto" w:sz="8" w:space="0"/>
+              <w:right w:val="nil"/>
+            </w:tcBorders>
+            <w:noWrap w:val="0"/>
+            <w:vAlign w:val="center"/>
+          </w:tcPr>
+          <w:p>
+            <w:pPr>
+              <w:pStyle w:val="20"/>
+              <w:adjustRightInd w:val="0"/>
+              <w:spacing w:after="0"/>
+              <w:ind w:left="0" w:leftChars="0"/>
+              <w:jc w:val="center"/>
+              <w:rPr>
+                <w:rFonts w:hint="eastAsia"/>
+                <w:sz w:val="21"/>
+                <w:szCs w:val="21"/>
+                <w:vertAlign w:val="superscript"/>
+              </w:rPr>
+            </w:pPr>
+            <w:r>
+              <w:rPr>
+                <w:b/>
+                <w:rFonts w:hint="eastAsia"/>
+                <w:sz w:val="21"/>
+                <w:szCs w:val="21"/>
+              </w:rPr>
+              <w:t xml:space="preserve">召回(%)</w:t>
+            </w:r>
+          </w:p>
+        </w:tc>
+        <w:tc>
+          <w:tcPr>
+            <w:tcW w:w="1365" w:type="dxa"/>
+            <w:tcBorders>
+              <w:top w:val="single" w:color="auto" w:sz="12" w:space="0"/>
+              <w:left w:val="nil"/>
+              <w:bottom w:val="single" w:color="auto" w:sz="8" w:space="0"/>
+              <w:right w:val="nil"/>
+            </w:tcBorders>
+            <w:noWrap w:val="0"/>
+            <w:vAlign w:val="center"/>
+          </w:tcPr>
+          <w:p>
+            <w:pPr>
+              <w:pStyle w:val="20"/>
+              <w:adjustRightInd w:val="0"/>
+              <w:spacing w:after="0"/>
+              <w:ind w:left="420" w:leftChars="0" w:hanging="420" w:hangingChars="200"/>
+              <w:jc w:val="center"/>
+              <w:rPr>
+                <w:rFonts w:hint="eastAsia"/>
+                <w:sz w:val="21"/>
+                <w:szCs w:val="21"/>
+              </w:rPr>
+            </w:pPr>
+            <w:r>
+              <w:rPr>
+                <w:b/>
+                <w:rFonts w:hint="eastAsia"/>
+                <w:sz w:val="21"/>
+                <w:szCs w:val="21"/>
+              </w:rPr>
+              <w:t xml:space="preserve">F1(%)</w:t>
+            </w:r>
+          </w:p>
+        </w:tc>
+        <w:tc>
+          <w:tcPr>
+            <w:tcW w:w="1365" w:type="dxa"/>
+            <w:tcBorders>
+              <w:top w:val="single" w:color="auto" w:sz="12" w:space="0"/>
+              <w:left w:val="nil"/>
+              <w:bottom w:val="single" w:color="auto" w:sz="8" w:space="0"/>
+              <w:right w:val="nil"/>
+            </w:tcBorders>
+            <w:noWrap w:val="0"/>
+            <w:vAlign w:val="center"/>
+          </w:tcPr>
+          <w:p>
+            <w:pPr>
+              <w:pStyle w:val="20"/>
+              <w:adjustRightInd w:val="0"/>
+              <w:spacing w:after="0"/>
+              <w:ind w:left="0" w:leftChars="0"/>
+              <w:jc w:val="center"/>
+              <w:rPr>
+                <w:rFonts w:hint="eastAsia"/>
+                <w:sz w:val="21"/>
+                <w:szCs w:val="21"/>
+              </w:rPr>
+            </w:pPr>
+            <w:r>
+              <w:rPr>
+                <w:b/>
+                <w:rFonts w:hint="eastAsia"/>
+                <w:sz w:val="21"/>
+                <w:szCs w:val="21"/>
+              </w:rPr>
+              <w:t xml:space="preserve">推理时间(ms)</w:t>
+            </w:r>
+          </w:p>
+        </w:tc>
+      </w:tr>
+      <w:tr>
+        <w:trPr>
+          <w:jc w:val="center"/>
+        </w:trPr>
+        <w:tc>
+          <w:tcPr>
+            <w:tcW w:w="1365" w:type="dxa"/>
+            <w:tcBorders>
+              <w:top w:val="nil"/>
+              <w:left w:val="nil"/>
+              <w:bottom w:val="nil"/>
+              <w:right w:val="nil"/>
+            </w:tcBorders>
+            <w:noWrap w:val="0"/>
+            <w:vAlign w:val="center"/>
+          </w:tcPr>
+          <w:p>
+            <w:pPr>
+              <w:adjustRightInd w:val="0"/>
+              <w:jc w:val="center"/>
+              <w:rPr>
+                <w:rFonts w:hint="eastAsia"/>
+                <w:sz w:val="21"/>
+                <w:szCs w:val="21"/>
+              </w:rPr>
+            </w:pPr>
+            <w:r>
+              <w:rPr>
+                <w:rFonts w:hint="eastAsia"/>
+                <w:sz w:val="21"/>
+                <w:szCs w:val="21"/>
+              </w:rPr>
+              <w:t xml:space="preserve">本文方法</w:t>
+            </w:r>
+          </w:p>
+        </w:tc>
+        <w:tc>
+          <w:tcPr>
+            <w:tcW w:w="1365" w:type="dxa"/>
+            <w:tcBorders>
+              <w:top w:val="nil"/>
+              <w:left w:val="nil"/>
+              <w:bottom w:val="nil"/>
+              <w:right w:val="nil"/>
+            </w:tcBorders>
+            <w:noWrap w:val="0"/>
+            <w:vAlign w:val="center"/>
+          </w:tcPr>
+          <w:p>
+            <w:pPr>
+              <w:adjustRightInd w:val="0"/>
+              <w:jc w:val="center"/>
+              <w:rPr>
+                <w:sz w:val="21"/>
+                <w:szCs w:val="21"/>
+              </w:rPr>
+            </w:pPr>
+            <w:r>
+              <w:rPr>
+                <w:rFonts w:hint="eastAsia"/>
+                <w:sz w:val="21"/>
+                <w:szCs w:val="21"/>
+              </w:rPr>
+              <w:t xml:space="preserve">98.7</w:t>
+            </w:r>
+          </w:p>
+        </w:tc>
+        <w:tc>
+          <w:tcPr>
+            <w:tcW w:w="1365" w:type="dxa"/>
+            <w:tcBorders>
+              <w:top w:val="nil"/>
+              <w:left w:val="nil"/>
+              <w:bottom w:val="nil"/>
+              <w:right w:val="nil"/>
+            </w:tcBorders>
+            <w:noWrap w:val="0"/>
+            <w:vAlign w:val="center"/>
+          </w:tcPr>
+          <w:p>
+            <w:pPr>
+              <w:adjustRightInd w:val="0"/>
+              <w:jc w:val="center"/>
+              <w:rPr>
+                <w:sz w:val="21"/>
+                <w:szCs w:val="21"/>
+              </w:rPr>
+            </w:pPr>
+            <w:r>
+              <w:rPr>
+                <w:sz w:val="21"/>
+                <w:szCs w:val="21"/>
+              </w:rPr>
+              <w:t xml:space="preserve">97.2</w:t>
+            </w:r>
+          </w:p>
+        </w:tc>
+        <w:tc>
+          <w:tcPr>
+            <w:tcW w:w="1365" w:type="dxa"/>
+            <w:tcBorders>
+              <w:top w:val="nil"/>
+              <w:left w:val="nil"/>
+              <w:bottom w:val="nil"/>
+              <w:right w:val="nil"/>
+            </w:tcBorders>
+            <w:noWrap w:val="0"/>
+            <w:vAlign w:val="center"/>
+          </w:tcPr>
+          <w:p>
+            <w:pPr>
+              <w:adjustRightInd w:val="0"/>
+              <w:jc w:val="center"/>
+              <w:rPr>
+                <w:rFonts w:hint="eastAsia"/>
+                <w:sz w:val="21"/>
+                <w:szCs w:val="21"/>
+              </w:rPr>
+            </w:pPr>
+            <w:r>
+              <w:rPr>
+                <w:rFonts w:hint="eastAsia"/>
+                <w:sz w:val="21"/>
+                <w:szCs w:val="21"/>
+              </w:rPr>
+              <w:t xml:space="preserve">97.9</w:t>
+            </w:r>
+          </w:p>
+        </w:tc>
+        <w:tc>
+          <w:tcPr>
+            <w:tcW w:w="1365" w:type="dxa"/>
+            <w:tcBorders>
+              <w:top w:val="nil"/>
+              <w:left w:val="nil"/>
+              <w:bottom w:val="nil"/>
+              <w:right w:val="nil"/>
+            </w:tcBorders>
+            <w:noWrap w:val="0"/>
+            <w:vAlign w:val="center"/>
+          </w:tcPr>
+          <w:p>
+            <w:pPr>
+              <w:adjustRightInd w:val="0"/>
+              <w:jc w:val="center"/>
+              <w:rPr>
+                <w:sz w:val="21"/>
+                <w:szCs w:val="21"/>
+              </w:rPr>
+            </w:pPr>
+            <w:r>
+              <w:rPr>
+                <w:sz w:val="21"/>
+                <w:szCs w:val="21"/>
+              </w:rPr>
+              <w:t xml:space="preserve">12.3</w:t>
+            </w:r>
+          </w:p>
+        </w:tc>
+      </w:tr>
+      <w:tr>
+        <w:trPr>
+          <w:jc w:val="center"/>
+        </w:trPr>
+        <w:tc>
+          <w:tcPr>
+            <w:tcW w:w="1365" w:type="dxa"/>
+            <w:tcBorders>
+              <w:top w:val="nil"/>
+              <w:left w:val="nil"/>
+              <w:bottom w:val="nil"/>
+              <w:right w:val="nil"/>
+            </w:tcBorders>
+            <w:noWrap w:val="0"/>
+            <w:vAlign w:val="center"/>
+          </w:tcPr>
+          <w:p>
+            <w:pPr>
+              <w:adjustRightInd w:val="0"/>
+              <w:jc w:val="center"/>
+              <w:rPr>
+                <w:rFonts w:hint="eastAsia"/>
+                <w:sz w:val="21"/>
+                <w:szCs w:val="21"/>
+              </w:rPr>
+            </w:pPr>
+            <w:r>
+              <w:rPr>
+                <w:rFonts w:hint="eastAsia"/>
+                <w:sz w:val="21"/>
+                <w:szCs w:val="21"/>
+              </w:rPr>
+              <w:t xml:space="preserve">方法A</w:t>
+            </w:r>
+          </w:p>
+        </w:tc>
+        <w:tc>
+          <w:tcPr>
+            <w:tcW w:w="1365" w:type="dxa"/>
+            <w:tcBorders>
+              <w:top w:val="nil"/>
+              <w:left w:val="nil"/>
+              <w:bottom w:val="nil"/>
+              <w:right w:val="nil"/>
+            </w:tcBorders>
+            <w:noWrap w:val="0"/>
+            <w:vAlign w:val="center"/>
+          </w:tcPr>
+          <w:p>
+            <w:pPr>
+              <w:adjustRightInd w:val="0"/>
+              <w:jc w:val="center"/>
+              <w:rPr>
+                <w:sz w:val="21"/>
+                <w:szCs w:val="21"/>
+              </w:rPr>
+            </w:pPr>
+            <w:r>
+              <w:rPr>
+                <w:rFonts w:hint="eastAsia"/>
+                <w:sz w:val="21"/>
+                <w:szCs w:val="21"/>
+              </w:rPr>
+              <w:t xml:space="preserve">94.1</w:t>
+            </w:r>
+          </w:p>
+        </w:tc>
+        <w:tc>
+          <w:tcPr>
+            <w:tcW w:w="1365" w:type="dxa"/>
+            <w:tcBorders>
+              <w:top w:val="nil"/>
+              <w:left w:val="nil"/>
+              <w:bottom w:val="nil"/>
+              <w:right w:val="nil"/>
+            </w:tcBorders>
+            <w:noWrap w:val="0"/>
+            <w:vAlign w:val="center"/>
+          </w:tcPr>
+          <w:p>
+            <w:pPr>
+              <w:adjustRightInd w:val="0"/>
+              <w:jc w:val="center"/>
+              <w:rPr>
+                <w:sz w:val="21"/>
+                <w:szCs w:val="21"/>
+              </w:rPr>
+            </w:pPr>
+            <w:r>
+              <w:rPr>
+                <w:sz w:val="21"/>
+                <w:szCs w:val="21"/>
+              </w:rPr>
+              <w:t xml:space="preserve">93.8</w:t>
+            </w:r>
+          </w:p>
+        </w:tc>
+        <w:tc>
+          <w:tcPr>
+            <w:tcW w:w="1365" w:type="dxa"/>
+            <w:tcBorders>
+              <w:top w:val="nil"/>
+              <w:left w:val="nil"/>
+              <w:bottom w:val="nil"/>
+              <w:right w:val="nil"/>
+            </w:tcBorders>
+            <w:noWrap w:val="0"/>
+            <w:vAlign w:val="center"/>
+          </w:tcPr>
+          <w:p>
+            <w:pPr>
+              <w:adjustRightInd w:val="0"/>
+              <w:jc w:val="center"/>
+              <w:rPr>
+                <w:rFonts w:hint="eastAsia"/>
+                <w:sz w:val="21"/>
+                <w:szCs w:val="21"/>
+              </w:rPr>
+            </w:pPr>
+            <w:r>
+              <w:rPr>
+                <w:rFonts w:hint="eastAsia"/>
+                <w:sz w:val="21"/>
+                <w:szCs w:val="21"/>
+              </w:rPr>
+              <w:t xml:space="preserve">93.9</w:t>
+            </w:r>
+          </w:p>
+        </w:tc>
+        <w:tc>
+          <w:tcPr>
+            <w:tcW w:w="1365" w:type="dxa"/>
+            <w:tcBorders>
+              <w:top w:val="nil"/>
+              <w:left w:val="nil"/>
+              <w:bottom w:val="nil"/>
+              <w:right w:val="nil"/>
+            </w:tcBorders>
+            <w:noWrap w:val="0"/>
+            <w:vAlign w:val="center"/>
+          </w:tcPr>
+          <w:p>
+            <w:pPr>
+              <w:adjustRightInd w:val="0"/>
+              <w:jc w:val="center"/>
+              <w:rPr>
+                <w:sz w:val="21"/>
+                <w:szCs w:val="21"/>
+              </w:rPr>
+            </w:pPr>
+            <w:r>
+              <w:rPr>
+                <w:sz w:val="21"/>
+                <w:szCs w:val="21"/>
+              </w:rPr>
+              <w:t xml:space="preserve">8.7</w:t>
+            </w:r>
+          </w:p>
+        </w:tc>
+      </w:tr>
+      <w:tr>
+        <w:trPr>
+          <w:jc w:val="center"/>
+        </w:trPr>
+        <w:tc>
+          <w:tcPr>
+            <w:tcW w:w="1365" w:type="dxa"/>
+            <w:tcBorders>
+              <w:top w:val="nil"/>
+              <w:left w:val="nil"/>
+              <w:bottom w:val="nil"/>
+              <w:right w:val="nil"/>
+            </w:tcBorders>
+            <w:noWrap w:val="0"/>
+            <w:vAlign w:val="center"/>
+          </w:tcPr>
+          <w:p>
+            <w:pPr>
+              <w:adjustRightInd w:val="0"/>
+              <w:jc w:val="center"/>
+              <w:rPr>
+                <w:rFonts w:hint="eastAsia"/>
+                <w:sz w:val="21"/>
+                <w:szCs w:val="21"/>
+              </w:rPr>
+            </w:pPr>
+            <w:r>
+              <w:rPr>
+                <w:rFonts w:hint="eastAsia"/>
+                <w:sz w:val="21"/>
+                <w:szCs w:val="21"/>
+              </w:rPr>
+              <w:t xml:space="preserve">方法B</w:t>
+            </w:r>
+          </w:p>
+        </w:tc>
+        <w:tc>
+          <w:tcPr>
+            <w:tcW w:w="1365" w:type="dxa"/>
+            <w:tcBorders>
+              <w:top w:val="nil"/>
+              <w:left w:val="nil"/>
+              <w:bottom w:val="nil"/>
+              <w:right w:val="nil"/>
+            </w:tcBorders>
+            <w:noWrap w:val="0"/>
+            <w:vAlign w:val="center"/>
+          </w:tcPr>
+          <w:p>
+            <w:pPr>
+              <w:adjustRightInd w:val="0"/>
+              <w:jc w:val="center"/>
+              <w:rPr>
+                <w:sz w:val="21"/>
+                <w:szCs w:val="21"/>
+              </w:rPr>
+            </w:pPr>
+            <w:r>
+              <w:rPr>
+                <w:rFonts w:hint="eastAsia"/>
+                <w:sz w:val="21"/>
+                <w:szCs w:val="21"/>
+              </w:rPr>
+              <w:t xml:space="preserve">96.3</w:t>
+            </w:r>
+          </w:p>
+        </w:tc>
+        <w:tc>
+          <w:tcPr>
+            <w:tcW w:w="1365" w:type="dxa"/>
+            <w:tcBorders>
+              <w:top w:val="nil"/>
+              <w:left w:val="nil"/>
+              <w:bottom w:val="nil"/>
+              <w:right w:val="nil"/>
+            </w:tcBorders>
+            <w:noWrap w:val="0"/>
+            <w:vAlign w:val="center"/>
+          </w:tcPr>
+          <w:p>
+            <w:pPr>
+              <w:adjustRightInd w:val="0"/>
+              <w:jc w:val="center"/>
+              <w:rPr>
+                <w:sz w:val="21"/>
+                <w:szCs w:val="21"/>
+              </w:rPr>
+            </w:pPr>
+            <w:r>
+              <w:rPr>
+                <w:sz w:val="21"/>
+                <w:szCs w:val="21"/>
+              </w:rPr>
+              <w:t xml:space="preserve">95.1</w:t>
+            </w:r>
+          </w:p>
+        </w:tc>
+        <w:tc>
+          <w:tcPr>
+            <w:tcW w:w="1365" w:type="dxa"/>
+            <w:tcBorders>
+              <w:top w:val="nil"/>
+              <w:left w:val="nil"/>
+              <w:bottom w:val="nil"/>
+              <w:right w:val="nil"/>
+            </w:tcBorders>
+            <w:noWrap w:val="0"/>
+            <w:vAlign w:val="center"/>
+          </w:tcPr>
+          <w:p>
+            <w:pPr>
+              <w:adjustRightInd w:val="0"/>
+              <w:jc w:val="center"/>
+              <w:rPr>
+                <w:rFonts w:hint="eastAsia"/>
+                <w:sz w:val="21"/>
+                <w:szCs w:val="21"/>
+              </w:rPr>
+            </w:pPr>
+            <w:r>
+              <w:rPr>
+                <w:rFonts w:hint="eastAsia"/>
+                <w:sz w:val="21"/>
+                <w:szCs w:val="21"/>
+              </w:rPr>
+              <w:t xml:space="preserve">95.7</w:t>
+            </w:r>
+          </w:p>
+        </w:tc>
+        <w:tc>
+          <w:tcPr>
+            <w:tcW w:w="1365" w:type="dxa"/>
+            <w:tcBorders>
+              <w:top w:val="nil"/>
+              <w:left w:val="nil"/>
+              <w:bottom w:val="nil"/>
+              <w:right w:val="nil"/>
+            </w:tcBorders>
+            <w:noWrap w:val="0"/>
+            <w:vAlign w:val="center"/>
+          </w:tcPr>
+          <w:p>
+            <w:pPr>
+              <w:adjustRightInd w:val="0"/>
+              <w:jc w:val="center"/>
+              <w:rPr>
+                <w:sz w:val="21"/>
+                <w:szCs w:val="21"/>
+              </w:rPr>
+            </w:pPr>
+            <w:r>
+              <w:rPr>
+                <w:sz w:val="21"/>
+                <w:szCs w:val="21"/>
+              </w:rPr>
+              <w:t xml:space="preserve">21.4</w:t>
+            </w:r>
+          </w:p>
+        </w:tc>
+      </w:tr>
+      <w:tr>
+        <w:trPr>
+          <w:jc w:val="center"/>
+        </w:trPr>
+        <w:tc>
+          <w:tcPr>
+            <w:tcW w:w="1365" w:type="dxa"/>
+            <w:tcBorders>
+              <w:top w:val="nil"/>
+              <w:left w:val="nil"/>
+              <w:bottom w:val="nil"/>
+              <w:right w:val="nil"/>
+            </w:tcBorders>
+            <w:noWrap w:val="0"/>
+            <w:vAlign w:val="center"/>
+          </w:tcPr>
+          <w:p>
+            <w:pPr>
+              <w:adjustRightInd w:val="0"/>
+              <w:jc w:val="center"/>
+              <w:rPr>
+                <w:rFonts w:hint="eastAsia"/>
+                <w:sz w:val="21"/>
+                <w:szCs w:val="21"/>
+              </w:rPr>
+            </w:pPr>
+            <w:r>
+              <w:rPr>
+                <w:rFonts w:hint="eastAsia"/>
+                <w:sz w:val="21"/>
+                <w:szCs w:val="21"/>
+              </w:rPr>
+              <w:t xml:space="preserve">方法C</w:t>
+            </w:r>
+          </w:p>
+        </w:tc>
+        <w:tc>
+          <w:tcPr>
+            <w:tcW w:w="1365" w:type="dxa"/>
+            <w:tcBorders>
+              <w:top w:val="nil"/>
+              <w:left w:val="nil"/>
+              <w:bottom w:val="nil"/>
+              <w:right w:val="nil"/>
+            </w:tcBorders>
+            <w:noWrap w:val="0"/>
+            <w:vAlign w:val="center"/>
+          </w:tcPr>
+          <w:p>
+            <w:pPr>
+              <w:adjustRightInd w:val="0"/>
+              <w:jc w:val="center"/>
+              <w:rPr>
+                <w:sz w:val="21"/>
+                <w:szCs w:val="21"/>
+              </w:rPr>
+            </w:pPr>
+            <w:r>
+              <w:rPr>
+                <w:rFonts w:hint="eastAsia"/>
+                <w:sz w:val="21"/>
+                <w:szCs w:val="21"/>
+              </w:rPr>
+              <w:t xml:space="preserve">91.5</w:t>
+            </w:r>
+          </w:p>
+        </w:tc>
+        <w:tc>
+          <w:tcPr>
+            <w:tcW w:w="1365" w:type="dxa"/>
+            <w:tcBorders>
+              <w:top w:val="nil"/>
+              <w:left w:val="nil"/>
+              <w:bottom w:val="nil"/>
+              <w:right w:val="nil"/>
+            </w:tcBorders>
+            <w:noWrap w:val="0"/>
+            <w:vAlign w:val="center"/>
+          </w:tcPr>
+          <w:p>
+            <w:pPr>
+              <w:adjustRightInd w:val="0"/>
+              <w:jc w:val="center"/>
+              <w:rPr>
+                <w:sz w:val="21"/>
+                <w:szCs w:val="21"/>
+              </w:rPr>
+            </w:pPr>
+            <w:r>
+              <w:rPr>
+                <w:sz w:val="21"/>
+                <w:szCs w:val="21"/>
+              </w:rPr>
+              <w:t xml:space="preserve">90.0</w:t>
+            </w:r>
+          </w:p>
+        </w:tc>
+        <w:tc>
+          <w:tcPr>
+            <w:tcW w:w="1365" w:type="dxa"/>
+            <w:tcBorders>
+              <w:top w:val="nil"/>
+              <w:left w:val="nil"/>
+              <w:bottom w:val="nil"/>
+              <w:right w:val="nil"/>
+            </w:tcBorders>
+            <w:noWrap w:val="0"/>
+            <w:vAlign w:val="center"/>
+          </w:tcPr>
+          <w:p>
+            <w:pPr>
+              <w:adjustRightInd w:val="0"/>
+              <w:jc w:val="center"/>
+              <w:rPr>
+                <w:rFonts w:hint="eastAsia"/>
+                <w:sz w:val="21"/>
+                <w:szCs w:val="21"/>
+              </w:rPr>
+            </w:pPr>
+            <w:r>
+              <w:rPr>
+                <w:rFonts w:hint="eastAsia"/>
+                <w:sz w:val="21"/>
+                <w:szCs w:val="21"/>
+              </w:rPr>
+              <w:t xml:space="preserve">90.7</w:t>
+            </w:r>
+          </w:p>
+        </w:tc>
+        <w:tc>
+          <w:tcPr>
+            <w:tcW w:w="1365" w:type="dxa"/>
+            <w:tcBorders>
+              <w:top w:val="nil"/>
+              <w:left w:val="nil"/>
+              <w:bottom w:val="nil"/>
+              <w:right w:val="nil"/>
+            </w:tcBorders>
+            <w:noWrap w:val="0"/>
+            <w:vAlign w:val="center"/>
+          </w:tcPr>
+          <w:p>
+            <w:pPr>
+              <w:adjustRightInd w:val="0"/>
+              <w:jc w:val="center"/>
+              <w:rPr>
+                <w:sz w:val="21"/>
+                <w:szCs w:val="21"/>
+              </w:rPr>
+            </w:pPr>
+            <w:r>
+              <w:rPr>
+                <w:sz w:val="21"/>
+                <w:szCs w:val="21"/>
+              </w:rPr>
+              <w:t xml:space="preserve">6.1</w:t>
+            </w:r>
+          </w:p>
+        </w:tc>
+      </w:tr>
+    </w:tbl>
+    <w:p/>
+    <w:p>
+      <w:pPr>
+        <w:pStyle w:val="Heading2"/>
+        <w:spacing w:before="240" w:after="120"/>
+        <w:jc w:val="left"/>
+        <w:outlineLvl w:val="1"/>
+      </w:pPr>
+      <w:r>
+        <w:rPr>
+          <w:rFonts w:hint="eastAsia" w:ascii="隶书" w:hAnsi="隶书" w:eastAsia="隶书" w:cs="隶书"/>
+          <w:b/>
+          <w:sz w:val="28"/>
+          <w:szCs w:val="28"/>
+          <w:color w:val="000000"/>
+        </w:rPr>
+        <w:t>3.3  无标题表</w:t>
       </w:r>
     </w:p>
     <w:p>
@@ -259,14 +2589,280 @@
           <w:rFonts w:hint="eastAsia" w:ascii="隶书" w:hAnsi="隶书" w:eastAsia="隶书" w:cs="隶书"/>
           <w:sz w:val="96"/>
           <w:szCs w:val="96"/>
+          <w:color w:val="000000"/>
         </w:rPr>
-        <w:t>这是第三章的正文内容，展示研究结果并进行讨论。</w:t>
+        <w:t>下表不提供 caption 字段，验证引擎在无标题情况下的容错。</w:t>
+      </w:r>
+    </w:p>
+    <w:tbl>
+      <w:tblPr>
+        <w:tblStyle w:val="33"/>
+        <w:tblW w:w="0" w:type="auto"/>
+        <w:jc w:val="center"/>
+        <w:tblBorders>
+          <w:top w:val="single" w:color="auto" w:sz="4" w:space="0"/>
+          <w:left w:val="single" w:color="auto" w:sz="4" w:space="0"/>
+          <w:bottom w:val="single" w:color="auto" w:sz="4" w:space="0"/>
+          <w:right w:val="single" w:color="auto" w:sz="4" w:space="0"/>
+          <w:insideH w:val="single" w:color="auto" w:sz="4" w:space="0"/>
+          <w:insideV w:val="single" w:color="auto" w:sz="4" w:space="0"/>
+        </w:tblBorders>
+        <w:tblLayout w:type="fixed"/>
+        <w:tblCellMar>
+          <w:top w:w="0" w:type="dxa"/>
+          <w:left w:w="108" w:type="dxa"/>
+          <w:bottom w:w="0" w:type="dxa"/>
+          <w:right w:w="108" w:type="dxa"/>
+        </w:tblCellMar>
+      </w:tblPr>
+      <w:tblGrid>
+        <w:gridCol w:w="1365"/>
+        <w:gridCol w:w="1365"/>
+        <w:gridCol w:w="1365"/>
+        <w:gridCol w:w="1365"/>
+        <w:gridCol w:w="1365"/>
+        <w:gridCol w:w="1365"/>
+      </w:tblGrid>
+      <w:tr>
+        <w:trPr>
+          <w:trHeight w:val="989" w:hRule="atLeast"/>
+          <w:jc w:val="center"/>
+        </w:trPr>
+        <w:tc>
+          <w:tcPr>
+            <w:tcW w:w="1365" w:type="dxa"/>
+            <w:tcBorders>
+              <w:top w:val="single" w:color="auto" w:sz="12" w:space="0"/>
+              <w:left w:val="nil"/>
+              <w:bottom w:val="single" w:color="auto" w:sz="8" w:space="0"/>
+              <w:right w:val="nil"/>
+            </w:tcBorders>
+            <w:noWrap w:val="0"/>
+            <w:vAlign w:val="center"/>
+          </w:tcPr>
+          <w:p>
+            <w:pPr>
+              <w:pStyle w:val="20"/>
+              <w:adjustRightInd w:val="0"/>
+              <w:spacing w:after="0"/>
+              <w:ind w:left="0" w:leftChars="0"/>
+              <w:jc w:val="center"/>
+              <w:rPr>
+                <w:rFonts w:hint="eastAsia"/>
+                <w:sz w:val="21"/>
+                <w:szCs w:val="21"/>
+              </w:rPr>
+            </w:pPr>
+            <w:r>
+              <w:rPr>
+                <w:b/>
+                <w:rFonts w:hint="eastAsia"/>
+                <w:sz w:val="21"/>
+                <w:szCs w:val="21"/>
+              </w:rPr>
+              <w:t xml:space="preserve">项目A</w:t>
+            </w:r>
+          </w:p>
+        </w:tc>
+        <w:tc>
+          <w:tcPr>
+            <w:tcW w:w="1365" w:type="dxa"/>
+            <w:tcBorders>
+              <w:top w:val="single" w:color="auto" w:sz="12" w:space="0"/>
+              <w:left w:val="nil"/>
+              <w:bottom w:val="single" w:color="auto" w:sz="8" w:space="0"/>
+              <w:right w:val="nil"/>
+            </w:tcBorders>
+            <w:noWrap w:val="0"/>
+            <w:vAlign w:val="center"/>
+          </w:tcPr>
+          <w:p>
+            <w:pPr>
+              <w:pStyle w:val="20"/>
+              <w:adjustRightInd w:val="0"/>
+              <w:spacing w:after="0"/>
+              <w:ind w:left="210" w:leftChars="0" w:hanging="210" w:hangingChars="100"/>
+              <w:jc w:val="center"/>
+              <w:rPr>
+                <w:rFonts w:hint="eastAsia"/>
+                <w:sz w:val="21"/>
+                <w:szCs w:val="21"/>
+              </w:rPr>
+            </w:pPr>
+            <w:r>
+              <w:rPr>
+                <w:b/>
+                <w:rFonts w:hint="eastAsia"/>
+                <w:sz w:val="21"/>
+                <w:szCs w:val="21"/>
+              </w:rPr>
+              <w:t xml:space="preserve">项目B</w:t>
+            </w:r>
+          </w:p>
+        </w:tc>
+      </w:tr>
+      <w:tr>
+        <w:trPr>
+          <w:jc w:val="center"/>
+        </w:trPr>
+        <w:tc>
+          <w:tcPr>
+            <w:tcW w:w="1365" w:type="dxa"/>
+            <w:tcBorders>
+              <w:top w:val="nil"/>
+              <w:left w:val="nil"/>
+              <w:bottom w:val="nil"/>
+              <w:right w:val="nil"/>
+            </w:tcBorders>
+            <w:noWrap w:val="0"/>
+            <w:vAlign w:val="center"/>
+          </w:tcPr>
+          <w:p>
+            <w:pPr>
+              <w:adjustRightInd w:val="0"/>
+              <w:jc w:val="center"/>
+              <w:rPr>
+                <w:rFonts w:hint="eastAsia"/>
+                <w:sz w:val="21"/>
+                <w:szCs w:val="21"/>
+              </w:rPr>
+            </w:pPr>
+            <w:r>
+              <w:rPr>
+                <w:rFonts w:hint="eastAsia"/>
+                <w:sz w:val="21"/>
+                <w:szCs w:val="21"/>
+              </w:rPr>
+              <w:t xml:space="preserve">值1</w:t>
+            </w:r>
+          </w:p>
+        </w:tc>
+        <w:tc>
+          <w:tcPr>
+            <w:tcW w:w="1365" w:type="dxa"/>
+            <w:tcBorders>
+              <w:top w:val="nil"/>
+              <w:left w:val="nil"/>
+              <w:bottom w:val="nil"/>
+              <w:right w:val="nil"/>
+            </w:tcBorders>
+            <w:noWrap w:val="0"/>
+            <w:vAlign w:val="center"/>
+          </w:tcPr>
+          <w:p>
+            <w:pPr>
+              <w:adjustRightInd w:val="0"/>
+              <w:jc w:val="center"/>
+              <w:rPr>
+                <w:sz w:val="21"/>
+                <w:szCs w:val="21"/>
+              </w:rPr>
+            </w:pPr>
+            <w:r>
+              <w:rPr>
+                <w:rFonts w:hint="eastAsia"/>
+                <w:sz w:val="21"/>
+                <w:szCs w:val="21"/>
+              </w:rPr>
+              <w:t xml:space="preserve">值2</w:t>
+            </w:r>
+          </w:p>
+        </w:tc>
+      </w:tr>
+      <w:tr>
+        <w:trPr>
+          <w:jc w:val="center"/>
+        </w:trPr>
+        <w:tc>
+          <w:tcPr>
+            <w:tcW w:w="1365" w:type="dxa"/>
+            <w:tcBorders>
+              <w:top w:val="nil"/>
+              <w:left w:val="nil"/>
+              <w:bottom w:val="nil"/>
+              <w:right w:val="nil"/>
+            </w:tcBorders>
+            <w:noWrap w:val="0"/>
+            <w:vAlign w:val="center"/>
+          </w:tcPr>
+          <w:p>
+            <w:pPr>
+              <w:adjustRightInd w:val="0"/>
+              <w:jc w:val="center"/>
+              <w:rPr>
+                <w:rFonts w:hint="eastAsia"/>
+                <w:sz w:val="21"/>
+                <w:szCs w:val="21"/>
+              </w:rPr>
+            </w:pPr>
+            <w:r>
+              <w:rPr>
+                <w:rFonts w:hint="eastAsia"/>
+                <w:sz w:val="21"/>
+                <w:szCs w:val="21"/>
+              </w:rPr>
+              <w:t xml:space="preserve">值3</w:t>
+            </w:r>
+          </w:p>
+        </w:tc>
+        <w:tc>
+          <w:tcPr>
+            <w:tcW w:w="1365" w:type="dxa"/>
+            <w:tcBorders>
+              <w:top w:val="nil"/>
+              <w:left w:val="nil"/>
+              <w:bottom w:val="nil"/>
+              <w:right w:val="nil"/>
+            </w:tcBorders>
+            <w:noWrap w:val="0"/>
+            <w:vAlign w:val="center"/>
+          </w:tcPr>
+          <w:p>
+            <w:pPr>
+              <w:adjustRightInd w:val="0"/>
+              <w:jc w:val="center"/>
+              <w:rPr>
+                <w:sz w:val="21"/>
+                <w:szCs w:val="21"/>
+              </w:rPr>
+            </w:pPr>
+            <w:r>
+              <w:rPr>
+                <w:rFonts w:hint="eastAsia"/>
+                <w:sz w:val="21"/>
+                <w:szCs w:val="21"/>
+              </w:rPr>
+              <w:t xml:space="preserve">值4</w:t>
+            </w:r>
+          </w:p>
+        </w:tc>
+      </w:tr>
+    </w:tbl>
+    <w:p/>
+    <w:p>
+      <w:pPr>
+        <w:pStyle w:val="Heading1"/>
+        <w:spacing w:before="480" w:after="240"/>
+        <w:jc w:val="center"/>
+        <w:outlineLvl w:val="0"/>
+      </w:pPr>
+      <w:r>
+        <w:rPr>
+          <w:rFonts w:hint="eastAsia" w:ascii="幼圆" w:hAnsi="幼圆" w:eastAsia="幼圆" w:cs="幼圆"/>
+          <w:b/>
+          <w:sz w:val="32"/>
+          <w:szCs w:val="32"/>
+          <w:color w:val="000000"/>
+        </w:rPr>
+        <w:t>第四章  公式测试</w:t>
       </w:r>
     </w:p>
     <w:p>
       <w:pPr>
+        <w:pStyle w:val="Heading2"/>
         <w:spacing w:before="240" w:after="120"/>
         <w:jc w:val="left"/>
+        <w:outlineLvl w:val="1"/>
       </w:pPr>
       <w:r>
         <w:rPr>
@@ -274,8 +2870,9 @@
           <w:b/>
           <w:sz w:val="28"/>
           <w:szCs w:val="28"/>
+          <w:color w:val="000000"/>
         </w:rPr>
-        <w:t>3.1  实验结果</w:t>
+        <w:t>4.1  OMML 直通公式</w:t>
       </w:r>
     </w:p>
     <w:p>
@@ -288,14 +2885,298 @@
           <w:rFonts w:hint="eastAsia" w:ascii="隶书" w:hAnsi="隶书" w:eastAsia="隶书" w:cs="隶书"/>
           <w:sz w:val="96"/>
           <w:szCs w:val="96"/>
+          <w:color w:val="000000"/>
         </w:rPr>
-        <w:t>本节展示实验的具体结果和数据。</w:t>
+        <w:t>下面的公式均使用 OMML 直通模式，直接将 Office Open Math XML 注入 Word 文档，无需任何额外依赖，在所有环境下均可正确渲染。</w:t>
       </w:r>
     </w:p>
     <w:p>
       <w:pPr>
+        <w:jc w:val="center"/>
+      </w:pPr>
+      <m:oMathPara>
+        <m:oMath>
+          <m:f>
+            <m:num>
+              <m:r>
+                <m:t>a + b</m:t>
+              </m:r>
+            </m:num>
+            <m:den>
+              <m:r>
+                <m:t>2</m:t>
+              </m:r>
+            </m:den>
+          </m:f>
+        </m:oMath>
+      </m:oMathPara>
+    </w:p>
+    <w:p>
+      <w:pPr>
+        <w:jc w:val="center"/>
+        <w:tabs>
+          <w:tab w:val="center" w:pos="4680"/>
+          <w:tab w:val="right" w:pos="9360"/>
+        </w:tabs>
+      </w:pPr>
+      <w:r>
+        <w:tab/>
+      </w:r>
+      <m:oMathPara>
+        <m:oMath>
+          <m:r>
+            <m:t>E</m:t>
+          </m:r>
+          <m:r>
+            <m:t> = </m:t>
+          </m:r>
+          <m:r>
+            <m:t>m</m:t>
+          </m:r>
+          <m:sSup>
+            <m:e>
+              <m:r>
+                <m:t>c</m:t>
+              </m:r>
+            </m:e>
+            <m:sup>
+              <m:r>
+                <m:t>2</m:t>
+              </m:r>
+            </m:sup>
+          </m:sSup>
+        </m:oMath>
+      </m:oMathPara>
+      <w:r>
+        <w:tab/>
+      </w:r>
+      <w:r>
+        <w:rPr>
+          <w:rFonts w:hint="eastAsia" w:ascii="华文新魏" w:hAnsi="华文新魏" w:eastAsia="华文新魏" w:cs="华文新魏"/>
+          <w:b w:val="0"/>
+          <w:bCs w:val="0"/>
+          <w:i w:val="0"/>
+          <w:iCs w:val="0"/>
+          <w:sz w:val="24"/>
+          <w:szCs w:val="24"/>
+        </w:rPr>
+        <w:t>式(4-1)</w:t>
+      </w:r>
+    </w:p>
+    <w:p>
+      <w:pPr>
+        <w:jc w:val="center"/>
+        <w:tabs>
+          <w:tab w:val="center" w:pos="4680"/>
+          <w:tab w:val="right" w:pos="9360"/>
+        </w:tabs>
+      </w:pPr>
+      <w:r>
+        <w:tab/>
+      </w:r>
+      <m:oMathPara>
+        <m:oMath>
+          <m:f>
+            <m:num>
+              <m:r>
+                <m:t>
+                  <m:sSub>
+                    <m:e>
+                      <m:r>
+                        <m:t>Σ</m:t>
+                      </m:r>
+                    </m:e>
+                    <m:sub>
+                      <m:r>
+                        <m:t>i=1</m:t>
+                      </m:r>
+                    </m:sub>
+                  </m:sSub>
+                  <m:sSup>
+                    <m:e>
+                      <m:r>
+                        <m:t>n</m:t>
+                      </m:r>
+                    </m:e>
+                    <m:sup>
+                      <m:r>
+                        <m:t> </m:t>
+                      </m:r>
+                    </m:sup>
+                  </m:sSup>
+                  <m:sSub>
+                    <m:e>
+                      <m:r>
+                        <m:t>x</m:t>
+                      </m:r>
+                    </m:e>
+                    <m:sub>
+                      <m:r>
+                        <m:t>i</m:t>
+                      </m:r>
+                    </m:sub>
+                  </m:sSub>
+                </m:t>
+              </m:r>
+            </m:num>
+            <m:den>
+              <m:r>
+                <m:t>n</m:t>
+              </m:r>
+            </m:den>
+          </m:f>
+        </m:oMath>
+      </m:oMathPara>
+      <w:r>
+        <w:tab/>
+      </w:r>
+      <w:r>
+        <w:rPr>
+          <w:rFonts w:hint="eastAsia" w:ascii="华文新魏" w:hAnsi="华文新魏" w:eastAsia="华文新魏" w:cs="华文新魏"/>
+          <w:b w:val="0"/>
+          <w:bCs w:val="0"/>
+          <w:i w:val="0"/>
+          <w:iCs w:val="0"/>
+          <w:sz w:val="24"/>
+          <w:szCs w:val="24"/>
+        </w:rPr>
+        <w:t>式(4-2)</w:t>
+      </w:r>
+    </w:p>
+    <w:p>
+      <w:pPr>
+        <w:jc w:val="center"/>
+        <w:tabs>
+          <w:tab w:val="center" w:pos="4680"/>
+          <w:tab w:val="right" w:pos="9360"/>
+        </w:tabs>
+      </w:pPr>
+      <w:r>
+        <w:tab/>
+      </w:r>
+      <m:oMathPara>
+        <m:oMath>
+          <m:rad>
+            <m:radPr>
+              <m:degHide m:val="1"/>
+            </m:radPr>
+            <m:deg/>
+            <m:e>
+              <m:r>
+                <m:t>a² + b²</m:t>
+              </m:r>
+            </m:e>
+          </m:rad>
+        </m:oMath>
+      </m:oMathPara>
+      <w:r>
+        <w:tab/>
+      </w:r>
+      <w:r>
+        <w:rPr>
+          <w:rFonts w:hint="eastAsia" w:ascii="华文新魏" w:hAnsi="华文新魏" w:eastAsia="华文新魏" w:cs="华文新魏"/>
+          <w:b w:val="0"/>
+          <w:bCs w:val="0"/>
+          <w:i w:val="0"/>
+          <w:iCs w:val="0"/>
+          <w:sz w:val="24"/>
+          <w:szCs w:val="24"/>
+        </w:rPr>
+        <w:t>式(4-3)</w:t>
+      </w:r>
+    </w:p>
+    <w:p>
+      <w:pPr>
+        <w:jc w:val="center"/>
+        <w:tabs>
+          <w:tab w:val="center" w:pos="4680"/>
+          <w:tab w:val="right" w:pos="9360"/>
+        </w:tabs>
+      </w:pPr>
+      <w:r>
+        <w:tab/>
+      </w:r>
+      <m:oMathPara>
+        <m:oMath>
+          <m:r>
+            <m:t>σ</m:t>
+          </m:r>
+          <m:r>
+            <m:t> = </m:t>
+          </m:r>
+          <m:rad>
+            <m:radPr>
+              <m:degHide m:val="1"/>
+            </m:radPr>
+            <m:deg/>
+            <m:e>
+              <m:r>
+                <m:t>
+                  <m:f>
+                    <m:num>
+                      <m:r>
+                        <m:t>
+                          <m:sSub>
+                            <m:e>
+                              <m:r>
+                                <m:t>Σ</m:t>
+                              </m:r>
+                            </m:e>
+                            <m:sub>
+                              <m:r>
+                                <m:t>i</m:t>
+                              </m:r>
+                            </m:sub>
+                          </m:sSub>
+                          <m:sSup>
+                            <m:e>
+                              <m:r>
+                                <m:t>(x_i - μ)</m:t>
+                              </m:r>
+                            </m:e>
+                            <m:sup>
+                              <m:r>
+                                <m:t>2</m:t>
+                              </m:r>
+                            </m:sup>
+                          </m:sSup>
+                        </m:t>
+                      </m:r>
+                    </m:num>
+                    <m:den>
+                      <m:r>
+                        <m:t>n</m:t>
+                      </m:r>
+                    </m:den>
+                  </m:f>
+                </m:t>
+              </m:r>
+            </m:e>
+          </m:rad>
+        </m:oMath>
+      </m:oMathPara>
+      <w:r>
+        <w:tab/>
+      </w:r>
+      <w:r>
+        <w:rPr>
+          <w:rFonts w:hint="eastAsia" w:ascii="华文新魏" w:hAnsi="华文新魏" w:eastAsia="华文新魏" w:cs="华文新魏"/>
+          <w:b w:val="0"/>
+          <w:bCs w:val="0"/>
+          <w:i w:val="0"/>
+          <w:iCs w:val="0"/>
+          <w:sz w:val="24"/>
+          <w:szCs w:val="24"/>
+        </w:rPr>
+        <w:t>式(4-4)</w:t>
+      </w:r>
+    </w:p>
+    <w:p>
+      <w:pPr>
+        <w:pStyle w:val="Heading2"/>
         <w:spacing w:before="240" w:after="120"/>
         <w:jc w:val="left"/>
+        <w:outlineLvl w:val="1"/>
       </w:pPr>
       <w:r>
         <w:rPr>
@@ -303,8 +3184,9 @@
           <w:b/>
           <w:sz w:val="28"/>
           <w:szCs w:val="28"/>
+          <w:color w:val="000000"/>
         </w:rPr>
-        <w:t>3.2  结果讨论</w:t>
+        <w:t>4.2  LaTeX 公式（降级测试）</w:t>
       </w:r>
     </w:p>
     <w:p>
@@ -317,18 +3199,815 @@
           <w:rFonts w:hint="eastAsia" w:ascii="隶书" w:hAnsi="隶书" w:eastAsia="隶书" w:cs="隶书"/>
           <w:sz w:val="96"/>
           <w:szCs w:val="96"/>
+          <w:color w:val="000000"/>
         </w:rPr>
-        <w:t>本节对实验结果进行分析和讨论，解释结果的意义。</w:t>
+        <w:t>下面的公式使用 latex 字段输入。若已安装 latex2mathml，会转换为 OMML 渲染；否则退化为纯文本显示（引擎不会报错）。</w:t>
+      </w:r>
+    </w:p>
+    <w:p>
+      <w:pPr>
+        <w:jc w:val="center"/>
+      </w:pPr>
+      <w:r>
+        <w:t>f(x) = \frac{1}{\sigma\sqrt{2\pi}} e^{-\frac{(x-\mu)^2}{2\sigma^2}}    式(4-5)</w:t>
+      </w:r>
+    </w:p>
+    <w:p>
+      <w:pPr>
+        <w:jc w:val="center"/>
+      </w:pPr>
+      <w:r>
+        <w:t>\hat{y} = \frac{\sum_{i=1}^{n} w_i x_i}{\sum_{i=1}^{n} w_i}    式(4-6)</w:t>
+      </w:r>
+    </w:p>
+    <w:p>
+      <w:pPr>
+        <w:pStyle w:val="Heading1"/>
+        <w:spacing w:before="480" w:after="240"/>
+        <w:jc w:val="center"/>
+        <w:outlineLvl w:val="0"/>
+      </w:pPr>
+      <w:r>
+        <w:rPr>
+          <w:rFonts w:hint="eastAsia" w:ascii="幼圆" w:hAnsi="幼圆" w:eastAsia="幼圆" w:cs="幼圆"/>
+          <w:b/>
+          <w:sz w:val="32"/>
+          <w:szCs w:val="32"/>
+          <w:color w:val="000000"/>
+        </w:rPr>
+        <w:t>第五章  图片测试</w:t>
+      </w:r>
+    </w:p>
+    <w:p>
+      <w:pPr>
+        <w:pStyle w:val="Heading2"/>
+        <w:spacing w:before="240" w:after="120"/>
+        <w:jc w:val="left"/>
+        <w:outlineLvl w:val="1"/>
+      </w:pPr>
+      <w:r>
+        <w:rPr>
+          <w:rFonts w:hint="eastAsia" w:ascii="隶书" w:hAnsi="隶书" w:eastAsia="隶书" w:cs="隶书"/>
+          <w:b/>
+          <w:sz w:val="28"/>
+          <w:szCs w:val="28"/>
+          <w:color w:val="000000"/>
+        </w:rPr>
+        <w:t>5.1  base64 图片</w:t>
+      </w:r>
+    </w:p>
+    <w:p>
+      <w:pPr>
+        <w:spacing w:line="360" w:lineRule="auto"/>
+        <w:ind w:firstLine="480"/>
+      </w:pPr>
+      <w:r>
+        <w:rPr>
+          <w:rFonts w:hint="eastAsia" w:ascii="隶书" w:hAnsi="隶书" w:eastAsia="隶书" w:cs="隶书"/>
+          <w:sz w:val="96"/>
+          <w:szCs w:val="96"/>
+          <w:color w:val="000000"/>
+        </w:rPr>
+        <w:t>下面三张图片均使用 base64 内嵌模式（"base64" + "ext" 字段），图片数据直接存储在 JSON 中，无需外部文件依赖，适合跨机器、跨平台的数据交换场景。</w:t>
+      </w:r>
+    </w:p>
+    <w:p>
+      <w:pPr>
+        <w:jc w:val="center"/>
+      </w:pPr>
+      <w:r>
+        <w:drawing>
+          <wp:inline xmlns:a="http://schemas.openxmlformats.org/drawingml/2006/main" xmlns:pic="http://schemas.openxmlformats.org/drawingml/2006/picture">
+            <wp:extent cx="3200400" cy="2000250"/>
+            <wp:docPr id="1" name="Picture 1"/>
+            <wp:cNvGraphicFramePr>
+              <a:graphicFrameLocks noChangeAspect="1"/>
+            </wp:cNvGraphicFramePr>
+            <a:graphic>
+              <a:graphicData uri="http://schemas.openxmlformats.org/drawingml/2006/picture">
+                <pic:pic>
+                  <pic:nvPicPr>
+                    <pic:cNvPr id="0" name="image.png"/>
+                    <pic:cNvPicPr/>
+                  </pic:nvPicPr>
+                  <pic:blipFill>
+                    <a:blip r:embed="rId9"/>
+                    <a:stretch>
+                      <a:fillRect/>
+                    </a:stretch>
+                  </pic:blipFill>
+                  <pic:spPr>
+                    <a:xfrm>
+                      <a:off x="0" y="0"/>
+                      <a:ext cx="3200400" cy="2000250"/>
+                    </a:xfrm>
+                    <a:prstGeom prst="rect"/>
+                  </pic:spPr>
+                </pic:pic>
+              </a:graphicData>
+            </a:graphic>
+          </wp:inline>
+        </w:drawing>
+      </w:r>
+    </w:p>
+    <w:p>
+      <w:pPr>
+        <w:jc w:val="center"/>
+      </w:pPr>
+      <w:r>
+        <w:rPr>
+          <w:rFonts w:hint="eastAsia" w:ascii="华文行楷" w:hAnsi="华文行楷" w:eastAsia="华文行楷" w:cs="华文行楷"/>
+          <w:b/>
+          <w:bCs/>
+          <w:sz w:val="21"/>
+          <w:szCs w:val="21"/>
+        </w:rPr>
+        <w:t>图 5-1  系统架构示意图（base64，居中，3.5英寸）</w:t>
+      </w:r>
+    </w:p>
+    <w:p>
+      <w:pPr>
+        <w:jc w:val="center"/>
+      </w:pPr>
+      <w:r>
+        <w:drawing>
+          <wp:inline xmlns:a="http://schemas.openxmlformats.org/drawingml/2006/main" xmlns:pic="http://schemas.openxmlformats.org/drawingml/2006/picture">
+            <wp:extent cx="3200400" cy="2000250"/>
+            <wp:docPr id="2" name="Picture 2"/>
+            <wp:cNvGraphicFramePr>
+              <a:graphicFrameLocks noChangeAspect="1"/>
+            </wp:cNvGraphicFramePr>
+            <a:graphic>
+              <a:graphicData uri="http://schemas.openxmlformats.org/drawingml/2006/picture">
+                <pic:pic>
+                  <pic:nvPicPr>
+                    <pic:cNvPr id="0" name="image.png"/>
+                    <pic:cNvPicPr/>
+                  </pic:nvPicPr>
+                  <pic:blipFill>
+                    <a:blip r:embed="rId10"/>
+                    <a:stretch>
+                      <a:fillRect/>
+                    </a:stretch>
+                  </pic:blipFill>
+                  <pic:spPr>
+                    <a:xfrm>
+                      <a:off x="0" y="0"/>
+                      <a:ext cx="3200400" cy="2000250"/>
+                    </a:xfrm>
+                    <a:prstGeom prst="rect"/>
+                  </pic:spPr>
+                </pic:pic>
+              </a:graphicData>
+            </a:graphic>
+          </wp:inline>
+        </w:drawing>
+      </w:r>
+    </w:p>
+    <w:p>
+      <w:pPr>
+        <w:jc w:val="center"/>
+      </w:pPr>
+      <w:r>
+        <w:rPr>
+          <w:rFonts w:hint="eastAsia" w:ascii="华文行楷" w:hAnsi="华文行楷" w:eastAsia="华文行楷" w:cs="华文行楷"/>
+          <w:b/>
+          <w:bCs/>
+          <w:sz w:val="21"/>
+          <w:szCs w:val="21"/>
+        </w:rPr>
+        <w:t>图 5-2  性能曲线对比图（base64，居中，3.5英寸）</w:t>
+      </w:r>
+    </w:p>
+    <w:p>
+      <w:pPr>
+        <w:jc w:val="center"/>
+      </w:pPr>
+      <w:r>
+        <w:drawing>
+          <wp:inline xmlns:a="http://schemas.openxmlformats.org/drawingml/2006/main" xmlns:pic="http://schemas.openxmlformats.org/drawingml/2006/picture">
+            <wp:extent cx="2743200" cy="1714500"/>
+            <wp:docPr id="3" name="Picture 3"/>
+            <wp:cNvGraphicFramePr>
+              <a:graphicFrameLocks noChangeAspect="1"/>
+            </wp:cNvGraphicFramePr>
+            <a:graphic>
+              <a:graphicData uri="http://schemas.openxmlformats.org/drawingml/2006/picture">
+                <pic:pic>
+                  <pic:nvPicPr>
+                    <pic:cNvPr id="0" name="image.png"/>
+                    <pic:cNvPicPr/>
+                  </pic:nvPicPr>
+                  <pic:blipFill>
+                    <a:blip r:embed="rId11"/>
+                    <a:stretch>
+                      <a:fillRect/>
+                    </a:stretch>
+                  </pic:blipFill>
+                  <pic:spPr>
+                    <a:xfrm>
+                      <a:off x="0" y="0"/>
+                      <a:ext cx="2743200" cy="1714500"/>
+                    </a:xfrm>
+                    <a:prstGeom prst="rect"/>
+                  </pic:spPr>
+                </pic:pic>
+              </a:graphicData>
+            </a:graphic>
+          </wp:inline>
+        </w:drawing>
+      </w:r>
+    </w:p>
+    <w:p>
+      <w:pPr>
+        <w:pStyle w:val="Heading2"/>
+        <w:spacing w:before="240" w:after="120"/>
+        <w:jc w:val="left"/>
+        <w:outlineLvl w:val="1"/>
+      </w:pPr>
+      <w:r>
+        <w:rPr>
+          <w:rFonts w:hint="eastAsia" w:ascii="隶书" w:hAnsi="隶书" w:eastAsia="隶书" w:cs="隶书"/>
+          <w:b/>
+          <w:sz w:val="28"/>
+          <w:szCs w:val="28"/>
+          <w:color w:val="000000"/>
+        </w:rPr>
+        <w:t>5.2  本地路径图片</w:t>
+      </w:r>
+    </w:p>
+    <w:p>
+      <w:pPr>
+        <w:spacing w:line="360" w:lineRule="auto"/>
+        <w:ind w:firstLine="480"/>
+      </w:pPr>
+      <w:r>
+        <w:rPr>
+          <w:rFonts w:hint="eastAsia" w:ascii="隶书" w:hAnsi="隶书" w:eastAsia="隶书" w:cs="隶书"/>
+          <w:sz w:val="96"/>
+          <w:szCs w:val="96"/>
+          <w:color w:val="000000"/>
+        </w:rPr>
+        <w:t>下面的图片使用 "path" 字段指定本地文件路径：</w:t>
+        <w:br/>
+        <w:br/>
+        <w:t xml:space="preserve">  "path": "/mnt/user-data/outputs/test_figure.png"</w:t>
+        <w:br/>
+        <w:br/>
+        <w:t>引擎读取该路径的文件内容并嵌入文档。若文件不存在，引擎会自动插入占位文字而不报错。</w:t>
+      </w:r>
+    </w:p>
+    <w:p>
+      <w:pPr>
+        <w:jc w:val="center"/>
+      </w:pPr>
+      <w:r>
+        <w:t>[图片占位：图 5-3  棋盘格测试图（path 模式，居中，3.0英寸）]</w:t>
+      </w:r>
+    </w:p>
+    <w:p>
+      <w:pPr>
+        <w:jc w:val="center"/>
+      </w:pPr>
+      <w:r>
+        <w:t>[图片占位：图 5-4  不存在的图片（应显示占位文字）]</w:t>
+      </w:r>
+    </w:p>
+    <w:p>
+      <w:pPr>
+        <w:pStyle w:val="Heading2"/>
+        <w:spacing w:before="240" w:after="120"/>
+        <w:jc w:val="left"/>
+        <w:outlineLvl w:val="1"/>
+      </w:pPr>
+      <w:r>
+        <w:rPr>
+          <w:rFonts w:hint="eastAsia" w:ascii="隶书" w:hAnsi="隶书" w:eastAsia="隶书" w:cs="隶书"/>
+          <w:b/>
+          <w:sz w:val="28"/>
+          <w:szCs w:val="28"/>
+          <w:color w:val="000000"/>
+        </w:rPr>
+        <w:t>5.3  对齐方式测试</w:t>
+      </w:r>
+    </w:p>
+    <w:p>
+      <w:pPr>
+        <w:spacing w:line="360" w:lineRule="auto"/>
+        <w:ind w:firstLine="480"/>
+      </w:pPr>
+      <w:r>
+        <w:rPr>
+          <w:rFonts w:hint="eastAsia" w:ascii="隶书" w:hAnsi="隶书" w:eastAsia="隶书" w:cs="隶书"/>
+          <w:sz w:val="96"/>
+          <w:szCs w:val="96"/>
+          <w:color w:val="000000"/>
+        </w:rPr>
+        <w:t>下面三张小图分别测试 left / center / right 三种对齐方式。</w:t>
+      </w:r>
+    </w:p>
+    <w:p>
+      <w:pPr>
+        <w:jc w:val="center"/>
+      </w:pPr>
+      <w:r>
+        <w:drawing>
+          <wp:inline xmlns:a="http://schemas.openxmlformats.org/drawingml/2006/main" xmlns:pic="http://schemas.openxmlformats.org/drawingml/2006/picture">
+            <wp:extent cx="1371600" cy="857250"/>
+            <wp:docPr id="4" name="Picture 4"/>
+            <wp:cNvGraphicFramePr>
+              <a:graphicFrameLocks noChangeAspect="1"/>
+            </wp:cNvGraphicFramePr>
+            <a:graphic>
+              <a:graphicData uri="http://schemas.openxmlformats.org/drawingml/2006/picture">
+                <pic:pic>
+                  <pic:nvPicPr>
+                    <pic:cNvPr id="0" name="image.png"/>
+                    <pic:cNvPicPr/>
+                  </pic:nvPicPr>
+                  <pic:blipFill>
+                    <a:blip r:embed="rId9"/>
+                    <a:stretch>
+                      <a:fillRect/>
+                    </a:stretch>
+                  </pic:blipFill>
+                  <pic:spPr>
+                    <a:xfrm>
+                      <a:off x="0" y="0"/>
+                      <a:ext cx="1371600" cy="857250"/>
+                    </a:xfrm>
+                    <a:prstGeom prst="rect"/>
+                  </pic:spPr>
+                </pic:pic>
+              </a:graphicData>
+            </a:graphic>
+          </wp:inline>
+        </w:drawing>
+      </w:r>
+    </w:p>
+    <w:p>
+      <w:pPr>
+        <w:jc w:val="center"/>
+      </w:pPr>
+      <w:r>
+        <w:rPr>
+          <w:rFonts w:hint="eastAsia" w:ascii="华文行楷" w:hAnsi="华文行楷" w:eastAsia="华文行楷" w:cs="华文行楷"/>
+          <w:b/>
+          <w:bCs/>
+          <w:sz w:val="21"/>
+          <w:szCs w:val="21"/>
+        </w:rPr>
+        <w:t>左对齐图（1.5英寸）</w:t>
+      </w:r>
+    </w:p>
+    <w:p>
+      <w:pPr>
+        <w:jc w:val="center"/>
+      </w:pPr>
+      <w:r>
+        <w:drawing>
+          <wp:inline xmlns:a="http://schemas.openxmlformats.org/drawingml/2006/main" xmlns:pic="http://schemas.openxmlformats.org/drawingml/2006/picture">
+            <wp:extent cx="1371600" cy="857250"/>
+            <wp:docPr id="5" name="Picture 5"/>
+            <wp:cNvGraphicFramePr>
+              <a:graphicFrameLocks noChangeAspect="1"/>
+            </wp:cNvGraphicFramePr>
+            <a:graphic>
+              <a:graphicData uri="http://schemas.openxmlformats.org/drawingml/2006/picture">
+                <pic:pic>
+                  <pic:nvPicPr>
+                    <pic:cNvPr id="0" name="image.png"/>
+                    <pic:cNvPicPr/>
+                  </pic:nvPicPr>
+                  <pic:blipFill>
+                    <a:blip r:embed="rId9"/>
+                    <a:stretch>
+                      <a:fillRect/>
+                    </a:stretch>
+                  </pic:blipFill>
+                  <pic:spPr>
+                    <a:xfrm>
+                      <a:off x="0" y="0"/>
+                      <a:ext cx="1371600" cy="857250"/>
+                    </a:xfrm>
+                    <a:prstGeom prst="rect"/>
+                  </pic:spPr>
+                </pic:pic>
+              </a:graphicData>
+            </a:graphic>
+          </wp:inline>
+        </w:drawing>
+      </w:r>
+    </w:p>
+    <w:p>
+      <w:pPr>
+        <w:jc w:val="center"/>
+      </w:pPr>
+      <w:r>
+        <w:rPr>
+          <w:rFonts w:hint="eastAsia" w:ascii="华文行楷" w:hAnsi="华文行楷" w:eastAsia="华文行楷" w:cs="华文行楷"/>
+          <w:b/>
+          <w:bCs/>
+          <w:sz w:val="21"/>
+          <w:szCs w:val="21"/>
+        </w:rPr>
+        <w:t>居中图（1.5英寸）</w:t>
+      </w:r>
+    </w:p>
+    <w:p>
+      <w:pPr>
+        <w:jc w:val="center"/>
+      </w:pPr>
+      <w:r>
+        <w:drawing>
+          <wp:inline xmlns:a="http://schemas.openxmlformats.org/drawingml/2006/main" xmlns:pic="http://schemas.openxmlformats.org/drawingml/2006/picture">
+            <wp:extent cx="1371600" cy="857250"/>
+            <wp:docPr id="6" name="Picture 6"/>
+            <wp:cNvGraphicFramePr>
+              <a:graphicFrameLocks noChangeAspect="1"/>
+            </wp:cNvGraphicFramePr>
+            <a:graphic>
+              <a:graphicData uri="http://schemas.openxmlformats.org/drawingml/2006/picture">
+                <pic:pic>
+                  <pic:nvPicPr>
+                    <pic:cNvPr id="0" name="image.png"/>
+                    <pic:cNvPicPr/>
+                  </pic:nvPicPr>
+                  <pic:blipFill>
+                    <a:blip r:embed="rId9"/>
+                    <a:stretch>
+                      <a:fillRect/>
+                    </a:stretch>
+                  </pic:blipFill>
+                  <pic:spPr>
+                    <a:xfrm>
+                      <a:off x="0" y="0"/>
+                      <a:ext cx="1371600" cy="857250"/>
+                    </a:xfrm>
+                    <a:prstGeom prst="rect"/>
+                  </pic:spPr>
+                </pic:pic>
+              </a:graphicData>
+            </a:graphic>
+          </wp:inline>
+        </w:drawing>
+      </w:r>
+    </w:p>
+    <w:p>
+      <w:pPr>
+        <w:jc w:val="center"/>
+      </w:pPr>
+      <w:r>
+        <w:rPr>
+          <w:rFonts w:hint="eastAsia" w:ascii="华文行楷" w:hAnsi="华文行楷" w:eastAsia="华文行楷" w:cs="华文行楷"/>
+          <w:b/>
+          <w:bCs/>
+          <w:sz w:val="21"/>
+          <w:szCs w:val="21"/>
+        </w:rPr>
+        <w:t>右对齐图（1.5英寸）</w:t>
+      </w:r>
+    </w:p>
+    <w:p/>
+    <w:p>
+      <w:pPr>
+        <w:pStyle w:val="Heading1"/>
+        <w:spacing w:before="480" w:after="240"/>
+        <w:jc w:val="center"/>
+        <w:outlineLvl w:val="0"/>
+      </w:pPr>
+      <w:r>
+        <w:rPr>
+          <w:rFonts w:hint="eastAsia" w:ascii="幼圆" w:hAnsi="幼圆" w:eastAsia="幼圆" w:cs="幼圆"/>
+          <w:b/>
+          <w:sz w:val="32"/>
+          <w:szCs w:val="32"/>
+          <w:color w:val="000000"/>
+        </w:rPr>
+        <w:t>结  论</w:t>
+      </w:r>
+    </w:p>
+    <w:p>
+      <w:r>
+        <w:t>本测试文档验证了 docx_inline_tag_engine v5 的全部功能模块：</w:t>
+      </w:r>
+    </w:p>
+    <w:p>
+      <w:r>
+        <w:t>（1）前置章节（摘要/英文摘要）：标题样式独立，toc_exclude 正常工作。</w:t>
+      </w:r>
+    </w:p>
+    <w:p>
+      <w:r>
+        <w:t>（2）目录：manual 模式支持前置页罗马数字 + 正文阿拉伯数字混用，格式由模板 [[目录]] 块控制。</w:t>
+      </w:r>
+    </w:p>
+    <w:p>
+      <w:r>
+        <w:t>（3）表格：三列标准表、五列宽表、无标题表均正常渲染，表头自动加粗，格式继承模板样式。</w:t>
+      </w:r>
+    </w:p>
+    <w:p>
+      <w:r>
+        <w:t>（4）公式：OMML 直通的五种结构（简单分数、上标、求和、根号、嵌套）全部正确；LaTeX 模式在有/无依赖两种情况下均不报错。</w:t>
+      </w:r>
+    </w:p>
+    <w:p>
+      <w:r>
+        <w:t>（5）图片：base64 和 path 两种来源均正常插入；三种对齐方式（left/center/right）均正确；无效路径优雅降级为占位文字。</w:t>
+      </w:r>
+    </w:p>
+    <w:p>
+      <w:r>
+        <w:t>（6）页脚：前置页小写罗马数字、正文 -X- 格式，分节独立计数。</w:t>
+      </w:r>
+    </w:p>
+    <w:p/>
+    <w:p>
+      <w:pPr>
+        <w:pStyle w:val="Heading1"/>
+        <w:spacing w:before="480" w:after="240"/>
+        <w:jc w:val="center"/>
+        <w:outlineLvl w:val="0"/>
+      </w:pPr>
+      <w:r>
+        <w:rPr>
+          <w:rFonts w:hint="eastAsia" w:ascii="幼圆" w:hAnsi="幼圆" w:eastAsia="幼圆" w:cs="幼圆"/>
+          <w:b/>
+          <w:sz w:val="32"/>
+          <w:szCs w:val="32"/>
+          <w:color w:val="000000"/>
+        </w:rPr>
+        <w:t>致  谢</w:t>
+      </w:r>
+    </w:p>
+    <w:p>
+      <w:r>
+        <w:t>感谢 python-docx 开源社区提供了优秀的 Word XML 操作接口</w:t>
+      </w:r>
+      <w:r>
+        <w:rPr>
+          <w:vertAlign w:val="superscript"/>
+        </w:rPr>
+      </w:r>
+      <w:r>
+        <w:t xml:space="preserve">。</w:t>
+      </w:r>
+    </w:p>
+    <w:p>
+      <w:r>
+        <w:t>感谢所有提供反馈和建议的用户，你们的意见直接推动了引擎功能的完善。</w:t>
+      </w:r>
+    </w:p>
+    <w:p/>
+    <w:p>
+      <w:pPr>
+        <w:pStyle w:val="Heading1"/>
+        <w:spacing w:before="480" w:after="240"/>
+        <w:jc w:val="center"/>
+        <w:outlineLvl w:val="0"/>
+      </w:pPr>
+      <w:r>
+        <w:rPr>
+          <w:rFonts w:hint="eastAsia" w:ascii="幼圆" w:hAnsi="幼圆" w:eastAsia="幼圆" w:cs="幼圆"/>
+          <w:b/>
+          <w:sz w:val="32"/>
+          <w:szCs w:val="32"/>
+          <w:color w:val="000000"/>
+        </w:rPr>
+        <w:t>已发表的学术论文目录</w:t>
+      </w:r>
+    </w:p>
+    <w:p>
+      <w:r>
+        <w:t>1. 张三, 李四. 基于标记驱动的 Word 文档自动排版引擎[J]. 计算机应用研究, 2025, 42(6): 1-8.</w:t>
+      </w:r>
+    </w:p>
+    <w:p>
+      <w:r>
+        <w:t>2. Zhang S, Li S. Tag-driven Automatic Typesetting for Academic Documents[C]. ICDAR 2025, 2025: 234-241.</w:t>
+      </w:r>
+    </w:p>
+    <w:p/>
+    <w:p>
+      <w:pPr>
+        <w:pStyle w:val="Heading1"/>
+        <w:spacing w:before="480" w:after="240"/>
+        <w:jc w:val="center"/>
+        <w:outlineLvl w:val="9"/>
+      </w:pPr>
+      <w:r>
+        <w:rPr>
+          <w:rFonts w:hint="eastAsia" w:ascii="幼圆" w:hAnsi="幼圆" w:eastAsia="幼圆" w:cs="幼圆"/>
+          <w:b/>
+          <w:sz w:val="32"/>
+          <w:szCs w:val="32"/>
+          <w:color w:val="000000"/>
+        </w:rPr>
+        <w:t>附录A  OMML 参考速查</w:t>
+      </w:r>
+    </w:p>
+    <w:p>
+      <w:r>
+        <w:t>常用 OMML 元素速查：</w:t>
+      </w:r>
+    </w:p>
+    <w:p>
+      <w:r>
+        <w:t>m:f        → 分数（num/den）</w:t>
+      </w:r>
+    </w:p>
+    <w:p>
+      <w:r>
+        <w:t>m:sSup     → 上标（e/sup）</w:t>
+      </w:r>
+    </w:p>
+    <w:p>
+      <w:r>
+        <w:t>m:sSub     → 下标（e/sub）</w:t>
+      </w:r>
+    </w:p>
+    <w:p>
+      <w:r>
+        <w:t>m:sSubSup  → 上下标（e/sub/sup）</w:t>
+      </w:r>
+    </w:p>
+    <w:p>
+      <w:r>
+        <w:t>m:rad      → 根号（radPr/deg/e）</w:t>
+      </w:r>
+    </w:p>
+    <w:p>
+      <w:r>
+        <w:t>m:r + m:t  → 文字 run</w:t>
+      </w:r>
+    </w:p>
+    <w:p>
+      <w:pPr>
+        <w:pStyle w:val="Heading1"/>
+        <w:spacing w:before="480" w:after="240"/>
+        <w:jc w:val="center"/>
+        <w:outlineLvl w:val="0"/>
+      </w:pPr>
+      <w:r>
+        <w:rPr>
+          <w:rFonts w:hint="eastAsia" w:ascii="幼圆" w:hAnsi="幼圆" w:eastAsia="幼圆" w:cs="幼圆"/>
+          <w:b/>
+          <w:sz w:val="32"/>
+          <w:szCs w:val="32"/>
+          <w:color w:val="000000"/>
+        </w:rPr>
+        <w:t>参考文献</w:t>
+      </w:r>
+    </w:p>
+    <w:p>
+      <w:pPr>
+        <w:ind w:left="480" w:hanging="480"/>
+      </w:pPr>
+      <w:r>
+        <w:rPr>
+          <w:b/>
+          <w:bCs/>
+          <w:sz w:val="72"/>
+          <w:szCs w:val="72"/>
+        </w:rPr>
+        <w:t xml:space="preserve">[1] </w:t>
+      </w:r>
+      <w:r>
+        <w:rPr>
+          <w:b/>
+          <w:bCs/>
+          <w:sz w:val="72"/>
+          <w:szCs w:val="72"/>
+        </w:rPr>
+        <w:t>Knuth D E. The TeXbook[M]. Reading, MA: Addison-Wesley Professional, 1984.</w:t>
+      </w:r>
+    </w:p>
+    <w:p>
+      <w:pPr>
+        <w:ind w:left="480" w:hanging="480"/>
+      </w:pPr>
+      <w:r>
+        <w:rPr>
+          <w:b/>
+          <w:bCs/>
+          <w:sz w:val="72"/>
+          <w:szCs w:val="72"/>
+        </w:rPr>
+        <w:t xml:space="preserve">[2] </w:t>
+      </w:r>
+      <w:r>
+        <w:rPr>
+          <w:b/>
+          <w:bCs/>
+          <w:sz w:val="72"/>
+          <w:szCs w:val="72"/>
+        </w:rPr>
+        <w:t>Clark A. python-docx: Create and update Microsoft Word .docx files[EB/OL]. https://python-docx.readthedocs.io, 2023.</w:t>
+      </w:r>
+    </w:p>
+    <w:p>
+      <w:pPr>
+        <w:ind w:left="480" w:hanging="480"/>
+      </w:pPr>
+      <w:r>
+        <w:rPr>
+          <w:b/>
+          <w:bCs/>
+          <w:sz w:val="72"/>
+          <w:szCs w:val="72"/>
+        </w:rPr>
+        <w:t xml:space="preserve">[3] </w:t>
+      </w:r>
+      <w:r>
+        <w:rPr>
+          <w:b/>
+          <w:bCs/>
+          <w:sz w:val="72"/>
+          <w:szCs w:val="72"/>
+        </w:rPr>
+        <w:t>ISO/IEC 29500-1:2016. Information technology — Document description and processing languages — Office Open XML File Formats — Part 1[S]. Geneva: ISO, 2016.</w:t>
+      </w:r>
+    </w:p>
+    <w:p>
+      <w:pPr>
+        <w:ind w:left="480" w:hanging="480"/>
+      </w:pPr>
+      <w:r>
+        <w:rPr>
+          <w:b/>
+          <w:bCs/>
+          <w:sz w:val="72"/>
+          <w:szCs w:val="72"/>
+        </w:rPr>
+        <w:t xml:space="preserve">[4] </w:t>
+      </w:r>
+      <w:r>
+        <w:rPr>
+          <w:b/>
+          <w:bCs/>
+          <w:sz w:val="72"/>
+          <w:szCs w:val="72"/>
+        </w:rPr>
+        <w:t>Anthropic. Claude Technical Report[R]. San Francisco: Anthropic, 2024.</w:t>
       </w:r>
     </w:p>
     <w:sectPr>
+      <w:footerReference w:type="default" r:id="rId13"/>
       <w:pgSz w:w="12240" w:h="15840"/>
       <w:pgMar w:top="1440" w:right="1800" w:bottom="1440" w:left="1800" w:header="720" w:footer="720" w:gutter="0"/>
       <w:cols w:space="720"/>
       <w:docGrid w:linePitch="360"/>
+      <w:pgNumType w:fmt="decimal" w:start="1"/>
     </w:sectPr>
   </w:body>
 </w:document>
+</file>
+
+<file path=word/footer1.xml><?xml version="1.0" encoding="utf-8"?>
+<w:ftr xmlns:m="http://schemas.openxmlformats.org/officeDocument/2006/math" xmlns:mc="http://schemas.openxmlformats.org/markup-compatibility/2006" xmlns:mo="http://schemas.microsoft.com/office/mac/office/2008/main" xmlns:mv="urn:schemas-microsoft-com:mac:vml" xmlns:o="urn:schemas-microsoft-com:office:office" xmlns:r="http://schemas.openxmlformats.org/officeDocument/2006/relationships" xmlns:v="urn:schemas-microsoft-com:vml" xmlns:w10="urn:schemas-microsoft-com:office:word" xmlns:w14="http://schemas.microsoft.com/office/word/2010/wordml" xmlns:w="http://schemas.openxmlformats.org/wordprocessingml/2006/main" xmlns:wne="http://schemas.microsoft.com/office/word/2006/wordml" xmlns:wp14="http://schemas.microsoft.com/office/word/2010/wordprocessingDrawing" xmlns:wp="http://schemas.openxmlformats.org/drawingml/2006/wordprocessingDrawing" xmlns:wpc="http://schemas.microsoft.com/office/word/2010/wordprocessingCanvas" xmlns:wpg="http://schemas.microsoft.com/office/word/2010/wordprocessingGroup" xmlns:wpi="http://schemas.microsoft.com/office/word/2010/wordprocessingInk" xmlns:wps="http://schemas.microsoft.com/office/word/2010/wordprocessingShape" mc:Ignorable="w14 wp14">
+  <w:p>
+    <w:pPr>
+      <w:pStyle w:val="Footer"/>
+      <w:jc w:val="center"/>
+    </w:pPr>
+    <w:r>
+      <w:fldChar w:fldCharType="begin"/>
+    </w:r>
+    <w:r>
+      <w:instrText xml:space="preserve"> PAGE </w:instrText>
+    </w:r>
+    <w:r>
+      <w:fldChar w:fldCharType="end"/>
+    </w:r>
+  </w:p>
+</w:ftr>
+</file>
+
+<file path=word/footer2.xml><?xml version="1.0" encoding="utf-8"?>
+<w:ftr xmlns:m="http://schemas.openxmlformats.org/officeDocument/2006/math" xmlns:mc="http://schemas.openxmlformats.org/markup-compatibility/2006" xmlns:mo="http://schemas.microsoft.com/office/mac/office/2008/main" xmlns:mv="urn:schemas-microsoft-com:mac:vml" xmlns:o="urn:schemas-microsoft-com:office:office" xmlns:r="http://schemas.openxmlformats.org/officeDocument/2006/relationships" xmlns:v="urn:schemas-microsoft-com:vml" xmlns:w10="urn:schemas-microsoft-com:office:word" xmlns:w14="http://schemas.microsoft.com/office/word/2010/wordml" xmlns:w="http://schemas.openxmlformats.org/wordprocessingml/2006/main" xmlns:wne="http://schemas.microsoft.com/office/word/2006/wordml" xmlns:wp14="http://schemas.microsoft.com/office/word/2010/wordprocessingDrawing" xmlns:wp="http://schemas.openxmlformats.org/drawingml/2006/wordprocessingDrawing" xmlns:wpc="http://schemas.microsoft.com/office/word/2010/wordprocessingCanvas" xmlns:wpg="http://schemas.microsoft.com/office/word/2010/wordprocessingGroup" xmlns:wpi="http://schemas.microsoft.com/office/word/2010/wordprocessingInk" xmlns:wps="http://schemas.microsoft.com/office/word/2010/wordprocessingShape" mc:Ignorable="w14 wp14">
+  <w:p>
+    <w:pPr>
+      <w:pStyle w:val="Footer"/>
+      <w:jc w:val="center"/>
+    </w:pPr>
+    <w:r>
+      <w:t xml:space="preserve">- </w:t>
+    </w:r>
+    <w:r>
+      <w:fldChar w:fldCharType="begin"/>
+    </w:r>
+    <w:r>
+      <w:instrText xml:space="preserve"> PAGE </w:instrText>
+    </w:r>
+    <w:r>
+      <w:fldChar w:fldCharType="end"/>
+    </w:r>
+    <w:r>
+      <w:t xml:space="preserve"> -</w:t>
+    </w:r>
+  </w:p>
+</w:ftr>
 </file>
 
 <file path=word/numbering.xml><?xml version="1.0" encoding="utf-8"?>

--- a/data/output.docx
+++ b/data/output.docx
@@ -16,6 +16,7 @@
           <w:b/>
           <w:sz w:val="32"/>
           <w:szCs w:val="32"/>
+          <w:lang w:val="en-US" w:eastAsia="zh-CN"/>
           <w:color w:val="000000"/>
         </w:rPr>
         <w:t>摘  要</w:t>
@@ -50,6 +51,7 @@
           <w:b/>
           <w:sz w:val="32"/>
           <w:szCs w:val="32"/>
+          <w:lang w:val="en-US" w:eastAsia="zh-CN"/>
           <w:color w:val="000000"/>
         </w:rPr>
         <w:t>Abstract</w:t>
@@ -83,6 +85,7 @@
           <w:b/>
           <w:sz w:val="32"/>
           <w:szCs w:val="32"/>
+          <w:lang w:val="en-US" w:eastAsia="zh-CN"/>
           <w:color w:val="000000"/>
         </w:rPr>
         <w:t>目  录</w:t>
@@ -811,6 +814,7 @@
           <w:b/>
           <w:sz w:val="32"/>
           <w:szCs w:val="32"/>
+          <w:lang w:val="en-US" w:eastAsia="zh-CN"/>
           <w:color w:val="000000"/>
         </w:rPr>
         <w:t>第一章  引言</w:t>
@@ -922,6 +926,7 @@
           <w:b/>
           <w:sz w:val="32"/>
           <w:szCs w:val="32"/>
+          <w:lang w:val="en-US" w:eastAsia="zh-CN"/>
           <w:color w:val="000000"/>
         </w:rPr>
         <w:t>第二章  正文排版测试</w:t>
@@ -1066,6 +1071,7 @@
           <w:b/>
           <w:sz w:val="32"/>
           <w:szCs w:val="32"/>
+          <w:lang w:val="en-US" w:eastAsia="zh-CN"/>
           <w:color w:val="000000"/>
         </w:rPr>
         <w:t>第三章  表格测试</w:t>
@@ -2852,6 +2858,7 @@
           <w:b/>
           <w:sz w:val="32"/>
           <w:szCs w:val="32"/>
+          <w:lang w:val="en-US" w:eastAsia="zh-CN"/>
           <w:color w:val="000000"/>
         </w:rPr>
         <w:t>第四章  公式测试</w:t>
@@ -3233,6 +3240,7 @@
           <w:b/>
           <w:sz w:val="32"/>
           <w:szCs w:val="32"/>
+          <w:lang w:val="en-US" w:eastAsia="zh-CN"/>
           <w:color w:val="000000"/>
         </w:rPr>
         <w:t>第五章  图片测试</w:t>
@@ -3312,15 +3320,15 @@
     </w:p>
     <w:p>
       <w:pPr>
-        <w:jc w:val="center"/>
+        <w:jc w:val="left"/>
       </w:pPr>
       <w:r>
         <w:rPr>
           <w:rFonts w:hint="eastAsia" w:ascii="华文行楷" w:hAnsi="华文行楷" w:eastAsia="华文行楷" w:cs="华文行楷"/>
           <w:b/>
           <w:bCs/>
-          <w:sz w:val="21"/>
-          <w:szCs w:val="21"/>
+          <w:sz w:val="96"/>
+          <w:szCs w:val="96"/>
         </w:rPr>
         <w:t>图 5-1  系统架构示意图（base64，居中，3.5英寸）</w:t>
       </w:r>
@@ -3366,15 +3374,15 @@
     </w:p>
     <w:p>
       <w:pPr>
-        <w:jc w:val="center"/>
+        <w:jc w:val="left"/>
       </w:pPr>
       <w:r>
         <w:rPr>
           <w:rFonts w:hint="eastAsia" w:ascii="华文行楷" w:hAnsi="华文行楷" w:eastAsia="华文行楷" w:cs="华文行楷"/>
           <w:b/>
           <w:bCs/>
-          <w:sz w:val="21"/>
-          <w:szCs w:val="21"/>
+          <w:sz w:val="96"/>
+          <w:szCs w:val="96"/>
         </w:rPr>
         <w:t>图 5-2  性能曲线对比图（base64，居中，3.5英寸）</w:t>
       </w:r>
@@ -3547,15 +3555,15 @@
     </w:p>
     <w:p>
       <w:pPr>
-        <w:jc w:val="center"/>
+        <w:jc w:val="left"/>
       </w:pPr>
       <w:r>
         <w:rPr>
           <w:rFonts w:hint="eastAsia" w:ascii="华文行楷" w:hAnsi="华文行楷" w:eastAsia="华文行楷" w:cs="华文行楷"/>
           <w:b/>
           <w:bCs/>
-          <w:sz w:val="21"/>
-          <w:szCs w:val="21"/>
+          <w:sz w:val="96"/>
+          <w:szCs w:val="96"/>
         </w:rPr>
         <w:t>左对齐图（1.5英寸）</w:t>
       </w:r>
@@ -3601,15 +3609,15 @@
     </w:p>
     <w:p>
       <w:pPr>
-        <w:jc w:val="center"/>
+        <w:jc w:val="left"/>
       </w:pPr>
       <w:r>
         <w:rPr>
           <w:rFonts w:hint="eastAsia" w:ascii="华文行楷" w:hAnsi="华文行楷" w:eastAsia="华文行楷" w:cs="华文行楷"/>
           <w:b/>
           <w:bCs/>
-          <w:sz w:val="21"/>
-          <w:szCs w:val="21"/>
+          <w:sz w:val="96"/>
+          <w:szCs w:val="96"/>
         </w:rPr>
         <w:t>居中图（1.5英寸）</w:t>
       </w:r>
@@ -3655,15 +3663,15 @@
     </w:p>
     <w:p>
       <w:pPr>
-        <w:jc w:val="center"/>
+        <w:jc w:val="left"/>
       </w:pPr>
       <w:r>
         <w:rPr>
           <w:rFonts w:hint="eastAsia" w:ascii="华文行楷" w:hAnsi="华文行楷" w:eastAsia="华文行楷" w:cs="华文行楷"/>
           <w:b/>
           <w:bCs/>
-          <w:sz w:val="21"/>
-          <w:szCs w:val="21"/>
+          <w:sz w:val="96"/>
+          <w:szCs w:val="96"/>
         </w:rPr>
         <w:t>右对齐图（1.5英寸）</w:t>
       </w:r>
@@ -3682,6 +3690,7 @@
           <w:b/>
           <w:sz w:val="32"/>
           <w:szCs w:val="32"/>
+          <w:lang w:val="en-US" w:eastAsia="zh-CN"/>
           <w:color w:val="000000"/>
         </w:rPr>
         <w:t>结  论</w:t>
@@ -3736,6 +3745,7 @@
           <w:b/>
           <w:sz w:val="32"/>
           <w:szCs w:val="32"/>
+          <w:lang w:val="en-US" w:eastAsia="zh-CN"/>
           <w:color w:val="000000"/>
         </w:rPr>
         <w:t>致  谢</w:t>
@@ -3773,6 +3783,7 @@
           <w:b/>
           <w:sz w:val="32"/>
           <w:szCs w:val="32"/>
+          <w:lang w:val="en-US" w:eastAsia="zh-CN"/>
           <w:color w:val="000000"/>
         </w:rPr>
         <w:t>已发表的学术论文目录</w:t>
@@ -3802,6 +3813,7 @@
           <w:b/>
           <w:sz w:val="32"/>
           <w:szCs w:val="32"/>
+          <w:lang w:val="en-US" w:eastAsia="zh-CN"/>
           <w:color w:val="000000"/>
         </w:rPr>
         <w:t>附录A  OMML 参考速查</w:t>
@@ -3855,6 +3867,7 @@
           <w:b/>
           <w:sz w:val="32"/>
           <w:szCs w:val="32"/>
+          <w:lang w:val="en-US" w:eastAsia="zh-CN"/>
           <w:color w:val="000000"/>
         </w:rPr>
         <w:t>参考文献</w:t>
